--- a/Димплом_2.docx
+++ b/Димплом_2.docx
@@ -5663,7 +5663,7 @@
             <w:pPr>
               <w:spacing w:line="240" w:lineRule="auto"/>
               <w:ind w:firstLine="0"/>
-              <w:jc w:val="center"/>
+              <w:jc w:val="left"/>
               <w:rPr>
                 <w:rFonts w:eastAsia="Times New Roman" w:cs="Times New Roman"/>
                 <w:sz w:val="24"/>
@@ -5691,7 +5691,7 @@
             <w:pPr>
               <w:spacing w:line="240" w:lineRule="auto"/>
               <w:ind w:firstLine="0"/>
-              <w:jc w:val="center"/>
+              <w:jc w:val="left"/>
               <w:rPr>
                 <w:rFonts w:eastAsia="Times New Roman" w:cs="Times New Roman"/>
                 <w:sz w:val="24"/>
@@ -5719,7 +5719,7 @@
             <w:pPr>
               <w:spacing w:line="240" w:lineRule="auto"/>
               <w:ind w:firstLine="0"/>
-              <w:jc w:val="center"/>
+              <w:jc w:val="left"/>
               <w:rPr>
                 <w:rFonts w:eastAsia="Times New Roman" w:cs="Times New Roman"/>
                 <w:sz w:val="24"/>
@@ -5747,7 +5747,7 @@
             <w:pPr>
               <w:spacing w:line="240" w:lineRule="auto"/>
               <w:ind w:firstLine="0"/>
-              <w:jc w:val="center"/>
+              <w:jc w:val="left"/>
               <w:rPr>
                 <w:rFonts w:eastAsia="Times New Roman" w:cs="Times New Roman"/>
                 <w:sz w:val="24"/>
@@ -5775,7 +5775,7 @@
             <w:pPr>
               <w:spacing w:line="240" w:lineRule="auto"/>
               <w:ind w:firstLine="0"/>
-              <w:jc w:val="center"/>
+              <w:jc w:val="left"/>
               <w:rPr>
                 <w:rFonts w:eastAsia="Times New Roman" w:cs="Times New Roman"/>
                 <w:sz w:val="24"/>
@@ -5803,7 +5803,7 @@
             <w:pPr>
               <w:spacing w:line="240" w:lineRule="auto"/>
               <w:ind w:firstLine="0"/>
-              <w:jc w:val="center"/>
+              <w:jc w:val="left"/>
               <w:rPr>
                 <w:rFonts w:eastAsia="Times New Roman" w:cs="Times New Roman"/>
                 <w:sz w:val="24"/>
@@ -5837,7 +5837,7 @@
             <w:pPr>
               <w:spacing w:line="240" w:lineRule="auto"/>
               <w:ind w:firstLine="0"/>
-              <w:jc w:val="center"/>
+              <w:jc w:val="left"/>
               <w:rPr>
                 <w:rFonts w:eastAsia="Times New Roman" w:cs="Times New Roman"/>
                 <w:sz w:val="24"/>
@@ -5865,7 +5865,7 @@
             <w:pPr>
               <w:spacing w:line="240" w:lineRule="auto"/>
               <w:ind w:firstLine="0"/>
-              <w:jc w:val="center"/>
+              <w:jc w:val="left"/>
               <w:rPr>
                 <w:rFonts w:eastAsia="Times New Roman" w:cs="Times New Roman"/>
                 <w:sz w:val="24"/>
@@ -5893,7 +5893,7 @@
             <w:pPr>
               <w:spacing w:line="240" w:lineRule="auto"/>
               <w:ind w:firstLine="0"/>
-              <w:jc w:val="center"/>
+              <w:jc w:val="left"/>
               <w:rPr>
                 <w:rFonts w:eastAsia="Times New Roman" w:cs="Times New Roman"/>
                 <w:sz w:val="24"/>
@@ -5921,7 +5921,7 @@
             <w:pPr>
               <w:spacing w:line="240" w:lineRule="auto"/>
               <w:ind w:firstLine="0"/>
-              <w:jc w:val="center"/>
+              <w:jc w:val="left"/>
               <w:rPr>
                 <w:rFonts w:eastAsia="Times New Roman" w:cs="Times New Roman"/>
                 <w:sz w:val="24"/>
@@ -5949,7 +5949,7 @@
             <w:pPr>
               <w:spacing w:line="240" w:lineRule="auto"/>
               <w:ind w:firstLine="0"/>
-              <w:jc w:val="center"/>
+              <w:jc w:val="left"/>
               <w:rPr>
                 <w:rFonts w:eastAsia="Times New Roman" w:cs="Times New Roman"/>
                 <w:sz w:val="24"/>
@@ -5977,7 +5977,7 @@
             <w:pPr>
               <w:spacing w:line="240" w:lineRule="auto"/>
               <w:ind w:firstLine="0"/>
-              <w:jc w:val="center"/>
+              <w:jc w:val="left"/>
               <w:rPr>
                 <w:rFonts w:eastAsia="Times New Roman" w:cs="Times New Roman"/>
                 <w:sz w:val="24"/>
@@ -6011,7 +6011,7 @@
             <w:pPr>
               <w:spacing w:line="240" w:lineRule="auto"/>
               <w:ind w:firstLine="0"/>
-              <w:jc w:val="center"/>
+              <w:jc w:val="left"/>
               <w:rPr>
                 <w:rFonts w:eastAsia="Times New Roman" w:cs="Times New Roman"/>
                 <w:sz w:val="24"/>
@@ -6039,7 +6039,7 @@
             <w:pPr>
               <w:spacing w:line="240" w:lineRule="auto"/>
               <w:ind w:firstLine="0"/>
-              <w:jc w:val="center"/>
+              <w:jc w:val="left"/>
               <w:rPr>
                 <w:rFonts w:eastAsia="Times New Roman" w:cs="Times New Roman"/>
                 <w:sz w:val="24"/>
@@ -6067,7 +6067,7 @@
             <w:pPr>
               <w:spacing w:line="240" w:lineRule="auto"/>
               <w:ind w:firstLine="0"/>
-              <w:jc w:val="center"/>
+              <w:jc w:val="left"/>
               <w:rPr>
                 <w:rFonts w:eastAsia="Times New Roman" w:cs="Times New Roman"/>
                 <w:sz w:val="24"/>
@@ -6095,7 +6095,7 @@
             <w:pPr>
               <w:spacing w:line="240" w:lineRule="auto"/>
               <w:ind w:firstLine="0"/>
-              <w:jc w:val="center"/>
+              <w:jc w:val="left"/>
               <w:rPr>
                 <w:rFonts w:eastAsia="Times New Roman" w:cs="Times New Roman"/>
                 <w:sz w:val="24"/>
@@ -6123,7 +6123,7 @@
             <w:pPr>
               <w:spacing w:line="240" w:lineRule="auto"/>
               <w:ind w:firstLine="0"/>
-              <w:jc w:val="center"/>
+              <w:jc w:val="left"/>
               <w:rPr>
                 <w:rFonts w:eastAsia="Times New Roman" w:cs="Times New Roman"/>
                 <w:sz w:val="24"/>
@@ -6151,7 +6151,7 @@
             <w:pPr>
               <w:spacing w:line="240" w:lineRule="auto"/>
               <w:ind w:firstLine="0"/>
-              <w:jc w:val="center"/>
+              <w:jc w:val="left"/>
               <w:rPr>
                 <w:rFonts w:eastAsia="Times New Roman" w:cs="Times New Roman"/>
                 <w:sz w:val="24"/>
@@ -9806,6 +9806,11 @@
       <w:bookmarkEnd w:id="20"/>
     </w:p>
     <w:p>
+      <w:pPr>
+        <w:rPr>
+          <w:lang w:val="ru-RU"/>
+        </w:rPr>
+      </w:pPr>
       <w:r>
         <w:rPr>
           <w:lang w:val="ru-RU"/>
@@ -12140,6 +12145,11 @@
     </w:tbl>
     <w:p/>
     <w:p>
+      <w:pPr>
+        <w:rPr>
+          <w:lang w:val="ru-RU"/>
+        </w:rPr>
+      </w:pPr>
       <w:r>
         <w:rPr>
           <w:lang w:val="ru-RU"/>
@@ -12148,6 +12158,11 @@
       </w:r>
     </w:p>
     <w:p>
+      <w:pPr>
+        <w:rPr>
+          <w:lang w:val="ru-RU"/>
+        </w:rPr>
+      </w:pPr>
       <w:r>
         <w:rPr>
           <w:lang w:val="ru-RU"/>
@@ -13715,6 +13730,11 @@
       </w:r>
     </w:p>
     <w:p>
+      <w:pPr>
+        <w:rPr>
+          <w:lang w:val="ru-RU"/>
+        </w:rPr>
+      </w:pPr>
       <w:r>
         <w:rPr>
           <w:lang w:val="ru-RU"/>
@@ -14116,6 +14136,11 @@
       <w:bookmarkEnd w:id="28"/>
     </w:p>
     <w:p>
+      <w:pPr>
+        <w:rPr>
+          <w:lang w:val="ru-RU"/>
+        </w:rPr>
+      </w:pPr>
       <w:r>
         <w:rPr>
           <w:lang w:val="ru-RU"/>
@@ -14124,6 +14149,11 @@
       </w:r>
     </w:p>
     <w:p>
+      <w:pPr>
+        <w:rPr>
+          <w:lang w:val="ru-RU"/>
+        </w:rPr>
+      </w:pPr>
       <w:r>
         <w:rPr>
           <w:lang w:val="ru-RU"/>
@@ -14132,6 +14162,11 @@
       </w:r>
     </w:p>
     <w:p>
+      <w:pPr>
+        <w:rPr>
+          <w:lang w:val="ru-RU"/>
+        </w:rPr>
+      </w:pPr>
       <w:r>
         <w:rPr>
           <w:lang w:val="ru-RU"/>
@@ -14160,6 +14195,11 @@
       <w:bookmarkEnd w:id="30"/>
     </w:p>
     <w:p>
+      <w:pPr>
+        <w:rPr>
+          <w:lang w:val="ru-RU"/>
+        </w:rPr>
+      </w:pPr>
       <w:r>
         <w:rPr>
           <w:lang w:val="ru-RU"/>
@@ -14198,6 +14238,11 @@
       </w:pPr>
     </w:p>
     <w:p>
+      <w:pPr>
+        <w:rPr>
+          <w:lang w:val="ru-RU"/>
+        </w:rPr>
+      </w:pPr>
       <w:r>
         <w:rPr>
           <w:lang w:val="ru-RU"/>
@@ -14468,6 +14513,11 @@
       </w:r>
     </w:p>
     <w:p>
+      <w:pPr>
+        <w:rPr>
+          <w:lang w:val="ru-RU"/>
+        </w:rPr>
+      </w:pPr>
       <w:r>
         <w:rPr>
           <w:lang w:val="ru-RU"/>
@@ -14830,6 +14880,11 @@
       </m:oMath>
     </w:p>
     <w:p>
+      <w:pPr>
+        <w:rPr>
+          <w:lang w:val="ru-RU"/>
+        </w:rPr>
+      </w:pPr>
       <w:r>
         <w:rPr>
           <w:lang w:val="ru-RU"/>
@@ -15079,6 +15134,11 @@
       </w:r>
     </w:p>
     <w:p>
+      <w:pPr>
+        <w:rPr>
+          <w:lang w:val="ru-RU"/>
+        </w:rPr>
+      </w:pPr>
       <w:r>
         <w:rPr>
           <w:lang w:val="ru-RU"/>
@@ -15087,6 +15147,11 @@
       </w:r>
     </w:p>
     <w:p>
+      <w:pPr>
+        <w:rPr>
+          <w:lang w:val="ru-RU"/>
+        </w:rPr>
+      </w:pPr>
       <w:r>
         <w:rPr>
           <w:lang w:val="ru-RU"/>
@@ -15408,6 +15473,11 @@
       </m:oMath>
     </w:p>
     <w:p>
+      <w:pPr>
+        <w:rPr>
+          <w:lang w:val="ru-RU"/>
+        </w:rPr>
+      </w:pPr>
       <w:r>
         <w:rPr>
           <w:lang w:val="ru-RU"/>
@@ -15429,6 +15499,11 @@
       </w:r>
     </w:p>
     <w:p>
+      <w:pPr>
+        <w:rPr>
+          <w:lang w:val="ru-RU"/>
+        </w:rPr>
+      </w:pPr>
       <w:r>
         <w:rPr>
           <w:lang w:val="ru-RU"/>
@@ -15629,6 +15704,11 @@
       </m:oMath>
     </w:p>
     <w:p>
+      <w:pPr>
+        <w:rPr>
+          <w:lang w:val="ru-RU"/>
+        </w:rPr>
+      </w:pPr>
       <w:r>
         <w:rPr>
           <w:lang w:val="ru-RU"/>
@@ -15648,6 +15728,11 @@
       <w:bookmarkEnd w:id="32"/>
     </w:p>
     <w:p>
+      <w:pPr>
+        <w:rPr>
+          <w:lang w:val="ru-RU"/>
+        </w:rPr>
+      </w:pPr>
       <w:r>
         <w:rPr>
           <w:lang w:val="ru-RU"/>
@@ -18486,10 +18571,7 @@
         <w:t>Сценарий 4: смена аккаунта. После выхода из аккаунта и входа под другой учётной записью кнопка «Полная пересинхронизация» корректно сбросила курсор LastSyncUtc и загрузила тренировки нового пользователя.</w:t>
       </w:r>
       <w:r>
-        <w:t xml:space="preserve"> </w:t>
-      </w:r>
-      <w:r>
-        <w:t>Сводные результаты интеграционного тестирования синхронизации приведены в таблице 6.3.</w:t>
+        <w:t xml:space="preserve"> Сводные результаты интеграционного тестирования синхронизации приведены в таблице 6.3.</w:t>
       </w:r>
     </w:p>
     <w:p>
@@ -19351,7 +19433,7 @@
           <w:numId w:val="11"/>
         </w:numPr>
         <w:rPr>
-          <w:lang w:eastAsia="ru-RU"/>
+          <w:lang w:val="en-US" w:eastAsia="ru-RU"/>
         </w:rPr>
       </w:pPr>
       <w:r>
@@ -19387,7 +19469,7 @@
           <w:numId w:val="11"/>
         </w:numPr>
         <w:rPr>
-          <w:lang w:eastAsia="ru-RU"/>
+          <w:lang w:val="en-US" w:eastAsia="ru-RU"/>
         </w:rPr>
       </w:pPr>
       <w:r>
@@ -19405,7 +19487,7 @@
           <w:numId w:val="11"/>
         </w:numPr>
         <w:rPr>
-          <w:lang w:eastAsia="ru-RU"/>
+          <w:lang w:val="en-US" w:eastAsia="ru-RU"/>
         </w:rPr>
       </w:pPr>
       <w:r>
@@ -19423,7 +19505,7 @@
           <w:numId w:val="11"/>
         </w:numPr>
         <w:rPr>
-          <w:lang w:eastAsia="ru-RU"/>
+          <w:lang w:val="en-US" w:eastAsia="ru-RU"/>
         </w:rPr>
       </w:pPr>
       <w:r>
@@ -19441,7 +19523,7 @@
           <w:numId w:val="11"/>
         </w:numPr>
         <w:rPr>
-          <w:lang w:eastAsia="ru-RU"/>
+          <w:lang w:val="en-US" w:eastAsia="ru-RU"/>
         </w:rPr>
       </w:pPr>
       <w:r>
@@ -19459,7 +19541,7 @@
           <w:numId w:val="11"/>
         </w:numPr>
         <w:rPr>
-          <w:lang w:eastAsia="ru-RU"/>
+          <w:lang w:val="en-US" w:eastAsia="ru-RU"/>
         </w:rPr>
       </w:pPr>
       <w:r>
@@ -19477,7 +19559,7 @@
           <w:numId w:val="11"/>
         </w:numPr>
         <w:rPr>
-          <w:lang w:eastAsia="ru-RU"/>
+          <w:lang w:val="en-US" w:eastAsia="ru-RU"/>
         </w:rPr>
       </w:pPr>
       <w:r>
@@ -19495,7 +19577,7 @@
           <w:numId w:val="11"/>
         </w:numPr>
         <w:rPr>
-          <w:lang w:eastAsia="ru-RU"/>
+          <w:lang w:val="en-US" w:eastAsia="ru-RU"/>
         </w:rPr>
       </w:pPr>
       <w:r>
@@ -19513,7 +19595,7 @@
           <w:numId w:val="11"/>
         </w:numPr>
         <w:rPr>
-          <w:lang w:eastAsia="ru-RU"/>
+          <w:lang w:val="en-US" w:eastAsia="ru-RU"/>
         </w:rPr>
       </w:pPr>
       <w:r>
@@ -19531,7 +19613,7 @@
           <w:numId w:val="11"/>
         </w:numPr>
         <w:rPr>
-          <w:lang w:eastAsia="ru-RU"/>
+          <w:lang w:val="en-US" w:eastAsia="ru-RU"/>
         </w:rPr>
       </w:pPr>
       <w:r>
@@ -19549,174 +19631,174 @@
           <w:numId w:val="11"/>
         </w:numPr>
         <w:rPr>
+          <w:lang w:val="en-US" w:eastAsia="ru-RU"/>
+        </w:rPr>
+      </w:pPr>
+      <w:r>
+        <w:rPr>
+          <w:lang w:val="en-US" w:eastAsia="ru-RU"/>
+        </w:rPr>
+        <w:t>Strong</w:t>
+      </w:r>
+      <w:r>
+        <w:rPr>
+          <w:lang w:val="en-US" w:eastAsia="ru-RU"/>
+        </w:rPr>
+        <w:t xml:space="preserve"> </w:t>
+      </w:r>
+      <w:r>
+        <w:rPr>
+          <w:lang w:val="en-US" w:eastAsia="ru-RU"/>
+        </w:rPr>
+        <w:t>Workout</w:t>
+      </w:r>
+      <w:r>
+        <w:rPr>
+          <w:lang w:val="en-US" w:eastAsia="ru-RU"/>
+        </w:rPr>
+        <w:t xml:space="preserve"> </w:t>
+      </w:r>
+      <w:r>
+        <w:rPr>
+          <w:lang w:val="en-US" w:eastAsia="ru-RU"/>
+        </w:rPr>
+        <w:t>Tracker</w:t>
+      </w:r>
+      <w:r>
+        <w:rPr>
+          <w:lang w:val="en-US" w:eastAsia="ru-RU"/>
+        </w:rPr>
+        <w:t xml:space="preserve"> </w:t>
+      </w:r>
+      <w:r>
+        <w:rPr>
+          <w:lang w:val="en-US" w:eastAsia="ru-RU"/>
+        </w:rPr>
+        <w:t>Gym</w:t>
+      </w:r>
+      <w:r>
+        <w:rPr>
+          <w:lang w:val="en-US" w:eastAsia="ru-RU"/>
+        </w:rPr>
+        <w:t xml:space="preserve"> </w:t>
+      </w:r>
+      <w:r>
+        <w:rPr>
+          <w:lang w:val="en-US" w:eastAsia="ru-RU"/>
+        </w:rPr>
+        <w:t>Log</w:t>
+      </w:r>
+      <w:r>
+        <w:rPr>
+          <w:lang w:val="en-US" w:eastAsia="ru-RU"/>
+        </w:rPr>
+        <w:t xml:space="preserve"> [</w:t>
+      </w:r>
+      <w:r>
+        <w:rPr>
           <w:lang w:eastAsia="ru-RU"/>
         </w:rPr>
-      </w:pPr>
+        <w:t>Электронный</w:t>
+      </w:r>
       <w:r>
         <w:rPr>
           <w:lang w:val="en-US" w:eastAsia="ru-RU"/>
         </w:rPr>
-        <w:t>Strong</w:t>
+        <w:t xml:space="preserve"> </w:t>
       </w:r>
       <w:r>
         <w:rPr>
           <w:lang w:eastAsia="ru-RU"/>
         </w:rPr>
+        <w:t>ресурс</w:t>
+      </w:r>
+      <w:r>
+        <w:rPr>
+          <w:lang w:val="en-US" w:eastAsia="ru-RU"/>
+        </w:rPr>
+        <w:t xml:space="preserve">]. — </w:t>
+      </w:r>
+      <w:r>
+        <w:rPr>
+          <w:lang w:val="en-US" w:eastAsia="ru-RU"/>
+        </w:rPr>
+        <w:t>URL</w:t>
+      </w:r>
+      <w:r>
+        <w:rPr>
+          <w:lang w:val="en-US" w:eastAsia="ru-RU"/>
+        </w:rPr>
+        <w:t xml:space="preserve">: </w:t>
+      </w:r>
+      <w:r>
+        <w:rPr>
+          <w:lang w:val="en-US" w:eastAsia="ru-RU"/>
+        </w:rPr>
+        <w:t>https</w:t>
+      </w:r>
+      <w:r>
+        <w:rPr>
+          <w:lang w:val="en-US" w:eastAsia="ru-RU"/>
+        </w:rPr>
+        <w:t>://</w:t>
+      </w:r>
+      <w:r>
+        <w:rPr>
+          <w:lang w:val="en-US" w:eastAsia="ru-RU"/>
+        </w:rPr>
+        <w:t>www</w:t>
+      </w:r>
+      <w:r>
+        <w:rPr>
+          <w:lang w:val="en-US" w:eastAsia="ru-RU"/>
+        </w:rPr>
+        <w:t>.</w:t>
+      </w:r>
+      <w:r>
+        <w:rPr>
+          <w:lang w:val="en-US" w:eastAsia="ru-RU"/>
+        </w:rPr>
+        <w:t>strong</w:t>
+      </w:r>
+      <w:r>
+        <w:rPr>
+          <w:lang w:val="en-US" w:eastAsia="ru-RU"/>
+        </w:rPr>
+        <w:t>.</w:t>
+      </w:r>
+      <w:r>
+        <w:rPr>
+          <w:lang w:val="en-US" w:eastAsia="ru-RU"/>
+        </w:rPr>
+        <w:t>app</w:t>
+      </w:r>
+      <w:r>
+        <w:rPr>
+          <w:lang w:val="en-US" w:eastAsia="ru-RU"/>
+        </w:rPr>
+        <w:t xml:space="preserve"> (</w:t>
+      </w:r>
+      <w:r>
+        <w:rPr>
+          <w:lang w:eastAsia="ru-RU"/>
+        </w:rPr>
+        <w:t>дата</w:t>
+      </w:r>
+      <w:r>
+        <w:rPr>
+          <w:lang w:val="en-US" w:eastAsia="ru-RU"/>
+        </w:rPr>
         <w:t xml:space="preserve"> </w:t>
       </w:r>
       <w:r>
         <w:rPr>
+          <w:lang w:eastAsia="ru-RU"/>
+        </w:rPr>
+        <w:t>обращения</w:t>
+      </w:r>
+      <w:r>
+        <w:rPr>
           <w:lang w:val="en-US" w:eastAsia="ru-RU"/>
-        </w:rPr>
-        <w:t>Workout</w:t>
-      </w:r>
-      <w:r>
-        <w:rPr>
-          <w:lang w:eastAsia="ru-RU"/>
-        </w:rPr>
-        <w:t xml:space="preserve"> </w:t>
-      </w:r>
-      <w:r>
-        <w:rPr>
-          <w:lang w:val="en-US" w:eastAsia="ru-RU"/>
-        </w:rPr>
-        <w:t>Tracker</w:t>
-      </w:r>
-      <w:r>
-        <w:rPr>
-          <w:lang w:eastAsia="ru-RU"/>
-        </w:rPr>
-        <w:t xml:space="preserve"> </w:t>
-      </w:r>
-      <w:r>
-        <w:rPr>
-          <w:lang w:val="en-US" w:eastAsia="ru-RU"/>
-        </w:rPr>
-        <w:t>Gym</w:t>
-      </w:r>
-      <w:r>
-        <w:rPr>
-          <w:lang w:eastAsia="ru-RU"/>
-        </w:rPr>
-        <w:t xml:space="preserve"> </w:t>
-      </w:r>
-      <w:r>
-        <w:rPr>
-          <w:lang w:val="en-US" w:eastAsia="ru-RU"/>
-        </w:rPr>
-        <w:t>Log</w:t>
-      </w:r>
-      <w:r>
-        <w:rPr>
-          <w:lang w:eastAsia="ru-RU"/>
-        </w:rPr>
-        <w:t xml:space="preserve"> [</w:t>
-      </w:r>
-      <w:r>
-        <w:rPr>
-          <w:lang w:eastAsia="ru-RU"/>
-        </w:rPr>
-        <w:t>Электронный</w:t>
-      </w:r>
-      <w:r>
-        <w:rPr>
-          <w:lang w:eastAsia="ru-RU"/>
-        </w:rPr>
-        <w:t xml:space="preserve"> </w:t>
-      </w:r>
-      <w:r>
-        <w:rPr>
-          <w:lang w:eastAsia="ru-RU"/>
-        </w:rPr>
-        <w:t>ресурс</w:t>
-      </w:r>
-      <w:r>
-        <w:rPr>
-          <w:lang w:eastAsia="ru-RU"/>
-        </w:rPr>
-        <w:t xml:space="preserve">]. — </w:t>
-      </w:r>
-      <w:r>
-        <w:rPr>
-          <w:lang w:val="en-US" w:eastAsia="ru-RU"/>
-        </w:rPr>
-        <w:t>URL</w:t>
-      </w:r>
-      <w:r>
-        <w:rPr>
-          <w:lang w:eastAsia="ru-RU"/>
-        </w:rPr>
-        <w:t xml:space="preserve">: </w:t>
-      </w:r>
-      <w:r>
-        <w:rPr>
-          <w:lang w:val="en-US" w:eastAsia="ru-RU"/>
-        </w:rPr>
-        <w:t>https</w:t>
-      </w:r>
-      <w:r>
-        <w:rPr>
-          <w:lang w:eastAsia="ru-RU"/>
-        </w:rPr>
-        <w:t>://</w:t>
-      </w:r>
-      <w:r>
-        <w:rPr>
-          <w:lang w:val="en-US" w:eastAsia="ru-RU"/>
-        </w:rPr>
-        <w:t>www</w:t>
-      </w:r>
-      <w:r>
-        <w:rPr>
-          <w:lang w:eastAsia="ru-RU"/>
-        </w:rPr>
-        <w:t>.</w:t>
-      </w:r>
-      <w:r>
-        <w:rPr>
-          <w:lang w:val="en-US" w:eastAsia="ru-RU"/>
-        </w:rPr>
-        <w:t>strong</w:t>
-      </w:r>
-      <w:r>
-        <w:rPr>
-          <w:lang w:eastAsia="ru-RU"/>
-        </w:rPr>
-        <w:t>.</w:t>
-      </w:r>
-      <w:r>
-        <w:rPr>
-          <w:lang w:val="en-US" w:eastAsia="ru-RU"/>
-        </w:rPr>
-        <w:t>app</w:t>
-      </w:r>
-      <w:r>
-        <w:rPr>
-          <w:lang w:eastAsia="ru-RU"/>
-        </w:rPr>
-        <w:t xml:space="preserve"> (</w:t>
-      </w:r>
-      <w:r>
-        <w:rPr>
-          <w:lang w:eastAsia="ru-RU"/>
-        </w:rPr>
-        <w:t>дата</w:t>
-      </w:r>
-      <w:r>
-        <w:rPr>
-          <w:lang w:eastAsia="ru-RU"/>
-        </w:rPr>
-        <w:t xml:space="preserve"> </w:t>
-      </w:r>
-      <w:r>
-        <w:rPr>
-          <w:lang w:eastAsia="ru-RU"/>
-        </w:rPr>
-        <w:t>обращения</w:t>
-      </w:r>
-      <w:r>
-        <w:rPr>
-          <w:lang w:eastAsia="ru-RU"/>
         </w:rPr>
         <w:t>: 10.03.2026).</w:t>
       </w:r>
@@ -19748,7 +19830,7 @@
           <w:numId w:val="11"/>
         </w:numPr>
         <w:rPr>
-          <w:lang w:eastAsia="ru-RU"/>
+          <w:lang w:val="en-US" w:eastAsia="ru-RU"/>
         </w:rPr>
       </w:pPr>
       <w:r>
@@ -19850,7 +19932,7 @@
           <w:numId w:val="11"/>
         </w:numPr>
         <w:rPr>
-          <w:lang w:eastAsia="ru-RU"/>
+          <w:lang w:val="en-US" w:eastAsia="ru-RU"/>
         </w:rPr>
       </w:pPr>
       <w:r>
@@ -19868,7 +19950,7 @@
           <w:numId w:val="11"/>
         </w:numPr>
         <w:rPr>
-          <w:lang w:eastAsia="ru-RU"/>
+          <w:lang w:val="en-US" w:eastAsia="ru-RU"/>
         </w:rPr>
       </w:pPr>
       <w:r>
@@ -19886,7 +19968,7 @@
           <w:numId w:val="11"/>
         </w:numPr>
         <w:rPr>
-          <w:lang w:eastAsia="ru-RU"/>
+          <w:lang w:val="en-US" w:eastAsia="ru-RU"/>
         </w:rPr>
       </w:pPr>
       <w:r>
@@ -19952,7 +20034,7 @@
           <w:numId w:val="11"/>
         </w:numPr>
         <w:rPr>
-          <w:lang w:eastAsia="ru-RU"/>
+          <w:lang w:val="en-US" w:eastAsia="ru-RU"/>
         </w:rPr>
       </w:pPr>
       <w:r>
@@ -20018,186 +20100,186 @@
           <w:numId w:val="11"/>
         </w:numPr>
         <w:rPr>
+          <w:lang w:val="en-US" w:eastAsia="ru-RU"/>
+        </w:rPr>
+      </w:pPr>
+      <w:r>
+        <w:rPr>
+          <w:lang w:val="en-US" w:eastAsia="ru-RU"/>
+        </w:rPr>
+        <w:t>Praeclarum</w:t>
+      </w:r>
+      <w:r>
+        <w:rPr>
+          <w:lang w:val="en-US" w:eastAsia="ru-RU"/>
+        </w:rPr>
+        <w:t xml:space="preserve">. </w:t>
+      </w:r>
+      <w:r>
+        <w:rPr>
+          <w:lang w:val="en-US" w:eastAsia="ru-RU"/>
+        </w:rPr>
+        <w:t>sqlite</w:t>
+      </w:r>
+      <w:r>
+        <w:rPr>
+          <w:lang w:val="en-US" w:eastAsia="ru-RU"/>
+        </w:rPr>
+        <w:t>-</w:t>
+      </w:r>
+      <w:r>
+        <w:rPr>
+          <w:lang w:val="en-US" w:eastAsia="ru-RU"/>
+        </w:rPr>
+        <w:t>net</w:t>
+      </w:r>
+      <w:r>
+        <w:rPr>
+          <w:lang w:val="en-US" w:eastAsia="ru-RU"/>
+        </w:rPr>
+        <w:t xml:space="preserve"> </w:t>
+      </w:r>
+      <w:r>
+        <w:rPr>
+          <w:lang w:val="en-US" w:eastAsia="ru-RU"/>
+        </w:rPr>
+        <w:t>documentation</w:t>
+      </w:r>
+      <w:r>
+        <w:rPr>
+          <w:lang w:val="en-US" w:eastAsia="ru-RU"/>
+        </w:rPr>
+        <w:t xml:space="preserve"> [</w:t>
+      </w:r>
+      <w:r>
+        <w:rPr>
           <w:lang w:eastAsia="ru-RU"/>
         </w:rPr>
-      </w:pPr>
+        <w:t>Электронный</w:t>
+      </w:r>
       <w:r>
         <w:rPr>
           <w:lang w:val="en-US" w:eastAsia="ru-RU"/>
         </w:rPr>
-        <w:t>Praeclarum</w:t>
+        <w:t xml:space="preserve"> </w:t>
       </w:r>
       <w:r>
         <w:rPr>
           <w:lang w:eastAsia="ru-RU"/>
         </w:rPr>
-        <w:t xml:space="preserve">. </w:t>
+        <w:t>ресурс</w:t>
       </w:r>
       <w:r>
         <w:rPr>
           <w:lang w:val="en-US" w:eastAsia="ru-RU"/>
         </w:rPr>
+        <w:t xml:space="preserve">]. — </w:t>
+      </w:r>
+      <w:r>
+        <w:rPr>
+          <w:lang w:val="en-US" w:eastAsia="ru-RU"/>
+        </w:rPr>
+        <w:t>URL</w:t>
+      </w:r>
+      <w:r>
+        <w:rPr>
+          <w:lang w:val="en-US" w:eastAsia="ru-RU"/>
+        </w:rPr>
+        <w:t xml:space="preserve">: </w:t>
+      </w:r>
+      <w:r>
+        <w:rPr>
+          <w:lang w:val="en-US" w:eastAsia="ru-RU"/>
+        </w:rPr>
+        <w:t>https</w:t>
+      </w:r>
+      <w:r>
+        <w:rPr>
+          <w:lang w:val="en-US" w:eastAsia="ru-RU"/>
+        </w:rPr>
+        <w:t>://</w:t>
+      </w:r>
+      <w:r>
+        <w:rPr>
+          <w:lang w:val="en-US" w:eastAsia="ru-RU"/>
+        </w:rPr>
+        <w:t>github</w:t>
+      </w:r>
+      <w:r>
+        <w:rPr>
+          <w:lang w:val="en-US" w:eastAsia="ru-RU"/>
+        </w:rPr>
+        <w:t>.</w:t>
+      </w:r>
+      <w:r>
+        <w:rPr>
+          <w:lang w:val="en-US" w:eastAsia="ru-RU"/>
+        </w:rPr>
+        <w:t>com</w:t>
+      </w:r>
+      <w:r>
+        <w:rPr>
+          <w:lang w:val="en-US" w:eastAsia="ru-RU"/>
+        </w:rPr>
+        <w:t>/</w:t>
+      </w:r>
+      <w:r>
+        <w:rPr>
+          <w:lang w:val="en-US" w:eastAsia="ru-RU"/>
+        </w:rPr>
+        <w:t>praeclarum</w:t>
+      </w:r>
+      <w:r>
+        <w:rPr>
+          <w:lang w:val="en-US" w:eastAsia="ru-RU"/>
+        </w:rPr>
+        <w:t>/</w:t>
+      </w:r>
+      <w:r>
+        <w:rPr>
+          <w:lang w:val="en-US" w:eastAsia="ru-RU"/>
+        </w:rPr>
         <w:t>sqlite</w:t>
       </w:r>
       <w:r>
         <w:rPr>
+          <w:lang w:val="en-US" w:eastAsia="ru-RU"/>
+        </w:rPr>
+        <w:t>-</w:t>
+      </w:r>
+      <w:r>
+        <w:rPr>
+          <w:lang w:val="en-US" w:eastAsia="ru-RU"/>
+        </w:rPr>
+        <w:t>net</w:t>
+      </w:r>
+      <w:r>
+        <w:rPr>
+          <w:lang w:val="en-US" w:eastAsia="ru-RU"/>
+        </w:rPr>
+        <w:t xml:space="preserve"> (</w:t>
+      </w:r>
+      <w:r>
+        <w:rPr>
           <w:lang w:eastAsia="ru-RU"/>
         </w:rPr>
-        <w:t>-</w:t>
+        <w:t>дата</w:t>
       </w:r>
       <w:r>
         <w:rPr>
           <w:lang w:val="en-US" w:eastAsia="ru-RU"/>
         </w:rPr>
-        <w:t>net</w:t>
+        <w:t xml:space="preserve"> </w:t>
       </w:r>
       <w:r>
         <w:rPr>
           <w:lang w:eastAsia="ru-RU"/>
         </w:rPr>
-        <w:t xml:space="preserve"> </w:t>
+        <w:t>обращения</w:t>
       </w:r>
       <w:r>
         <w:rPr>
           <w:lang w:val="en-US" w:eastAsia="ru-RU"/>
-        </w:rPr>
-        <w:t>documentation</w:t>
-      </w:r>
-      <w:r>
-        <w:rPr>
-          <w:lang w:eastAsia="ru-RU"/>
-        </w:rPr>
-        <w:t xml:space="preserve"> [</w:t>
-      </w:r>
-      <w:r>
-        <w:rPr>
-          <w:lang w:eastAsia="ru-RU"/>
-        </w:rPr>
-        <w:t>Электронный</w:t>
-      </w:r>
-      <w:r>
-        <w:rPr>
-          <w:lang w:eastAsia="ru-RU"/>
-        </w:rPr>
-        <w:t xml:space="preserve"> </w:t>
-      </w:r>
-      <w:r>
-        <w:rPr>
-          <w:lang w:eastAsia="ru-RU"/>
-        </w:rPr>
-        <w:t>ресурс</w:t>
-      </w:r>
-      <w:r>
-        <w:rPr>
-          <w:lang w:eastAsia="ru-RU"/>
-        </w:rPr>
-        <w:t xml:space="preserve">]. — </w:t>
-      </w:r>
-      <w:r>
-        <w:rPr>
-          <w:lang w:val="en-US" w:eastAsia="ru-RU"/>
-        </w:rPr>
-        <w:t>URL</w:t>
-      </w:r>
-      <w:r>
-        <w:rPr>
-          <w:lang w:eastAsia="ru-RU"/>
-        </w:rPr>
-        <w:t xml:space="preserve">: </w:t>
-      </w:r>
-      <w:r>
-        <w:rPr>
-          <w:lang w:val="en-US" w:eastAsia="ru-RU"/>
-        </w:rPr>
-        <w:t>https</w:t>
-      </w:r>
-      <w:r>
-        <w:rPr>
-          <w:lang w:eastAsia="ru-RU"/>
-        </w:rPr>
-        <w:t>://</w:t>
-      </w:r>
-      <w:r>
-        <w:rPr>
-          <w:lang w:val="en-US" w:eastAsia="ru-RU"/>
-        </w:rPr>
-        <w:t>github</w:t>
-      </w:r>
-      <w:r>
-        <w:rPr>
-          <w:lang w:eastAsia="ru-RU"/>
-        </w:rPr>
-        <w:t>.</w:t>
-      </w:r>
-      <w:r>
-        <w:rPr>
-          <w:lang w:val="en-US" w:eastAsia="ru-RU"/>
-        </w:rPr>
-        <w:t>com</w:t>
-      </w:r>
-      <w:r>
-        <w:rPr>
-          <w:lang w:eastAsia="ru-RU"/>
-        </w:rPr>
-        <w:t>/</w:t>
-      </w:r>
-      <w:r>
-        <w:rPr>
-          <w:lang w:val="en-US" w:eastAsia="ru-RU"/>
-        </w:rPr>
-        <w:t>praeclarum</w:t>
-      </w:r>
-      <w:r>
-        <w:rPr>
-          <w:lang w:eastAsia="ru-RU"/>
-        </w:rPr>
-        <w:t>/</w:t>
-      </w:r>
-      <w:r>
-        <w:rPr>
-          <w:lang w:val="en-US" w:eastAsia="ru-RU"/>
-        </w:rPr>
-        <w:t>sqlite</w:t>
-      </w:r>
-      <w:r>
-        <w:rPr>
-          <w:lang w:eastAsia="ru-RU"/>
-        </w:rPr>
-        <w:t>-</w:t>
-      </w:r>
-      <w:r>
-        <w:rPr>
-          <w:lang w:val="en-US" w:eastAsia="ru-RU"/>
-        </w:rPr>
-        <w:t>net</w:t>
-      </w:r>
-      <w:r>
-        <w:rPr>
-          <w:lang w:eastAsia="ru-RU"/>
-        </w:rPr>
-        <w:t xml:space="preserve"> (</w:t>
-      </w:r>
-      <w:r>
-        <w:rPr>
-          <w:lang w:eastAsia="ru-RU"/>
-        </w:rPr>
-        <w:t>дата</w:t>
-      </w:r>
-      <w:r>
-        <w:rPr>
-          <w:lang w:eastAsia="ru-RU"/>
-        </w:rPr>
-        <w:t xml:space="preserve"> </w:t>
-      </w:r>
-      <w:r>
-        <w:rPr>
-          <w:lang w:eastAsia="ru-RU"/>
-        </w:rPr>
-        <w:t>обращения</w:t>
-      </w:r>
-      <w:r>
-        <w:rPr>
-          <w:lang w:eastAsia="ru-RU"/>
         </w:rPr>
         <w:t>: 20.03.2026).</w:t>
       </w:r>
@@ -20210,7 +20292,7 @@
           <w:numId w:val="11"/>
         </w:numPr>
         <w:rPr>
-          <w:lang w:eastAsia="ru-RU"/>
+          <w:lang w:val="en-US" w:eastAsia="ru-RU"/>
         </w:rPr>
       </w:pPr>
       <w:r>
@@ -20276,7 +20358,7 @@
           <w:numId w:val="11"/>
         </w:numPr>
         <w:rPr>
-          <w:lang w:eastAsia="ru-RU"/>
+          <w:lang w:val="en-US" w:eastAsia="ru-RU"/>
         </w:rPr>
       </w:pPr>
       <w:r>
@@ -20318,7 +20400,7 @@
           <w:numId w:val="11"/>
         </w:numPr>
         <w:rPr>
-          <w:lang w:eastAsia="ru-RU"/>
+          <w:lang w:val="en-US" w:eastAsia="ru-RU"/>
         </w:rPr>
       </w:pPr>
       <w:r>
@@ -21844,62 +21926,14 @@
         <w:t xml:space="preserve"> update_1rm)</w:t>
       </w:r>
     </w:p>
-    <w:p>
-      <w:pPr>
-        <w:rPr>
-          <w:lang w:val="ru-RU"/>
-        </w:rPr>
-      </w:pPr>
-    </w:p>
-    <w:p>
-      <w:pPr>
-        <w:rPr>
-          <w:lang w:val="ru-RU"/>
-        </w:rPr>
-      </w:pPr>
-    </w:p>
-    <w:p>
-      <w:pPr>
-        <w:rPr>
-          <w:lang w:val="ru-RU"/>
-        </w:rPr>
-      </w:pPr>
-    </w:p>
-    <w:p>
-      <w:pPr>
-        <w:rPr>
-          <w:lang w:val="ru-RU"/>
-        </w:rPr>
-      </w:pPr>
-    </w:p>
-    <w:p>
-      <w:pPr>
-        <w:rPr>
-          <w:lang w:val="ru-RU"/>
-        </w:rPr>
-      </w:pPr>
-    </w:p>
-    <w:p>
-      <w:pPr>
-        <w:rPr>
-          <w:lang w:val="ru-RU"/>
-        </w:rPr>
-      </w:pPr>
-    </w:p>
-    <w:p>
-      <w:pPr>
-        <w:rPr>
-          <w:lang w:val="ru-RU"/>
-        </w:rPr>
-      </w:pPr>
-    </w:p>
-    <w:p>
-      <w:pPr>
-        <w:rPr>
-          <w:lang w:val="ru-RU"/>
-        </w:rPr>
-      </w:pPr>
-    </w:p>
+    <w:p/>
+    <w:p/>
+    <w:p/>
+    <w:p/>
+    <w:p/>
+    <w:p/>
+    <w:p/>
+    <w:p/>
     <w:p>
       <w:pPr>
         <w:rPr>
@@ -22560,7 +22594,7 @@
       <w:lvlText w:val=""/>
       <w:lvlJc w:val="left"/>
       <w:pPr>
-        <w:ind w:left="1429" w:hanging="360"/>
+        <w:ind w:left="1069" w:hanging="360"/>
       </w:pPr>
       <w:rPr>
         <w:rFonts w:ascii="Symbol" w:hAnsi="Symbol" w:hint="default"/>
@@ -22572,7 +22606,7 @@
       <w:lvlText w:val="o"/>
       <w:lvlJc w:val="left"/>
       <w:pPr>
-        <w:ind w:left="2149" w:hanging="360"/>
+        <w:ind w:left="1789" w:hanging="360"/>
       </w:pPr>
       <w:rPr>
         <w:rFonts w:ascii="Courier New" w:hAnsi="Courier New" w:cs="Courier New" w:hint="default"/>
@@ -22584,7 +22618,7 @@
       <w:lvlText w:val=""/>
       <w:lvlJc w:val="left"/>
       <w:pPr>
-        <w:ind w:left="2869" w:hanging="360"/>
+        <w:ind w:left="2509" w:hanging="360"/>
       </w:pPr>
       <w:rPr>
         <w:rFonts w:ascii="Wingdings" w:hAnsi="Wingdings" w:hint="default"/>
@@ -22596,7 +22630,7 @@
       <w:lvlText w:val=""/>
       <w:lvlJc w:val="left"/>
       <w:pPr>
-        <w:ind w:left="3589" w:hanging="360"/>
+        <w:ind w:left="3229" w:hanging="360"/>
       </w:pPr>
       <w:rPr>
         <w:rFonts w:ascii="Symbol" w:hAnsi="Symbol" w:hint="default"/>
@@ -22608,7 +22642,7 @@
       <w:lvlText w:val="o"/>
       <w:lvlJc w:val="left"/>
       <w:pPr>
-        <w:ind w:left="4309" w:hanging="360"/>
+        <w:ind w:left="3949" w:hanging="360"/>
       </w:pPr>
       <w:rPr>
         <w:rFonts w:ascii="Courier New" w:hAnsi="Courier New" w:cs="Courier New" w:hint="default"/>
@@ -22620,7 +22654,7 @@
       <w:lvlText w:val=""/>
       <w:lvlJc w:val="left"/>
       <w:pPr>
-        <w:ind w:left="5029" w:hanging="360"/>
+        <w:ind w:left="4669" w:hanging="360"/>
       </w:pPr>
       <w:rPr>
         <w:rFonts w:ascii="Wingdings" w:hAnsi="Wingdings" w:hint="default"/>
@@ -22632,7 +22666,7 @@
       <w:lvlText w:val=""/>
       <w:lvlJc w:val="left"/>
       <w:pPr>
-        <w:ind w:left="5749" w:hanging="360"/>
+        <w:ind w:left="5389" w:hanging="360"/>
       </w:pPr>
       <w:rPr>
         <w:rFonts w:ascii="Symbol" w:hAnsi="Symbol" w:hint="default"/>
@@ -22644,7 +22678,7 @@
       <w:lvlText w:val="o"/>
       <w:lvlJc w:val="left"/>
       <w:pPr>
-        <w:ind w:left="6469" w:hanging="360"/>
+        <w:ind w:left="6109" w:hanging="360"/>
       </w:pPr>
       <w:rPr>
         <w:rFonts w:ascii="Courier New" w:hAnsi="Courier New" w:cs="Courier New" w:hint="default"/>
@@ -22656,7 +22690,7 @@
       <w:lvlText w:val=""/>
       <w:lvlJc w:val="left"/>
       <w:pPr>
-        <w:ind w:left="7189" w:hanging="360"/>
+        <w:ind w:left="6829" w:hanging="360"/>
       </w:pPr>
       <w:rPr>
         <w:rFonts w:ascii="Wingdings" w:hAnsi="Wingdings" w:hint="default"/>
@@ -22872,7 +22906,7 @@
       <w:lvlText w:val=""/>
       <w:lvlJc w:val="left"/>
       <w:pPr>
-        <w:ind w:left="1429" w:hanging="360"/>
+        <w:ind w:left="1069" w:hanging="360"/>
       </w:pPr>
       <w:rPr>
         <w:rFonts w:ascii="Symbol" w:hAnsi="Symbol" w:hint="default"/>
@@ -22884,7 +22918,7 @@
       <w:lvlText w:val="o"/>
       <w:lvlJc w:val="left"/>
       <w:pPr>
-        <w:ind w:left="2149" w:hanging="360"/>
+        <w:ind w:left="1789" w:hanging="360"/>
       </w:pPr>
       <w:rPr>
         <w:rFonts w:ascii="Courier New" w:hAnsi="Courier New" w:cs="Courier New" w:hint="default"/>
@@ -22896,7 +22930,7 @@
       <w:lvlText w:val=""/>
       <w:lvlJc w:val="left"/>
       <w:pPr>
-        <w:ind w:left="2869" w:hanging="360"/>
+        <w:ind w:left="2509" w:hanging="360"/>
       </w:pPr>
       <w:rPr>
         <w:rFonts w:ascii="Wingdings" w:hAnsi="Wingdings" w:hint="default"/>
@@ -22908,7 +22942,7 @@
       <w:lvlText w:val=""/>
       <w:lvlJc w:val="left"/>
       <w:pPr>
-        <w:ind w:left="3589" w:hanging="360"/>
+        <w:ind w:left="3229" w:hanging="360"/>
       </w:pPr>
       <w:rPr>
         <w:rFonts w:ascii="Symbol" w:hAnsi="Symbol" w:hint="default"/>
@@ -22920,7 +22954,7 @@
       <w:lvlText w:val="o"/>
       <w:lvlJc w:val="left"/>
       <w:pPr>
-        <w:ind w:left="4309" w:hanging="360"/>
+        <w:ind w:left="3949" w:hanging="360"/>
       </w:pPr>
       <w:rPr>
         <w:rFonts w:ascii="Courier New" w:hAnsi="Courier New" w:cs="Courier New" w:hint="default"/>
@@ -22932,7 +22966,7 @@
       <w:lvlText w:val=""/>
       <w:lvlJc w:val="left"/>
       <w:pPr>
-        <w:ind w:left="5029" w:hanging="360"/>
+        <w:ind w:left="4669" w:hanging="360"/>
       </w:pPr>
       <w:rPr>
         <w:rFonts w:ascii="Wingdings" w:hAnsi="Wingdings" w:hint="default"/>
@@ -22944,7 +22978,7 @@
       <w:lvlText w:val=""/>
       <w:lvlJc w:val="left"/>
       <w:pPr>
-        <w:ind w:left="5749" w:hanging="360"/>
+        <w:ind w:left="5389" w:hanging="360"/>
       </w:pPr>
       <w:rPr>
         <w:rFonts w:ascii="Symbol" w:hAnsi="Symbol" w:hint="default"/>
@@ -22956,7 +22990,7 @@
       <w:lvlText w:val="o"/>
       <w:lvlJc w:val="left"/>
       <w:pPr>
-        <w:ind w:left="6469" w:hanging="360"/>
+        <w:ind w:left="6109" w:hanging="360"/>
       </w:pPr>
       <w:rPr>
         <w:rFonts w:ascii="Courier New" w:hAnsi="Courier New" w:cs="Courier New" w:hint="default"/>
@@ -22968,7 +23002,7 @@
       <w:lvlText w:val=""/>
       <w:lvlJc w:val="left"/>
       <w:pPr>
-        <w:ind w:left="7189" w:hanging="360"/>
+        <w:ind w:left="6829" w:hanging="360"/>
       </w:pPr>
       <w:rPr>
         <w:rFonts w:ascii="Wingdings" w:hAnsi="Wingdings" w:hint="default"/>
@@ -23858,6 +23892,7 @@
   <w:style w:type="character" w:default="1" w:styleId="a6">
     <w:name w:val="Default Paragraph Font"/>
     <w:uiPriority w:val="1"/>
+    <w:semiHidden/>
     <w:unhideWhenUsed/>
   </w:style>
   <w:style w:type="table" w:default="1" w:styleId="a7">

--- a/Димплом_2.docx
+++ b/Димплом_2.docx
@@ -66,7 +66,7 @@
           <w:r>
             <w:fldChar w:fldCharType="separate"/>
           </w:r>
-          <w:hyperlink w:anchor="_Toc230547259" w:history="1">
+          <w:hyperlink w:anchor="_Toc230746051" w:history="1">
             <w:r>
               <w:rPr>
                 <w:rStyle w:val="ad"/>
@@ -94,7 +94,7 @@
                 <w:noProof/>
                 <w:webHidden/>
               </w:rPr>
-              <w:instrText xml:space="preserve"> PAGEREF _Toc230547259 \h </w:instrText>
+              <w:instrText xml:space="preserve"> PAGEREF _Toc230746051 \h </w:instrText>
             </w:r>
             <w:r>
               <w:rPr>
@@ -141,7 +141,7 @@
               <w14:ligatures w14:val="standardContextual"/>
             </w:rPr>
           </w:pPr>
-          <w:hyperlink w:anchor="_Toc230547260" w:history="1">
+          <w:hyperlink w:anchor="_Toc230746052" w:history="1">
             <w:r>
               <w:rPr>
                 <w:rStyle w:val="ad"/>
@@ -169,7 +169,7 @@
                 <w:noProof/>
                 <w:webHidden/>
               </w:rPr>
-              <w:instrText xml:space="preserve"> PAGEREF _Toc230547260 \h </w:instrText>
+              <w:instrText xml:space="preserve"> PAGEREF _Toc230746052 \h </w:instrText>
             </w:r>
             <w:r>
               <w:rPr>
@@ -216,14 +216,14 @@
               <w14:ligatures w14:val="standardContextual"/>
             </w:rPr>
           </w:pPr>
-          <w:hyperlink w:anchor="_Toc230547261" w:history="1">
+          <w:hyperlink w:anchor="_Toc230746053" w:history="1">
             <w:r>
               <w:rPr>
                 <w:rStyle w:val="ad"/>
                 <w:noProof/>
                 <w:lang w:val="ru-RU"/>
               </w:rPr>
-              <w:t>1 Глава 1. АНАЛИЗ ПРЕДМЕТНОЙ ОБЛАСТИ И СУЩЕСТВУЮЩИХ РЕШЕНИЙ</w:t>
+              <w:t>1 АНАЛИЗ ПРЕДМЕТНОЙ ОБЛАСТИ И СУЩЕСТВУЮЩИХ РЕШЕНИЙ</w:t>
             </w:r>
             <w:r>
               <w:rPr>
@@ -244,7 +244,7 @@
                 <w:noProof/>
                 <w:webHidden/>
               </w:rPr>
-              <w:instrText xml:space="preserve"> PAGEREF _Toc230547261 \h </w:instrText>
+              <w:instrText xml:space="preserve"> PAGEREF _Toc230746053 \h </w:instrText>
             </w:r>
             <w:r>
               <w:rPr>
@@ -291,7 +291,7 @@
               <w14:ligatures w14:val="standardContextual"/>
             </w:rPr>
           </w:pPr>
-          <w:hyperlink w:anchor="_Toc230547262" w:history="1">
+          <w:hyperlink w:anchor="_Toc230746054" w:history="1">
             <w:r>
               <w:rPr>
                 <w:rStyle w:val="ad"/>
@@ -318,7 +318,7 @@
                 <w:noProof/>
                 <w:webHidden/>
               </w:rPr>
-              <w:instrText xml:space="preserve"> PAGEREF _Toc230547262 \h </w:instrText>
+              <w:instrText xml:space="preserve"> PAGEREF _Toc230746054 \h </w:instrText>
             </w:r>
             <w:r>
               <w:rPr>
@@ -365,7 +365,7 @@
               <w14:ligatures w14:val="standardContextual"/>
             </w:rPr>
           </w:pPr>
-          <w:hyperlink w:anchor="_Toc230547263" w:history="1">
+          <w:hyperlink w:anchor="_Toc230746055" w:history="1">
             <w:r>
               <w:rPr>
                 <w:rStyle w:val="ad"/>
@@ -392,7 +392,7 @@
                 <w:noProof/>
                 <w:webHidden/>
               </w:rPr>
-              <w:instrText xml:space="preserve"> PAGEREF _Toc230547263 \h </w:instrText>
+              <w:instrText xml:space="preserve"> PAGEREF _Toc230746055 \h </w:instrText>
             </w:r>
             <w:r>
               <w:rPr>
@@ -439,7 +439,7 @@
               <w14:ligatures w14:val="standardContextual"/>
             </w:rPr>
           </w:pPr>
-          <w:hyperlink w:anchor="_Toc230547264" w:history="1">
+          <w:hyperlink w:anchor="_Toc230746056" w:history="1">
             <w:r>
               <w:rPr>
                 <w:rStyle w:val="ad"/>
@@ -466,7 +466,7 @@
                 <w:noProof/>
                 <w:webHidden/>
               </w:rPr>
-              <w:instrText xml:space="preserve"> PAGEREF _Toc230547264 \h </w:instrText>
+              <w:instrText xml:space="preserve"> PAGEREF _Toc230746056 \h </w:instrText>
             </w:r>
             <w:r>
               <w:rPr>
@@ -513,7 +513,7 @@
               <w14:ligatures w14:val="standardContextual"/>
             </w:rPr>
           </w:pPr>
-          <w:hyperlink w:anchor="_Toc230547265" w:history="1">
+          <w:hyperlink w:anchor="_Toc230746057" w:history="1">
             <w:r>
               <w:rPr>
                 <w:rStyle w:val="ad"/>
@@ -540,7 +540,7 @@
                 <w:noProof/>
                 <w:webHidden/>
               </w:rPr>
-              <w:instrText xml:space="preserve"> PAGEREF _Toc230547265 \h </w:instrText>
+              <w:instrText xml:space="preserve"> PAGEREF _Toc230746057 \h </w:instrText>
             </w:r>
             <w:r>
               <w:rPr>
@@ -587,7 +587,7 @@
               <w14:ligatures w14:val="standardContextual"/>
             </w:rPr>
           </w:pPr>
-          <w:hyperlink w:anchor="_Toc230547266" w:history="1">
+          <w:hyperlink w:anchor="_Toc230746058" w:history="1">
             <w:r>
               <w:rPr>
                 <w:rStyle w:val="ad"/>
@@ -630,7 +630,7 @@
                 <w:noProof/>
                 <w:webHidden/>
               </w:rPr>
-              <w:instrText xml:space="preserve"> PAGEREF _Toc230547266 \h </w:instrText>
+              <w:instrText xml:space="preserve"> PAGEREF _Toc230746058 \h </w:instrText>
             </w:r>
             <w:r>
               <w:rPr>
@@ -677,7 +677,7 @@
               <w14:ligatures w14:val="standardContextual"/>
             </w:rPr>
           </w:pPr>
-          <w:hyperlink w:anchor="_Toc230547267" w:history="1">
+          <w:hyperlink w:anchor="_Toc230746059" w:history="1">
             <w:r>
               <w:rPr>
                 <w:rStyle w:val="ad"/>
@@ -704,7 +704,7 @@
                 <w:noProof/>
                 <w:webHidden/>
               </w:rPr>
-              <w:instrText xml:space="preserve"> PAGEREF _Toc230547267 \h </w:instrText>
+              <w:instrText xml:space="preserve"> PAGEREF _Toc230746059 \h </w:instrText>
             </w:r>
             <w:r>
               <w:rPr>
@@ -751,7 +751,7 @@
               <w14:ligatures w14:val="standardContextual"/>
             </w:rPr>
           </w:pPr>
-          <w:hyperlink w:anchor="_Toc230547268" w:history="1">
+          <w:hyperlink w:anchor="_Toc230746060" w:history="1">
             <w:r>
               <w:rPr>
                 <w:rStyle w:val="ad"/>
@@ -778,7 +778,7 @@
                 <w:noProof/>
                 <w:webHidden/>
               </w:rPr>
-              <w:instrText xml:space="preserve"> PAGEREF _Toc230547268 \h </w:instrText>
+              <w:instrText xml:space="preserve"> PAGEREF _Toc230746060 \h </w:instrText>
             </w:r>
             <w:r>
               <w:rPr>
@@ -825,7 +825,7 @@
               <w14:ligatures w14:val="standardContextual"/>
             </w:rPr>
           </w:pPr>
-          <w:hyperlink w:anchor="_Toc230547269" w:history="1">
+          <w:hyperlink w:anchor="_Toc230746061" w:history="1">
             <w:r>
               <w:rPr>
                 <w:rStyle w:val="ad"/>
@@ -852,7 +852,7 @@
                 <w:noProof/>
                 <w:webHidden/>
               </w:rPr>
-              <w:instrText xml:space="preserve"> PAGEREF _Toc230547269 \h </w:instrText>
+              <w:instrText xml:space="preserve"> PAGEREF _Toc230746061 \h </w:instrText>
             </w:r>
             <w:r>
               <w:rPr>
@@ -899,7 +899,7 @@
               <w14:ligatures w14:val="standardContextual"/>
             </w:rPr>
           </w:pPr>
-          <w:hyperlink w:anchor="_Toc230547270" w:history="1">
+          <w:hyperlink w:anchor="_Toc230746062" w:history="1">
             <w:r>
               <w:rPr>
                 <w:rStyle w:val="ad"/>
@@ -926,7 +926,7 @@
                 <w:noProof/>
                 <w:webHidden/>
               </w:rPr>
-              <w:instrText xml:space="preserve"> PAGEREF _Toc230547270 \h </w:instrText>
+              <w:instrText xml:space="preserve"> PAGEREF _Toc230746062 \h </w:instrText>
             </w:r>
             <w:r>
               <w:rPr>
@@ -973,7 +973,7 @@
               <w14:ligatures w14:val="standardContextual"/>
             </w:rPr>
           </w:pPr>
-          <w:hyperlink w:anchor="_Toc230547271" w:history="1">
+          <w:hyperlink w:anchor="_Toc230746063" w:history="1">
             <w:r>
               <w:rPr>
                 <w:rStyle w:val="ad"/>
@@ -1001,7 +1001,7 @@
                 <w:noProof/>
                 <w:webHidden/>
               </w:rPr>
-              <w:instrText xml:space="preserve"> PAGEREF _Toc230547271 \h </w:instrText>
+              <w:instrText xml:space="preserve"> PAGEREF _Toc230746063 \h </w:instrText>
             </w:r>
             <w:r>
               <w:rPr>
@@ -1021,7 +1021,7 @@
                 <w:noProof/>
                 <w:webHidden/>
               </w:rPr>
-              <w:t>19</w:t>
+              <w:t>20</w:t>
             </w:r>
             <w:r>
               <w:rPr>
@@ -1048,7 +1048,7 @@
               <w14:ligatures w14:val="standardContextual"/>
             </w:rPr>
           </w:pPr>
-          <w:hyperlink w:anchor="_Toc230547272" w:history="1">
+          <w:hyperlink w:anchor="_Toc230746064" w:history="1">
             <w:r>
               <w:rPr>
                 <w:rStyle w:val="ad"/>
@@ -1075,7 +1075,7 @@
                 <w:noProof/>
                 <w:webHidden/>
               </w:rPr>
-              <w:instrText xml:space="preserve"> PAGEREF _Toc230547272 \h </w:instrText>
+              <w:instrText xml:space="preserve"> PAGEREF _Toc230746064 \h </w:instrText>
             </w:r>
             <w:r>
               <w:rPr>
@@ -1095,7 +1095,7 @@
                 <w:noProof/>
                 <w:webHidden/>
               </w:rPr>
-              <w:t>19</w:t>
+              <w:t>20</w:t>
             </w:r>
             <w:r>
               <w:rPr>
@@ -1122,7 +1122,7 @@
               <w14:ligatures w14:val="standardContextual"/>
             </w:rPr>
           </w:pPr>
-          <w:hyperlink w:anchor="_Toc230547273" w:history="1">
+          <w:hyperlink w:anchor="_Toc230746065" w:history="1">
             <w:r>
               <w:rPr>
                 <w:rStyle w:val="ad"/>
@@ -1149,7 +1149,7 @@
                 <w:noProof/>
                 <w:webHidden/>
               </w:rPr>
-              <w:instrText xml:space="preserve"> PAGEREF _Toc230547273 \h </w:instrText>
+              <w:instrText xml:space="preserve"> PAGEREF _Toc230746065 \h </w:instrText>
             </w:r>
             <w:r>
               <w:rPr>
@@ -1169,7 +1169,7 @@
                 <w:noProof/>
                 <w:webHidden/>
               </w:rPr>
-              <w:t>19</w:t>
+              <w:t>21</w:t>
             </w:r>
             <w:r>
               <w:rPr>
@@ -1196,7 +1196,7 @@
               <w14:ligatures w14:val="standardContextual"/>
             </w:rPr>
           </w:pPr>
-          <w:hyperlink w:anchor="_Toc230547274" w:history="1">
+          <w:hyperlink w:anchor="_Toc230746066" w:history="1">
             <w:r>
               <w:rPr>
                 <w:rStyle w:val="ad"/>
@@ -1223,7 +1223,7 @@
                 <w:noProof/>
                 <w:webHidden/>
               </w:rPr>
-              <w:instrText xml:space="preserve"> PAGEREF _Toc230547274 \h </w:instrText>
+              <w:instrText xml:space="preserve"> PAGEREF _Toc230746066 \h </w:instrText>
             </w:r>
             <w:r>
               <w:rPr>
@@ -1243,7 +1243,7 @@
                 <w:noProof/>
                 <w:webHidden/>
               </w:rPr>
-              <w:t>20</w:t>
+              <w:t>21</w:t>
             </w:r>
             <w:r>
               <w:rPr>
@@ -1270,7 +1270,7 @@
               <w14:ligatures w14:val="standardContextual"/>
             </w:rPr>
           </w:pPr>
-          <w:hyperlink w:anchor="_Toc230547275" w:history="1">
+          <w:hyperlink w:anchor="_Toc230746067" w:history="1">
             <w:r>
               <w:rPr>
                 <w:rStyle w:val="ad"/>
@@ -1297,7 +1297,7 @@
                 <w:noProof/>
                 <w:webHidden/>
               </w:rPr>
-              <w:instrText xml:space="preserve"> PAGEREF _Toc230547275 \h </w:instrText>
+              <w:instrText xml:space="preserve"> PAGEREF _Toc230746067 \h </w:instrText>
             </w:r>
             <w:r>
               <w:rPr>
@@ -1317,7 +1317,7 @@
                 <w:noProof/>
                 <w:webHidden/>
               </w:rPr>
-              <w:t>21</w:t>
+              <w:t>22</w:t>
             </w:r>
             <w:r>
               <w:rPr>
@@ -1344,7 +1344,7 @@
               <w14:ligatures w14:val="standardContextual"/>
             </w:rPr>
           </w:pPr>
-          <w:hyperlink w:anchor="_Toc230547276" w:history="1">
+          <w:hyperlink w:anchor="_Toc230746068" w:history="1">
             <w:r>
               <w:rPr>
                 <w:rStyle w:val="ad"/>
@@ -1372,7 +1372,7 @@
                 <w:noProof/>
                 <w:webHidden/>
               </w:rPr>
-              <w:instrText xml:space="preserve"> PAGEREF _Toc230547276 \h </w:instrText>
+              <w:instrText xml:space="preserve"> PAGEREF _Toc230746068 \h </w:instrText>
             </w:r>
             <w:r>
               <w:rPr>
@@ -1392,7 +1392,7 @@
                 <w:noProof/>
                 <w:webHidden/>
               </w:rPr>
-              <w:t>22</w:t>
+              <w:t>23</w:t>
             </w:r>
             <w:r>
               <w:rPr>
@@ -1419,7 +1419,7 @@
               <w14:ligatures w14:val="standardContextual"/>
             </w:rPr>
           </w:pPr>
-          <w:hyperlink w:anchor="_Toc230547277" w:history="1">
+          <w:hyperlink w:anchor="_Toc230746069" w:history="1">
             <w:r>
               <w:rPr>
                 <w:rStyle w:val="ad"/>
@@ -1446,7 +1446,7 @@
                 <w:noProof/>
                 <w:webHidden/>
               </w:rPr>
-              <w:instrText xml:space="preserve"> PAGEREF _Toc230547277 \h </w:instrText>
+              <w:instrText xml:space="preserve"> PAGEREF _Toc230746069 \h </w:instrText>
             </w:r>
             <w:r>
               <w:rPr>
@@ -1466,7 +1466,7 @@
                 <w:noProof/>
                 <w:webHidden/>
               </w:rPr>
-              <w:t>22</w:t>
+              <w:t>23</w:t>
             </w:r>
             <w:r>
               <w:rPr>
@@ -1493,7 +1493,7 @@
               <w14:ligatures w14:val="standardContextual"/>
             </w:rPr>
           </w:pPr>
-          <w:hyperlink w:anchor="_Toc230547278" w:history="1">
+          <w:hyperlink w:anchor="_Toc230746070" w:history="1">
             <w:r>
               <w:rPr>
                 <w:rStyle w:val="ad"/>
@@ -1520,7 +1520,7 @@
                 <w:noProof/>
                 <w:webHidden/>
               </w:rPr>
-              <w:instrText xml:space="preserve"> PAGEREF _Toc230547278 \h </w:instrText>
+              <w:instrText xml:space="preserve"> PAGEREF _Toc230746070 \h </w:instrText>
             </w:r>
             <w:r>
               <w:rPr>
@@ -1540,7 +1540,7 @@
                 <w:noProof/>
                 <w:webHidden/>
               </w:rPr>
-              <w:t>22</w:t>
+              <w:t>23</w:t>
             </w:r>
             <w:r>
               <w:rPr>
@@ -1567,7 +1567,7 @@
               <w14:ligatures w14:val="standardContextual"/>
             </w:rPr>
           </w:pPr>
-          <w:hyperlink w:anchor="_Toc230547279" w:history="1">
+          <w:hyperlink w:anchor="_Toc230746071" w:history="1">
             <w:r>
               <w:rPr>
                 <w:rStyle w:val="ad"/>
@@ -1594,7 +1594,7 @@
                 <w:noProof/>
                 <w:webHidden/>
               </w:rPr>
-              <w:instrText xml:space="preserve"> PAGEREF _Toc230547279 \h </w:instrText>
+              <w:instrText xml:space="preserve"> PAGEREF _Toc230746071 \h </w:instrText>
             </w:r>
             <w:r>
               <w:rPr>
@@ -1614,7 +1614,7 @@
                 <w:noProof/>
                 <w:webHidden/>
               </w:rPr>
-              <w:t>23</w:t>
+              <w:t>24</w:t>
             </w:r>
             <w:r>
               <w:rPr>
@@ -1641,7 +1641,7 @@
               <w14:ligatures w14:val="standardContextual"/>
             </w:rPr>
           </w:pPr>
-          <w:hyperlink w:anchor="_Toc230547280" w:history="1">
+          <w:hyperlink w:anchor="_Toc230746072" w:history="1">
             <w:r>
               <w:rPr>
                 <w:rStyle w:val="ad"/>
@@ -1668,7 +1668,7 @@
                 <w:noProof/>
                 <w:webHidden/>
               </w:rPr>
-              <w:instrText xml:space="preserve"> PAGEREF _Toc230547280 \h </w:instrText>
+              <w:instrText xml:space="preserve"> PAGEREF _Toc230746072 \h </w:instrText>
             </w:r>
             <w:r>
               <w:rPr>
@@ -1688,7 +1688,7 @@
                 <w:noProof/>
                 <w:webHidden/>
               </w:rPr>
-              <w:t>24</w:t>
+              <w:t>25</w:t>
             </w:r>
             <w:r>
               <w:rPr>
@@ -1715,7 +1715,7 @@
               <w14:ligatures w14:val="standardContextual"/>
             </w:rPr>
           </w:pPr>
-          <w:hyperlink w:anchor="_Toc230547281" w:history="1">
+          <w:hyperlink w:anchor="_Toc230746073" w:history="1">
             <w:r>
               <w:rPr>
                 <w:rStyle w:val="ad"/>
@@ -1742,7 +1742,7 @@
                 <w:noProof/>
                 <w:webHidden/>
               </w:rPr>
-              <w:instrText xml:space="preserve"> PAGEREF _Toc230547281 \h </w:instrText>
+              <w:instrText xml:space="preserve"> PAGEREF _Toc230746073 \h </w:instrText>
             </w:r>
             <w:r>
               <w:rPr>
@@ -1762,7 +1762,7 @@
                 <w:noProof/>
                 <w:webHidden/>
               </w:rPr>
-              <w:t>24</w:t>
+              <w:t>26</w:t>
             </w:r>
             <w:r>
               <w:rPr>
@@ -1789,7 +1789,7 @@
               <w14:ligatures w14:val="standardContextual"/>
             </w:rPr>
           </w:pPr>
-          <w:hyperlink w:anchor="_Toc230547282" w:history="1">
+          <w:hyperlink w:anchor="_Toc230746074" w:history="1">
             <w:r>
               <w:rPr>
                 <w:rStyle w:val="ad"/>
@@ -1816,7 +1816,7 @@
                 <w:noProof/>
                 <w:webHidden/>
               </w:rPr>
-              <w:instrText xml:space="preserve"> PAGEREF _Toc230547282 \h </w:instrText>
+              <w:instrText xml:space="preserve"> PAGEREF _Toc230746074 \h </w:instrText>
             </w:r>
             <w:r>
               <w:rPr>
@@ -1836,7 +1836,7 @@
                 <w:noProof/>
                 <w:webHidden/>
               </w:rPr>
-              <w:t>25</w:t>
+              <w:t>27</w:t>
             </w:r>
             <w:r>
               <w:rPr>
@@ -1863,7 +1863,7 @@
               <w14:ligatures w14:val="standardContextual"/>
             </w:rPr>
           </w:pPr>
-          <w:hyperlink w:anchor="_Toc230547283" w:history="1">
+          <w:hyperlink w:anchor="_Toc230746075" w:history="1">
             <w:r>
               <w:rPr>
                 <w:rStyle w:val="ad"/>
@@ -1890,7 +1890,7 @@
                 <w:noProof/>
                 <w:webHidden/>
               </w:rPr>
-              <w:instrText xml:space="preserve"> PAGEREF _Toc230547283 \h </w:instrText>
+              <w:instrText xml:space="preserve"> PAGEREF _Toc230746075 \h </w:instrText>
             </w:r>
             <w:r>
               <w:rPr>
@@ -1910,7 +1910,7 @@
                 <w:noProof/>
                 <w:webHidden/>
               </w:rPr>
-              <w:t>25</w:t>
+              <w:t>27</w:t>
             </w:r>
             <w:r>
               <w:rPr>
@@ -1937,7 +1937,7 @@
               <w14:ligatures w14:val="standardContextual"/>
             </w:rPr>
           </w:pPr>
-          <w:hyperlink w:anchor="_Toc230547284" w:history="1">
+          <w:hyperlink w:anchor="_Toc230746076" w:history="1">
             <w:r>
               <w:rPr>
                 <w:rStyle w:val="ad"/>
@@ -1964,7 +1964,7 @@
                 <w:noProof/>
                 <w:webHidden/>
               </w:rPr>
-              <w:instrText xml:space="preserve"> PAGEREF _Toc230547284 \h </w:instrText>
+              <w:instrText xml:space="preserve"> PAGEREF _Toc230746076 \h </w:instrText>
             </w:r>
             <w:r>
               <w:rPr>
@@ -1984,7 +1984,7 @@
                 <w:noProof/>
                 <w:webHidden/>
               </w:rPr>
-              <w:t>25</w:t>
+              <w:t>27</w:t>
             </w:r>
             <w:r>
               <w:rPr>
@@ -2011,7 +2011,7 @@
               <w14:ligatures w14:val="standardContextual"/>
             </w:rPr>
           </w:pPr>
-          <w:hyperlink w:anchor="_Toc230547285" w:history="1">
+          <w:hyperlink w:anchor="_Toc230746077" w:history="1">
             <w:r>
               <w:rPr>
                 <w:rStyle w:val="ad"/>
@@ -2038,7 +2038,7 @@
                 <w:noProof/>
                 <w:webHidden/>
               </w:rPr>
-              <w:instrText xml:space="preserve"> PAGEREF _Toc230547285 \h </w:instrText>
+              <w:instrText xml:space="preserve"> PAGEREF _Toc230746077 \h </w:instrText>
             </w:r>
             <w:r>
               <w:rPr>
@@ -2058,7 +2058,7 @@
                 <w:noProof/>
                 <w:webHidden/>
               </w:rPr>
-              <w:t>27</w:t>
+              <w:t>29</w:t>
             </w:r>
             <w:r>
               <w:rPr>
@@ -2085,7 +2085,7 @@
               <w14:ligatures w14:val="standardContextual"/>
             </w:rPr>
           </w:pPr>
-          <w:hyperlink w:anchor="_Toc230547286" w:history="1">
+          <w:hyperlink w:anchor="_Toc230746078" w:history="1">
             <w:r>
               <w:rPr>
                 <w:rStyle w:val="ad"/>
@@ -2112,7 +2112,7 @@
                 <w:noProof/>
                 <w:webHidden/>
               </w:rPr>
-              <w:instrText xml:space="preserve"> PAGEREF _Toc230547286 \h </w:instrText>
+              <w:instrText xml:space="preserve"> PAGEREF _Toc230746078 \h </w:instrText>
             </w:r>
             <w:r>
               <w:rPr>
@@ -2132,7 +2132,7 @@
                 <w:noProof/>
                 <w:webHidden/>
               </w:rPr>
-              <w:t>27</w:t>
+              <w:t>29</w:t>
             </w:r>
             <w:r>
               <w:rPr>
@@ -2159,7 +2159,7 @@
               <w14:ligatures w14:val="standardContextual"/>
             </w:rPr>
           </w:pPr>
-          <w:hyperlink w:anchor="_Toc230547287" w:history="1">
+          <w:hyperlink w:anchor="_Toc230746079" w:history="1">
             <w:r>
               <w:rPr>
                 <w:rStyle w:val="ad"/>
@@ -2186,7 +2186,7 @@
                 <w:noProof/>
                 <w:webHidden/>
               </w:rPr>
-              <w:instrText xml:space="preserve"> PAGEREF _Toc230547287 \h </w:instrText>
+              <w:instrText xml:space="preserve"> PAGEREF _Toc230746079 \h </w:instrText>
             </w:r>
             <w:r>
               <w:rPr>
@@ -2206,7 +2206,7 @@
                 <w:noProof/>
                 <w:webHidden/>
               </w:rPr>
-              <w:t>27</w:t>
+              <w:t>30</w:t>
             </w:r>
             <w:r>
               <w:rPr>
@@ -2233,7 +2233,7 @@
               <w14:ligatures w14:val="standardContextual"/>
             </w:rPr>
           </w:pPr>
-          <w:hyperlink w:anchor="_Toc230547288" w:history="1">
+          <w:hyperlink w:anchor="_Toc230746080" w:history="1">
             <w:r>
               <w:rPr>
                 <w:rStyle w:val="ad"/>
@@ -2260,7 +2260,7 @@
                 <w:noProof/>
                 <w:webHidden/>
               </w:rPr>
-              <w:instrText xml:space="preserve"> PAGEREF _Toc230547288 \h </w:instrText>
+              <w:instrText xml:space="preserve"> PAGEREF _Toc230746080 \h </w:instrText>
             </w:r>
             <w:r>
               <w:rPr>
@@ -2280,7 +2280,7 @@
                 <w:noProof/>
                 <w:webHidden/>
               </w:rPr>
-              <w:t>28</w:t>
+              <w:t>30</w:t>
             </w:r>
             <w:r>
               <w:rPr>
@@ -2307,7 +2307,7 @@
               <w14:ligatures w14:val="standardContextual"/>
             </w:rPr>
           </w:pPr>
-          <w:hyperlink w:anchor="_Toc230547289" w:history="1">
+          <w:hyperlink w:anchor="_Toc230746081" w:history="1">
             <w:r>
               <w:rPr>
                 <w:rStyle w:val="ad"/>
@@ -2334,7 +2334,7 @@
                 <w:noProof/>
                 <w:webHidden/>
               </w:rPr>
-              <w:instrText xml:space="preserve"> PAGEREF _Toc230547289 \h </w:instrText>
+              <w:instrText xml:space="preserve"> PAGEREF _Toc230746081 \h </w:instrText>
             </w:r>
             <w:r>
               <w:rPr>
@@ -2354,7 +2354,7 @@
                 <w:noProof/>
                 <w:webHidden/>
               </w:rPr>
-              <w:t>28</w:t>
+              <w:t>30</w:t>
             </w:r>
             <w:r>
               <w:rPr>
@@ -2381,7 +2381,7 @@
               <w14:ligatures w14:val="standardContextual"/>
             </w:rPr>
           </w:pPr>
-          <w:hyperlink w:anchor="_Toc230547290" w:history="1">
+          <w:hyperlink w:anchor="_Toc230746082" w:history="1">
             <w:r>
               <w:rPr>
                 <w:rStyle w:val="ad"/>
@@ -2408,7 +2408,7 @@
                 <w:noProof/>
                 <w:webHidden/>
               </w:rPr>
-              <w:instrText xml:space="preserve"> PAGEREF _Toc230547290 \h </w:instrText>
+              <w:instrText xml:space="preserve"> PAGEREF _Toc230746082 \h </w:instrText>
             </w:r>
             <w:r>
               <w:rPr>
@@ -2428,7 +2428,7 @@
                 <w:noProof/>
                 <w:webHidden/>
               </w:rPr>
-              <w:t>28</w:t>
+              <w:t>30</w:t>
             </w:r>
             <w:r>
               <w:rPr>
@@ -2455,13 +2455,13 @@
               <w14:ligatures w14:val="standardContextual"/>
             </w:rPr>
           </w:pPr>
-          <w:hyperlink w:anchor="_Toc230547291" w:history="1">
+          <w:hyperlink w:anchor="_Toc230746083" w:history="1">
             <w:r>
               <w:rPr>
                 <w:rStyle w:val="ad"/>
                 <w:noProof/>
               </w:rPr>
-              <w:t>4.6.3 Валидация на синтетических данных</w:t>
+              <w:t>4.6.3 Ошибка первой версии</w:t>
             </w:r>
             <w:r>
               <w:rPr>
@@ -2482,7 +2482,7 @@
                 <w:noProof/>
                 <w:webHidden/>
               </w:rPr>
-              <w:instrText xml:space="preserve"> PAGEREF _Toc230547291 \h </w:instrText>
+              <w:instrText xml:space="preserve"> PAGEREF _Toc230746083 \h </w:instrText>
             </w:r>
             <w:r>
               <w:rPr>
@@ -2502,7 +2502,81 @@
                 <w:noProof/>
                 <w:webHidden/>
               </w:rPr>
-              <w:t>30</w:t>
+              <w:t>31</w:t>
+            </w:r>
+            <w:r>
+              <w:rPr>
+                <w:noProof/>
+                <w:webHidden/>
+              </w:rPr>
+              <w:fldChar w:fldCharType="end"/>
+            </w:r>
+          </w:hyperlink>
+        </w:p>
+        <w:p>
+          <w:pPr>
+            <w:pStyle w:val="31"/>
+            <w:tabs>
+              <w:tab w:val="right" w:leader="dot" w:pos="9345"/>
+            </w:tabs>
+            <w:rPr>
+              <w:rFonts w:asciiTheme="minorHAnsi" w:eastAsiaTheme="minorEastAsia" w:hAnsiTheme="minorHAnsi"/>
+              <w:noProof/>
+              <w:kern w:val="2"/>
+              <w:sz w:val="24"/>
+              <w:szCs w:val="24"/>
+              <w:lang w:val="ru-RU" w:eastAsia="ru-RU"/>
+              <w14:ligatures w14:val="standardContextual"/>
+            </w:rPr>
+          </w:pPr>
+          <w:hyperlink w:anchor="_Toc230746084" w:history="1">
+            <w:r>
+              <w:rPr>
+                <w:rStyle w:val="ad"/>
+                <w:noProof/>
+              </w:rPr>
+              <w:t>4.6.4 Валидация на синтетических данных</w:t>
+            </w:r>
+            <w:r>
+              <w:rPr>
+                <w:noProof/>
+                <w:webHidden/>
+              </w:rPr>
+              <w:tab/>
+            </w:r>
+            <w:r>
+              <w:rPr>
+                <w:noProof/>
+                <w:webHidden/>
+              </w:rPr>
+              <w:fldChar w:fldCharType="begin"/>
+            </w:r>
+            <w:r>
+              <w:rPr>
+                <w:noProof/>
+                <w:webHidden/>
+              </w:rPr>
+              <w:instrText xml:space="preserve"> PAGEREF _Toc230746084 \h </w:instrText>
+            </w:r>
+            <w:r>
+              <w:rPr>
+                <w:noProof/>
+                <w:webHidden/>
+              </w:rPr>
+            </w:r>
+            <w:r>
+              <w:rPr>
+                <w:noProof/>
+                <w:webHidden/>
+              </w:rPr>
+              <w:fldChar w:fldCharType="separate"/>
+            </w:r>
+            <w:r>
+              <w:rPr>
+                <w:noProof/>
+                <w:webHidden/>
+              </w:rPr>
+              <w:t>32</w:t>
             </w:r>
             <w:r>
               <w:rPr>
@@ -2529,7 +2603,7 @@
               <w14:ligatures w14:val="standardContextual"/>
             </w:rPr>
           </w:pPr>
-          <w:hyperlink w:anchor="_Toc230547292" w:history="1">
+          <w:hyperlink w:anchor="_Toc230746085" w:history="1">
             <w:r>
               <w:rPr>
                 <w:rStyle w:val="ad"/>
@@ -2557,7 +2631,7 @@
                 <w:noProof/>
                 <w:webHidden/>
               </w:rPr>
-              <w:instrText xml:space="preserve"> PAGEREF _Toc230547292 \h </w:instrText>
+              <w:instrText xml:space="preserve"> PAGEREF _Toc230746085 \h </w:instrText>
             </w:r>
             <w:r>
               <w:rPr>
@@ -2577,7 +2651,7 @@
                 <w:noProof/>
                 <w:webHidden/>
               </w:rPr>
-              <w:t>31</w:t>
+              <w:t>33</w:t>
             </w:r>
             <w:r>
               <w:rPr>
@@ -2604,7 +2678,7 @@
               <w14:ligatures w14:val="standardContextual"/>
             </w:rPr>
           </w:pPr>
-          <w:hyperlink w:anchor="_Toc230547293" w:history="1">
+          <w:hyperlink w:anchor="_Toc230746086" w:history="1">
             <w:r>
               <w:rPr>
                 <w:rStyle w:val="ad"/>
@@ -2631,7 +2705,7 @@
                 <w:noProof/>
                 <w:webHidden/>
               </w:rPr>
-              <w:instrText xml:space="preserve"> PAGEREF _Toc230547293 \h </w:instrText>
+              <w:instrText xml:space="preserve"> PAGEREF _Toc230746086 \h </w:instrText>
             </w:r>
             <w:r>
               <w:rPr>
@@ -2651,7 +2725,7 @@
                 <w:noProof/>
                 <w:webHidden/>
               </w:rPr>
-              <w:t>31</w:t>
+              <w:t>33</w:t>
             </w:r>
             <w:r>
               <w:rPr>
@@ -2678,7 +2752,7 @@
               <w14:ligatures w14:val="standardContextual"/>
             </w:rPr>
           </w:pPr>
-          <w:hyperlink w:anchor="_Toc230547294" w:history="1">
+          <w:hyperlink w:anchor="_Toc230746087" w:history="1">
             <w:r>
               <w:rPr>
                 <w:rStyle w:val="ad"/>
@@ -2705,7 +2779,7 @@
                 <w:noProof/>
                 <w:webHidden/>
               </w:rPr>
-              <w:instrText xml:space="preserve"> PAGEREF _Toc230547294 \h </w:instrText>
+              <w:instrText xml:space="preserve"> PAGEREF _Toc230746087 \h </w:instrText>
             </w:r>
             <w:r>
               <w:rPr>
@@ -2725,7 +2799,7 @@
                 <w:noProof/>
                 <w:webHidden/>
               </w:rPr>
-              <w:t>31</w:t>
+              <w:t>33</w:t>
             </w:r>
             <w:r>
               <w:rPr>
@@ -2752,7 +2826,7 @@
               <w14:ligatures w14:val="standardContextual"/>
             </w:rPr>
           </w:pPr>
-          <w:hyperlink w:anchor="_Toc230547295" w:history="1">
+          <w:hyperlink w:anchor="_Toc230746088" w:history="1">
             <w:r>
               <w:rPr>
                 <w:rStyle w:val="ad"/>
@@ -2779,7 +2853,7 @@
                 <w:noProof/>
                 <w:webHidden/>
               </w:rPr>
-              <w:instrText xml:space="preserve"> PAGEREF _Toc230547295 \h </w:instrText>
+              <w:instrText xml:space="preserve"> PAGEREF _Toc230746088 \h </w:instrText>
             </w:r>
             <w:r>
               <w:rPr>
@@ -2799,7 +2873,7 @@
                 <w:noProof/>
                 <w:webHidden/>
               </w:rPr>
-              <w:t>32</w:t>
+              <w:t>34</w:t>
             </w:r>
             <w:r>
               <w:rPr>
@@ -2826,7 +2900,7 @@
               <w14:ligatures w14:val="standardContextual"/>
             </w:rPr>
           </w:pPr>
-          <w:hyperlink w:anchor="_Toc230547296" w:history="1">
+          <w:hyperlink w:anchor="_Toc230746089" w:history="1">
             <w:r>
               <w:rPr>
                 <w:rStyle w:val="ad"/>
@@ -2853,7 +2927,7 @@
                 <w:noProof/>
                 <w:webHidden/>
               </w:rPr>
-              <w:instrText xml:space="preserve"> PAGEREF _Toc230547296 \h </w:instrText>
+              <w:instrText xml:space="preserve"> PAGEREF _Toc230746089 \h </w:instrText>
             </w:r>
             <w:r>
               <w:rPr>
@@ -2873,7 +2947,7 @@
                 <w:noProof/>
                 <w:webHidden/>
               </w:rPr>
-              <w:t>32</w:t>
+              <w:t>34</w:t>
             </w:r>
             <w:r>
               <w:rPr>
@@ -2900,7 +2974,7 @@
               <w14:ligatures w14:val="standardContextual"/>
             </w:rPr>
           </w:pPr>
-          <w:hyperlink w:anchor="_Toc230547297" w:history="1">
+          <w:hyperlink w:anchor="_Toc230746090" w:history="1">
             <w:r>
               <w:rPr>
                 <w:rStyle w:val="ad"/>
@@ -2927,7 +3001,7 @@
                 <w:noProof/>
                 <w:webHidden/>
               </w:rPr>
-              <w:instrText xml:space="preserve"> PAGEREF _Toc230547297 \h </w:instrText>
+              <w:instrText xml:space="preserve"> PAGEREF _Toc230746090 \h </w:instrText>
             </w:r>
             <w:r>
               <w:rPr>
@@ -2947,7 +3021,7 @@
                 <w:noProof/>
                 <w:webHidden/>
               </w:rPr>
-              <w:t>32</w:t>
+              <w:t>34</w:t>
             </w:r>
             <w:r>
               <w:rPr>
@@ -2974,7 +3048,7 @@
               <w14:ligatures w14:val="standardContextual"/>
             </w:rPr>
           </w:pPr>
-          <w:hyperlink w:anchor="_Toc230547298" w:history="1">
+          <w:hyperlink w:anchor="_Toc230746091" w:history="1">
             <w:r>
               <w:rPr>
                 <w:rStyle w:val="ad"/>
@@ -3001,7 +3075,7 @@
                 <w:noProof/>
                 <w:webHidden/>
               </w:rPr>
-              <w:instrText xml:space="preserve"> PAGEREF _Toc230547298 \h </w:instrText>
+              <w:instrText xml:space="preserve"> PAGEREF _Toc230746091 \h </w:instrText>
             </w:r>
             <w:r>
               <w:rPr>
@@ -3021,7 +3095,7 @@
                 <w:noProof/>
                 <w:webHidden/>
               </w:rPr>
-              <w:t>33</w:t>
+              <w:t>35</w:t>
             </w:r>
             <w:r>
               <w:rPr>
@@ -3048,7 +3122,7 @@
               <w14:ligatures w14:val="standardContextual"/>
             </w:rPr>
           </w:pPr>
-          <w:hyperlink w:anchor="_Toc230547299" w:history="1">
+          <w:hyperlink w:anchor="_Toc230746092" w:history="1">
             <w:r>
               <w:rPr>
                 <w:rStyle w:val="ad"/>
@@ -3075,7 +3149,7 @@
                 <w:noProof/>
                 <w:webHidden/>
               </w:rPr>
-              <w:instrText xml:space="preserve"> PAGEREF _Toc230547299 \h </w:instrText>
+              <w:instrText xml:space="preserve"> PAGEREF _Toc230746092 \h </w:instrText>
             </w:r>
             <w:r>
               <w:rPr>
@@ -3095,7 +3169,7 @@
                 <w:noProof/>
                 <w:webHidden/>
               </w:rPr>
-              <w:t>33</w:t>
+              <w:t>35</w:t>
             </w:r>
             <w:r>
               <w:rPr>
@@ -3122,7 +3196,7 @@
               <w14:ligatures w14:val="standardContextual"/>
             </w:rPr>
           </w:pPr>
-          <w:hyperlink w:anchor="_Toc230547300" w:history="1">
+          <w:hyperlink w:anchor="_Toc230746093" w:history="1">
             <w:r>
               <w:rPr>
                 <w:rStyle w:val="ad"/>
@@ -3149,7 +3223,7 @@
                 <w:noProof/>
                 <w:webHidden/>
               </w:rPr>
-              <w:instrText xml:space="preserve"> PAGEREF _Toc230547300 \h </w:instrText>
+              <w:instrText xml:space="preserve"> PAGEREF _Toc230746093 \h </w:instrText>
             </w:r>
             <w:r>
               <w:rPr>
@@ -3169,7 +3243,7 @@
                 <w:noProof/>
                 <w:webHidden/>
               </w:rPr>
-              <w:t>33</w:t>
+              <w:t>35</w:t>
             </w:r>
             <w:r>
               <w:rPr>
@@ -3196,7 +3270,7 @@
               <w14:ligatures w14:val="standardContextual"/>
             </w:rPr>
           </w:pPr>
-          <w:hyperlink w:anchor="_Toc230547301" w:history="1">
+          <w:hyperlink w:anchor="_Toc230746094" w:history="1">
             <w:r>
               <w:rPr>
                 <w:rStyle w:val="ad"/>
@@ -3223,7 +3297,7 @@
                 <w:noProof/>
                 <w:webHidden/>
               </w:rPr>
-              <w:instrText xml:space="preserve"> PAGEREF _Toc230547301 \h </w:instrText>
+              <w:instrText xml:space="preserve"> PAGEREF _Toc230746094 \h </w:instrText>
             </w:r>
             <w:r>
               <w:rPr>
@@ -3243,7 +3317,7 @@
                 <w:noProof/>
                 <w:webHidden/>
               </w:rPr>
-              <w:t>33</w:t>
+              <w:t>35</w:t>
             </w:r>
             <w:r>
               <w:rPr>
@@ -3270,7 +3344,7 @@
               <w14:ligatures w14:val="standardContextual"/>
             </w:rPr>
           </w:pPr>
-          <w:hyperlink w:anchor="_Toc230547302" w:history="1">
+          <w:hyperlink w:anchor="_Toc230746095" w:history="1">
             <w:r>
               <w:rPr>
                 <w:rStyle w:val="ad"/>
@@ -3297,7 +3371,7 @@
                 <w:noProof/>
                 <w:webHidden/>
               </w:rPr>
-              <w:instrText xml:space="preserve"> PAGEREF _Toc230547302 \h </w:instrText>
+              <w:instrText xml:space="preserve"> PAGEREF _Toc230746095 \h </w:instrText>
             </w:r>
             <w:r>
               <w:rPr>
@@ -3317,7 +3391,7 @@
                 <w:noProof/>
                 <w:webHidden/>
               </w:rPr>
-              <w:t>34</w:t>
+              <w:t>36</w:t>
             </w:r>
             <w:r>
               <w:rPr>
@@ -3344,7 +3418,7 @@
               <w14:ligatures w14:val="standardContextual"/>
             </w:rPr>
           </w:pPr>
-          <w:hyperlink w:anchor="_Toc230547303" w:history="1">
+          <w:hyperlink w:anchor="_Toc230746096" w:history="1">
             <w:r>
               <w:rPr>
                 <w:rStyle w:val="ad"/>
@@ -3371,7 +3445,7 @@
                 <w:noProof/>
                 <w:webHidden/>
               </w:rPr>
-              <w:instrText xml:space="preserve"> PAGEREF _Toc230547303 \h </w:instrText>
+              <w:instrText xml:space="preserve"> PAGEREF _Toc230746096 \h </w:instrText>
             </w:r>
             <w:r>
               <w:rPr>
@@ -3391,7 +3465,7 @@
                 <w:noProof/>
                 <w:webHidden/>
               </w:rPr>
-              <w:t>34</w:t>
+              <w:t>36</w:t>
             </w:r>
             <w:r>
               <w:rPr>
@@ -3418,7 +3492,7 @@
               <w14:ligatures w14:val="standardContextual"/>
             </w:rPr>
           </w:pPr>
-          <w:hyperlink w:anchor="_Toc230547304" w:history="1">
+          <w:hyperlink w:anchor="_Toc230746097" w:history="1">
             <w:r>
               <w:rPr>
                 <w:rStyle w:val="ad"/>
@@ -3461,7 +3535,7 @@
                 <w:noProof/>
                 <w:webHidden/>
               </w:rPr>
-              <w:instrText xml:space="preserve"> PAGEREF _Toc230547304 \h </w:instrText>
+              <w:instrText xml:space="preserve"> PAGEREF _Toc230746097 \h </w:instrText>
             </w:r>
             <w:r>
               <w:rPr>
@@ -3481,7 +3555,7 @@
                 <w:noProof/>
                 <w:webHidden/>
               </w:rPr>
-              <w:t>36</w:t>
+              <w:t>38</w:t>
             </w:r>
             <w:r>
               <w:rPr>
@@ -3508,7 +3582,7 @@
               <w14:ligatures w14:val="standardContextual"/>
             </w:rPr>
           </w:pPr>
-          <w:hyperlink w:anchor="_Toc230547305" w:history="1">
+          <w:hyperlink w:anchor="_Toc230746098" w:history="1">
             <w:r>
               <w:rPr>
                 <w:rStyle w:val="ad"/>
@@ -3535,7 +3609,7 @@
                 <w:noProof/>
                 <w:webHidden/>
               </w:rPr>
-              <w:instrText xml:space="preserve"> PAGEREF _Toc230547305 \h </w:instrText>
+              <w:instrText xml:space="preserve"> PAGEREF _Toc230746098 \h </w:instrText>
             </w:r>
             <w:r>
               <w:rPr>
@@ -3555,7 +3629,7 @@
                 <w:noProof/>
                 <w:webHidden/>
               </w:rPr>
-              <w:t>36</w:t>
+              <w:t>38</w:t>
             </w:r>
             <w:r>
               <w:rPr>
@@ -3582,7 +3656,7 @@
               <w14:ligatures w14:val="standardContextual"/>
             </w:rPr>
           </w:pPr>
-          <w:hyperlink w:anchor="_Toc230547306" w:history="1">
+          <w:hyperlink w:anchor="_Toc230746099" w:history="1">
             <w:r>
               <w:rPr>
                 <w:rStyle w:val="ad"/>
@@ -3609,7 +3683,7 @@
                 <w:noProof/>
                 <w:webHidden/>
               </w:rPr>
-              <w:instrText xml:space="preserve"> PAGEREF _Toc230547306 \h </w:instrText>
+              <w:instrText xml:space="preserve"> PAGEREF _Toc230746099 \h </w:instrText>
             </w:r>
             <w:r>
               <w:rPr>
@@ -3629,7 +3703,7 @@
                 <w:noProof/>
                 <w:webHidden/>
               </w:rPr>
-              <w:t>36</w:t>
+              <w:t>38</w:t>
             </w:r>
             <w:r>
               <w:rPr>
@@ -3656,7 +3730,7 @@
               <w14:ligatures w14:val="standardContextual"/>
             </w:rPr>
           </w:pPr>
-          <w:hyperlink w:anchor="_Toc230547307" w:history="1">
+          <w:hyperlink w:anchor="_Toc230746100" w:history="1">
             <w:r>
               <w:rPr>
                 <w:rStyle w:val="ad"/>
@@ -3683,7 +3757,7 @@
                 <w:noProof/>
                 <w:webHidden/>
               </w:rPr>
-              <w:instrText xml:space="preserve"> PAGEREF _Toc230547307 \h </w:instrText>
+              <w:instrText xml:space="preserve"> PAGEREF _Toc230746100 \h </w:instrText>
             </w:r>
             <w:r>
               <w:rPr>
@@ -3703,7 +3777,7 @@
                 <w:noProof/>
                 <w:webHidden/>
               </w:rPr>
-              <w:t>37</w:t>
+              <w:t>39</w:t>
             </w:r>
             <w:r>
               <w:rPr>
@@ -3730,7 +3804,7 @@
               <w14:ligatures w14:val="standardContextual"/>
             </w:rPr>
           </w:pPr>
-          <w:hyperlink w:anchor="_Toc230547308" w:history="1">
+          <w:hyperlink w:anchor="_Toc230746101" w:history="1">
             <w:r>
               <w:rPr>
                 <w:rStyle w:val="ad"/>
@@ -3757,7 +3831,7 @@
                 <w:noProof/>
                 <w:webHidden/>
               </w:rPr>
-              <w:instrText xml:space="preserve"> PAGEREF _Toc230547308 \h </w:instrText>
+              <w:instrText xml:space="preserve"> PAGEREF _Toc230746101 \h </w:instrText>
             </w:r>
             <w:r>
               <w:rPr>
@@ -3777,7 +3851,7 @@
                 <w:noProof/>
                 <w:webHidden/>
               </w:rPr>
-              <w:t>37</w:t>
+              <w:t>40</w:t>
             </w:r>
             <w:r>
               <w:rPr>
@@ -3804,7 +3878,7 @@
               <w14:ligatures w14:val="standardContextual"/>
             </w:rPr>
           </w:pPr>
-          <w:hyperlink w:anchor="_Toc230547309" w:history="1">
+          <w:hyperlink w:anchor="_Toc230746102" w:history="1">
             <w:r>
               <w:rPr>
                 <w:rStyle w:val="ad"/>
@@ -3831,7 +3905,7 @@
                 <w:noProof/>
                 <w:webHidden/>
               </w:rPr>
-              <w:instrText xml:space="preserve"> PAGEREF _Toc230547309 \h </w:instrText>
+              <w:instrText xml:space="preserve"> PAGEREF _Toc230746102 \h </w:instrText>
             </w:r>
             <w:r>
               <w:rPr>
@@ -3851,7 +3925,7 @@
                 <w:noProof/>
                 <w:webHidden/>
               </w:rPr>
-              <w:t>38</w:t>
+              <w:t>42</w:t>
             </w:r>
             <w:r>
               <w:rPr>
@@ -3878,7 +3952,7 @@
               <w14:ligatures w14:val="standardContextual"/>
             </w:rPr>
           </w:pPr>
-          <w:hyperlink w:anchor="_Toc230547310" w:history="1">
+          <w:hyperlink w:anchor="_Toc230746103" w:history="1">
             <w:r>
               <w:rPr>
                 <w:rStyle w:val="ad"/>
@@ -3906,7 +3980,7 @@
                 <w:noProof/>
                 <w:webHidden/>
               </w:rPr>
-              <w:instrText xml:space="preserve"> PAGEREF _Toc230547310 \h </w:instrText>
+              <w:instrText xml:space="preserve"> PAGEREF _Toc230746103 \h </w:instrText>
             </w:r>
             <w:r>
               <w:rPr>
@@ -3926,7 +4000,7 @@
                 <w:noProof/>
                 <w:webHidden/>
               </w:rPr>
-              <w:t>40</w:t>
+              <w:t>43</w:t>
             </w:r>
             <w:r>
               <w:rPr>
@@ -3953,7 +4027,7 @@
               <w14:ligatures w14:val="standardContextual"/>
             </w:rPr>
           </w:pPr>
-          <w:hyperlink w:anchor="_Toc230547311" w:history="1">
+          <w:hyperlink w:anchor="_Toc230746104" w:history="1">
             <w:r>
               <w:rPr>
                 <w:rStyle w:val="ad"/>
@@ -3981,7 +4055,7 @@
                 <w:noProof/>
                 <w:webHidden/>
               </w:rPr>
-              <w:instrText xml:space="preserve"> PAGEREF _Toc230547311 \h </w:instrText>
+              <w:instrText xml:space="preserve"> PAGEREF _Toc230746104 \h </w:instrText>
             </w:r>
             <w:r>
               <w:rPr>
@@ -4001,7 +4075,82 @@
                 <w:noProof/>
                 <w:webHidden/>
               </w:rPr>
-              <w:t>42</w:t>
+              <w:t>45</w:t>
+            </w:r>
+            <w:r>
+              <w:rPr>
+                <w:noProof/>
+                <w:webHidden/>
+              </w:rPr>
+              <w:fldChar w:fldCharType="end"/>
+            </w:r>
+          </w:hyperlink>
+        </w:p>
+        <w:p>
+          <w:pPr>
+            <w:pStyle w:val="11"/>
+            <w:tabs>
+              <w:tab w:val="right" w:leader="dot" w:pos="9345"/>
+            </w:tabs>
+            <w:rPr>
+              <w:rFonts w:asciiTheme="minorHAnsi" w:eastAsiaTheme="minorEastAsia" w:hAnsiTheme="minorHAnsi"/>
+              <w:noProof/>
+              <w:kern w:val="2"/>
+              <w:sz w:val="24"/>
+              <w:szCs w:val="24"/>
+              <w:lang w:val="ru-RU" w:eastAsia="ru-RU"/>
+              <w14:ligatures w14:val="standardContextual"/>
+            </w:rPr>
+          </w:pPr>
+          <w:hyperlink w:anchor="_Toc230746105" w:history="1">
+            <w:r>
+              <w:rPr>
+                <w:rStyle w:val="ad"/>
+                <w:noProof/>
+                <w:lang w:val="ru-RU"/>
+              </w:rPr>
+              <w:t>ПРИЛОЖЕНИЯ</w:t>
+            </w:r>
+            <w:r>
+              <w:rPr>
+                <w:noProof/>
+                <w:webHidden/>
+              </w:rPr>
+              <w:tab/>
+            </w:r>
+            <w:r>
+              <w:rPr>
+                <w:noProof/>
+                <w:webHidden/>
+              </w:rPr>
+              <w:fldChar w:fldCharType="begin"/>
+            </w:r>
+            <w:r>
+              <w:rPr>
+                <w:noProof/>
+                <w:webHidden/>
+              </w:rPr>
+              <w:instrText xml:space="preserve"> PAGEREF _Toc230746105 \h </w:instrText>
+            </w:r>
+            <w:r>
+              <w:rPr>
+                <w:noProof/>
+                <w:webHidden/>
+              </w:rPr>
+            </w:r>
+            <w:r>
+              <w:rPr>
+                <w:noProof/>
+                <w:webHidden/>
+              </w:rPr>
+              <w:fldChar w:fldCharType="separate"/>
+            </w:r>
+            <w:r>
+              <w:rPr>
+                <w:noProof/>
+                <w:webHidden/>
+              </w:rPr>
+              <w:t>48</w:t>
             </w:r>
             <w:r>
               <w:rPr>
@@ -4051,7 +4200,7 @@
           <w:lang w:val="ru-RU"/>
         </w:rPr>
       </w:pPr>
-      <w:bookmarkStart w:id="0" w:name="_Toc230547259"/>
+      <w:bookmarkStart w:id="0" w:name="_Toc230746051"/>
       <w:r>
         <w:rPr>
           <w:lang w:val="ru-RU"/>
@@ -4080,7 +4229,19 @@
         <w:rPr>
           <w:lang w:eastAsia="ru-RU"/>
         </w:rPr>
-        <w:t> пояснительная записка содержит 6 разделов, {{N}} страниц, {{N}} рисунков, {{N}} таблиц, {{N}} приложений, 25 источников.</w:t>
+        <w:t> пояснительная записка содержит 6 разделов, {{N}} страниц, {{N}} рисунков, {{N}} таблиц, {{N}} приложений, 2</w:t>
+      </w:r>
+      <w:r>
+        <w:rPr>
+          <w:lang w:eastAsia="ru-RU"/>
+        </w:rPr>
+        <w:t>8</w:t>
+      </w:r>
+      <w:r>
+        <w:rPr>
+          <w:lang w:eastAsia="ru-RU"/>
+        </w:rPr>
+        <w:t xml:space="preserve"> источников.</w:t>
       </w:r>
     </w:p>
     <w:p>
@@ -4666,29 +4827,31 @@
     <w:p>
       <w:pPr>
         <w:rPr>
-          <w:lang w:val="ru-RU"/>
-        </w:rPr>
-      </w:pPr>
-    </w:p>
-    <w:p>
-      <w:pPr>
-        <w:rPr>
-          <w:lang w:val="ru-RU"/>
-        </w:rPr>
-      </w:pPr>
-    </w:p>
-    <w:p>
-      <w:pPr>
-        <w:rPr>
-          <w:lang w:val="ru-RU"/>
-        </w:rPr>
-      </w:pPr>
-    </w:p>
-    <w:p>
-      <w:pPr>
-        <w:rPr>
-          <w:lang w:val="ru-RU"/>
-        </w:rPr>
+          <w:b/>
+          <w:bCs/>
+          <w:lang w:val="ru-RU"/>
+        </w:rPr>
+      </w:pPr>
+      <w:r>
+        <w:rPr>
+          <w:lang w:val="ru-RU"/>
+        </w:rPr>
+        <w:tab/>
+      </w:r>
+      <w:r>
+        <w:rPr>
+          <w:b/>
+          <w:bCs/>
+          <w:sz w:val="40"/>
+          <w:szCs w:val="32"/>
+          <w:lang w:val="ru-RU"/>
+        </w:rPr>
+        <w:t>Заменить {{Таблица 4.5}} и {{Рисунок 5.1}} на реальные объекты</w:t>
+      </w:r>
+    </w:p>
+    <w:p>
+      <w:pPr>
+        <w:ind w:firstLine="0"/>
       </w:pPr>
     </w:p>
     <w:p>
@@ -4704,7 +4867,7 @@
           <w:lang w:val="ru-RU"/>
         </w:rPr>
       </w:pPr>
-      <w:bookmarkStart w:id="1" w:name="_Toc230547260"/>
+      <w:bookmarkStart w:id="1" w:name="_Toc230746052"/>
       <w:r>
         <w:rPr>
           <w:lang w:val="ru-RU"/>
@@ -4961,36 +5124,12 @@
           <w:lang w:val="ru-RU"/>
         </w:rPr>
       </w:pPr>
-      <w:bookmarkStart w:id="2" w:name="_Toc230547261"/>
+      <w:bookmarkStart w:id="2" w:name="_Toc230746053"/>
       <w:r>
         <w:rPr>
           <w:lang w:val="ru-RU"/>
         </w:rPr>
         <w:lastRenderedPageBreak/>
-        <w:t xml:space="preserve">Глава </w:t>
-      </w:r>
-      <w:r>
-        <w:rPr>
-          <w:lang w:val="ru-RU"/>
-        </w:rPr>
-        <w:t>1</w:t>
-      </w:r>
-      <w:r>
-        <w:rPr>
-          <w:lang w:val="ru-RU"/>
-        </w:rPr>
-        <w:t>.</w:t>
-      </w:r>
-      <w:r>
-        <w:rPr>
-          <w:lang w:val="ru-RU"/>
-        </w:rPr>
-        <w:t xml:space="preserve"> </w:t>
-      </w:r>
-      <w:r>
-        <w:rPr>
-          <w:lang w:val="ru-RU"/>
-        </w:rPr>
         <w:t xml:space="preserve">АНАЛИЗ </w:t>
       </w:r>
       <w:r>
@@ -5011,7 +5150,7 @@
       <w:pPr>
         <w:pStyle w:val="a2"/>
       </w:pPr>
-      <w:bookmarkStart w:id="3" w:name="_Toc230547262"/>
+      <w:bookmarkStart w:id="3" w:name="_Toc230746054"/>
       <w:r>
         <w:t>Предметная область: силовые тренировки и учёт нагрузки</w:t>
       </w:r>
@@ -5400,7 +5539,7 @@
       <w:pPr>
         <w:pStyle w:val="a2"/>
       </w:pPr>
-      <w:bookmarkStart w:id="4" w:name="_Toc230547263"/>
+      <w:bookmarkStart w:id="4" w:name="_Toc230746055"/>
       <w:r>
         <w:t>Обзор существующих программных аналогов</w:t>
       </w:r>
@@ -5416,7 +5555,13 @@
         <w:rPr>
           <w:lang w:val="ru-RU"/>
         </w:rPr>
-        <w:t>На рынке мобильных приложений для учёта силовых тренировок представлено несколько решений. Проведён сравнительный анализ четырёх наиболее популярных приложений по ключевым критериям, значимым для целевой аудитории.</w:t>
+        <w:t>На рынке мобильных приложений для учёта силовых тренировок представлено несколько решений. Проведён сравнительный анализ четырёх наиболее популярных приложений по ключевым критериям, значимым для целевой аудитории</w:t>
+      </w:r>
+      <w:r>
+        <w:rPr>
+          <w:lang w:val="ru-RU"/>
+        </w:rPr>
+        <w:t>, с которым можно ознакомиться в таблице 1.</w:t>
       </w:r>
     </w:p>
     <w:p>
@@ -5429,7 +5574,7 @@
           <w:b w:val="0"/>
           <w:bCs w:val="0"/>
         </w:rPr>
-        <w:t xml:space="preserve">Таблица 1.1 — </w:t>
+        <w:t xml:space="preserve">Таблица 1 — </w:t>
       </w:r>
       <w:r>
         <w:t>Сравнительный анализ приложений для учёта силовых тренировок</w:t>
@@ -7452,7 +7597,7 @@
       <w:pPr>
         <w:pStyle w:val="a2"/>
       </w:pPr>
-      <w:bookmarkStart w:id="5" w:name="_Toc230547264"/>
+      <w:bookmarkStart w:id="5" w:name="_Toc230746056"/>
       <w:r>
         <w:lastRenderedPageBreak/>
         <w:t>Требования к разрабатываемой системе</w:t>
@@ -7735,7 +7880,7 @@
         <w:rPr>
           <w:lang w:val="ru-RU"/>
         </w:rPr>
-        <w:t>100</w:t>
+        <w:t>50</w:t>
       </w:r>
       <w:r>
         <w:rPr>
@@ -7748,7 +7893,7 @@
       <w:pPr>
         <w:pStyle w:val="a2"/>
       </w:pPr>
-      <w:bookmarkStart w:id="6" w:name="_Toc230547265"/>
+      <w:bookmarkStart w:id="6" w:name="_Toc230746057"/>
       <w:r>
         <w:lastRenderedPageBreak/>
         <w:t>Обзор методов прогнозирования силовых показателей</w:t>
@@ -7962,7 +8107,7 @@
           <w:lang w:val="ru-RU"/>
         </w:rPr>
       </w:pPr>
-      <w:bookmarkStart w:id="7" w:name="_Toc230547266"/>
+      <w:bookmarkStart w:id="7" w:name="_Toc230746058"/>
       <w:r>
         <w:rPr>
           <w:lang w:val="ru-RU"/>
@@ -7985,7 +8130,7 @@
       <w:pPr>
         <w:pStyle w:val="a2"/>
       </w:pPr>
-      <w:bookmarkStart w:id="8" w:name="_Toc230547267"/>
+      <w:bookmarkStart w:id="8" w:name="_Toc230746059"/>
       <w:r>
         <w:t>Выбор технологического стека</w:t>
       </w:r>
@@ -8185,7 +8330,7 @@
       <w:pPr>
         <w:pStyle w:val="a2"/>
       </w:pPr>
-      <w:bookmarkStart w:id="9" w:name="_Toc230547268"/>
+      <w:bookmarkStart w:id="9" w:name="_Toc230746060"/>
       <w:r>
         <w:t>Архитектура клиентского приложения</w:t>
       </w:r>
@@ -8442,7 +8587,7 @@
       <w:pPr>
         <w:pStyle w:val="a2"/>
       </w:pPr>
-      <w:bookmarkStart w:id="10" w:name="_Toc230547269"/>
+      <w:bookmarkStart w:id="10" w:name="_Toc230746061"/>
       <w:r>
         <w:t>Проектирование базы данных</w:t>
       </w:r>
@@ -8529,7 +8674,7 @@
       <w:pPr>
         <w:pStyle w:val="a2"/>
       </w:pPr>
-      <w:bookmarkStart w:id="11" w:name="_Toc230547270"/>
+      <w:bookmarkStart w:id="11" w:name="_Toc230746062"/>
       <w:r>
         <w:t>Проектирование серверной части</w:t>
       </w:r>
@@ -8564,7 +8709,7 @@
         <w:rPr>
           <w:lang w:val="ru-RU"/>
         </w:rPr>
-        <w:t>Таблица 2.1 — Эндпоинты API сервера FitApp. Столбцы</w:t>
+        <w:t>Таблица 2 — Эндпоинты API сервера FitApp. Столбцы</w:t>
       </w:r>
     </w:p>
     <w:tbl>
@@ -9334,7 +9479,7 @@
           <w:lang w:val="ru-RU"/>
         </w:rPr>
       </w:pPr>
-      <w:bookmarkStart w:id="12" w:name="_Toc230547271"/>
+      <w:bookmarkStart w:id="12" w:name="_Toc230746063"/>
       <w:r>
         <w:rPr>
           <w:lang w:val="ru-RU"/>
@@ -9348,7 +9493,7 @@
       <w:pPr>
         <w:pStyle w:val="a2"/>
       </w:pPr>
-      <w:bookmarkStart w:id="13" w:name="_Toc230547272"/>
+      <w:bookmarkStart w:id="13" w:name="_Toc230746064"/>
       <w:r>
         <w:t>Структура навигации и основные экраны</w:t>
       </w:r>
@@ -9530,7 +9675,7 @@
       <w:pPr>
         <w:pStyle w:val="a2"/>
       </w:pPr>
-      <w:bookmarkStart w:id="14" w:name="_Toc230547273"/>
+      <w:bookmarkStart w:id="14" w:name="_Toc230746065"/>
       <w:r>
         <w:lastRenderedPageBreak/>
         <w:t>Модуль ведения тренировок</w:t>
@@ -9571,7 +9716,7 @@
       <w:pPr>
         <w:pStyle w:val="a2"/>
       </w:pPr>
-      <w:bookmarkStart w:id="15" w:name="_Toc230547274"/>
+      <w:bookmarkStart w:id="15" w:name="_Toc230746066"/>
       <w:r>
         <w:t>Модуль статистики и прогресса</w:t>
       </w:r>
@@ -9680,7 +9825,7 @@
       <w:pPr>
         <w:pStyle w:val="a2"/>
       </w:pPr>
-      <w:bookmarkStart w:id="16" w:name="_Toc230547275"/>
+      <w:bookmarkStart w:id="16" w:name="_Toc230746067"/>
       <w:r>
         <w:t>Каталог упражнений и шаблоны</w:t>
       </w:r>
@@ -9725,7 +9870,7 @@
           <w:lang w:val="ru-RU"/>
         </w:rPr>
       </w:pPr>
-      <w:bookmarkStart w:id="17" w:name="_Toc230547276"/>
+      <w:bookmarkStart w:id="17" w:name="_Toc230746068"/>
       <w:r>
         <w:rPr>
           <w:lang w:val="ru-RU"/>
@@ -9739,7 +9884,7 @@
       <w:pPr>
         <w:pStyle w:val="a2"/>
       </w:pPr>
-      <w:bookmarkStart w:id="18" w:name="_Toc230547277"/>
+      <w:bookmarkStart w:id="18" w:name="_Toc230746069"/>
       <w:r>
         <w:t>Постановка задачи прогнозирования</w:t>
       </w:r>
@@ -9762,7 +9907,7 @@
       <w:pPr>
         <w:pStyle w:val="a2"/>
       </w:pPr>
-      <w:bookmarkStart w:id="19" w:name="_Toc230547278"/>
+      <w:bookmarkStart w:id="19" w:name="_Toc230746070"/>
       <w:r>
         <w:t>Проблема данных и синтетический датасет</w:t>
       </w:r>
@@ -9798,7 +9943,7 @@
       <w:pPr>
         <w:pStyle w:val="a3"/>
       </w:pPr>
-      <w:bookmarkStart w:id="20" w:name="_Toc230547279"/>
+      <w:bookmarkStart w:id="20" w:name="_Toc230746071"/>
       <w:r>
         <w:lastRenderedPageBreak/>
         <w:t>Модель виртуального атлета</w:t>
@@ -11551,7 +11696,7 @@
       <w:pPr>
         <w:pStyle w:val="a3"/>
       </w:pPr>
-      <w:bookmarkStart w:id="21" w:name="_Toc230547280"/>
+      <w:bookmarkStart w:id="21" w:name="_Toc230746072"/>
       <w:r>
         <w:lastRenderedPageBreak/>
         <w:t>Параметры генерации и характеристики датасета</w:t>
@@ -11563,7 +11708,13 @@
         <w:pStyle w:val="af3"/>
       </w:pPr>
       <w:r>
-        <w:t>Запуск генератора с параметрами --athletes 500 --weeks 26 --seed 42 произвёл датасет, характеристики которого приведены в таблице 4.1.</w:t>
+        <w:t xml:space="preserve">Запуск генератора с параметрами --athletes 500 --weeks 26 --seed 42 произвёл датасет, характеристики которого приведены в таблице </w:t>
+      </w:r>
+      <w:r>
+        <w:t>3</w:t>
+      </w:r>
+      <w:r>
+        <w:t>.</w:t>
       </w:r>
     </w:p>
     <w:p>
@@ -11574,7 +11725,13 @@
         </w:rPr>
       </w:pPr>
       <w:r>
-        <w:t>Таблица 4.1 — Характеристики сгенерированного датасета</w:t>
+        <w:t xml:space="preserve">Таблица </w:t>
+      </w:r>
+      <w:r>
+        <w:t>3</w:t>
+      </w:r>
+      <w:r>
+        <w:t xml:space="preserve"> — Характеристики сгенерированного датасета</w:t>
       </w:r>
     </w:p>
     <w:tbl>
@@ -11589,8 +11746,8 @@
         <w:tblLook w:val="04A0" w:firstRow="1" w:lastRow="0" w:firstColumn="1" w:lastColumn="0" w:noHBand="0" w:noVBand="1"/>
       </w:tblPr>
       <w:tblGrid>
-        <w:gridCol w:w="4371"/>
-        <w:gridCol w:w="3088"/>
+        <w:gridCol w:w="3662"/>
+        <w:gridCol w:w="2379"/>
       </w:tblGrid>
       <w:tr>
         <w:trPr>
@@ -11618,6 +11775,8 @@
           </w:tcPr>
           <w:p>
             <w:pPr>
+              <w:ind w:firstLine="0"/>
+              <w:jc w:val="center"/>
               <w:rPr>
                 <w:b/>
                 <w:bCs/>
@@ -11659,6 +11818,8 @@
           </w:tcPr>
           <w:p>
             <w:pPr>
+              <w:ind w:firstLine="0"/>
+              <w:jc w:val="center"/>
               <w:rPr>
                 <w:b/>
                 <w:bCs/>
@@ -11693,7 +11854,7 @@
               <w:bottom w:val="single" w:sz="6" w:space="0" w:color="CCCCCC"/>
               <w:right w:val="single" w:sz="6" w:space="0" w:color="CCCCCC"/>
             </w:tcBorders>
-            <w:shd w:val="clear" w:color="auto" w:fill="FFFFFF"/>
+            <w:shd w:val="clear" w:color="auto" w:fill="FFFFFF" w:themeFill="background1"/>
             <w:tcMar>
               <w:top w:w="90" w:type="dxa"/>
               <w:left w:w="195" w:type="dxa"/>
@@ -11706,6 +11867,8 @@
           <w:p>
             <w:pPr>
               <w:pStyle w:val="af3"/>
+              <w:ind w:firstLine="0"/>
+              <w:jc w:val="left"/>
               <w:rPr>
                 <w:sz w:val="24"/>
                 <w:szCs w:val="20"/>
@@ -11729,7 +11892,7 @@
               <w:bottom w:val="single" w:sz="6" w:space="0" w:color="CCCCCC"/>
               <w:right w:val="single" w:sz="6" w:space="0" w:color="CCCCCC"/>
             </w:tcBorders>
-            <w:shd w:val="clear" w:color="auto" w:fill="FFFFFF"/>
+            <w:shd w:val="clear" w:color="auto" w:fill="FFFFFF" w:themeFill="background1"/>
             <w:tcMar>
               <w:top w:w="90" w:type="dxa"/>
               <w:left w:w="195" w:type="dxa"/>
@@ -11742,6 +11905,8 @@
           <w:p>
             <w:pPr>
               <w:pStyle w:val="af3"/>
+              <w:ind w:firstLine="0"/>
+              <w:jc w:val="center"/>
               <w:rPr>
                 <w:sz w:val="24"/>
                 <w:szCs w:val="20"/>
@@ -11770,7 +11935,7 @@
               <w:bottom w:val="single" w:sz="6" w:space="0" w:color="CCCCCC"/>
               <w:right w:val="single" w:sz="6" w:space="0" w:color="CCCCCC"/>
             </w:tcBorders>
-            <w:shd w:val="clear" w:color="auto" w:fill="F8F8F8"/>
+            <w:shd w:val="clear" w:color="auto" w:fill="FFFFFF" w:themeFill="background1"/>
             <w:tcMar>
               <w:top w:w="90" w:type="dxa"/>
               <w:left w:w="195" w:type="dxa"/>
@@ -11783,6 +11948,8 @@
           <w:p>
             <w:pPr>
               <w:pStyle w:val="af3"/>
+              <w:ind w:firstLine="0"/>
+              <w:jc w:val="left"/>
               <w:rPr>
                 <w:sz w:val="24"/>
                 <w:szCs w:val="20"/>
@@ -11806,7 +11973,7 @@
               <w:bottom w:val="single" w:sz="6" w:space="0" w:color="CCCCCC"/>
               <w:right w:val="single" w:sz="6" w:space="0" w:color="CCCCCC"/>
             </w:tcBorders>
-            <w:shd w:val="clear" w:color="auto" w:fill="F8F8F8"/>
+            <w:shd w:val="clear" w:color="auto" w:fill="FFFFFF" w:themeFill="background1"/>
             <w:tcMar>
               <w:top w:w="90" w:type="dxa"/>
               <w:left w:w="195" w:type="dxa"/>
@@ -11819,6 +11986,8 @@
           <w:p>
             <w:pPr>
               <w:pStyle w:val="af3"/>
+              <w:ind w:firstLine="0"/>
+              <w:jc w:val="center"/>
               <w:rPr>
                 <w:sz w:val="24"/>
                 <w:szCs w:val="20"/>
@@ -11847,7 +12016,7 @@
               <w:bottom w:val="single" w:sz="6" w:space="0" w:color="CCCCCC"/>
               <w:right w:val="single" w:sz="6" w:space="0" w:color="CCCCCC"/>
             </w:tcBorders>
-            <w:shd w:val="clear" w:color="auto" w:fill="FFFFFF"/>
+            <w:shd w:val="clear" w:color="auto" w:fill="FFFFFF" w:themeFill="background1"/>
             <w:tcMar>
               <w:top w:w="90" w:type="dxa"/>
               <w:left w:w="195" w:type="dxa"/>
@@ -11860,6 +12029,8 @@
           <w:p>
             <w:pPr>
               <w:pStyle w:val="af3"/>
+              <w:ind w:firstLine="0"/>
+              <w:jc w:val="left"/>
               <w:rPr>
                 <w:sz w:val="24"/>
                 <w:szCs w:val="20"/>
@@ -11883,7 +12054,7 @@
               <w:bottom w:val="single" w:sz="6" w:space="0" w:color="CCCCCC"/>
               <w:right w:val="single" w:sz="6" w:space="0" w:color="CCCCCC"/>
             </w:tcBorders>
-            <w:shd w:val="clear" w:color="auto" w:fill="FFFFFF"/>
+            <w:shd w:val="clear" w:color="auto" w:fill="FFFFFF" w:themeFill="background1"/>
             <w:tcMar>
               <w:top w:w="90" w:type="dxa"/>
               <w:left w:w="195" w:type="dxa"/>
@@ -11896,6 +12067,8 @@
           <w:p>
             <w:pPr>
               <w:pStyle w:val="af3"/>
+              <w:ind w:firstLine="0"/>
+              <w:jc w:val="center"/>
               <w:rPr>
                 <w:sz w:val="24"/>
                 <w:szCs w:val="20"/>
@@ -11924,7 +12097,7 @@
               <w:bottom w:val="single" w:sz="6" w:space="0" w:color="CCCCCC"/>
               <w:right w:val="single" w:sz="6" w:space="0" w:color="CCCCCC"/>
             </w:tcBorders>
-            <w:shd w:val="clear" w:color="auto" w:fill="F8F8F8"/>
+            <w:shd w:val="clear" w:color="auto" w:fill="FFFFFF" w:themeFill="background1"/>
             <w:tcMar>
               <w:top w:w="90" w:type="dxa"/>
               <w:left w:w="195" w:type="dxa"/>
@@ -11937,6 +12110,8 @@
           <w:p>
             <w:pPr>
               <w:pStyle w:val="af3"/>
+              <w:ind w:firstLine="0"/>
+              <w:jc w:val="left"/>
               <w:rPr>
                 <w:sz w:val="24"/>
                 <w:szCs w:val="20"/>
@@ -11960,7 +12135,7 @@
               <w:bottom w:val="single" w:sz="6" w:space="0" w:color="CCCCCC"/>
               <w:right w:val="single" w:sz="6" w:space="0" w:color="CCCCCC"/>
             </w:tcBorders>
-            <w:shd w:val="clear" w:color="auto" w:fill="F8F8F8"/>
+            <w:shd w:val="clear" w:color="auto" w:fill="FFFFFF" w:themeFill="background1"/>
             <w:tcMar>
               <w:top w:w="90" w:type="dxa"/>
               <w:left w:w="195" w:type="dxa"/>
@@ -11973,6 +12148,8 @@
           <w:p>
             <w:pPr>
               <w:pStyle w:val="af3"/>
+              <w:ind w:firstLine="0"/>
+              <w:jc w:val="center"/>
               <w:rPr>
                 <w:sz w:val="24"/>
                 <w:szCs w:val="20"/>
@@ -11984,6 +12161,88 @@
                 <w:szCs w:val="20"/>
               </w:rPr>
               <w:t>68</w:t>
+            </w:r>
+          </w:p>
+        </w:tc>
+      </w:tr>
+      <w:tr>
+        <w:trPr>
+          <w:trHeight w:val="23"/>
+          <w:jc w:val="center"/>
+        </w:trPr>
+        <w:tc>
+          <w:tcPr>
+            <w:tcW w:w="0" w:type="auto"/>
+            <w:tcBorders>
+              <w:top w:val="single" w:sz="6" w:space="0" w:color="CCCCCC"/>
+              <w:left w:val="single" w:sz="6" w:space="0" w:color="CCCCCC"/>
+              <w:bottom w:val="single" w:sz="6" w:space="0" w:color="CCCCCC"/>
+              <w:right w:val="single" w:sz="6" w:space="0" w:color="CCCCCC"/>
+            </w:tcBorders>
+            <w:shd w:val="clear" w:color="auto" w:fill="FFFFFF" w:themeFill="background1"/>
+            <w:tcMar>
+              <w:top w:w="90" w:type="dxa"/>
+              <w:left w:w="195" w:type="dxa"/>
+              <w:bottom w:w="90" w:type="dxa"/>
+              <w:right w:w="195" w:type="dxa"/>
+            </w:tcMar>
+            <w:vAlign w:val="center"/>
+            <w:hideMark/>
+          </w:tcPr>
+          <w:p>
+            <w:pPr>
+              <w:pStyle w:val="af3"/>
+              <w:ind w:firstLine="0"/>
+              <w:jc w:val="left"/>
+              <w:rPr>
+                <w:sz w:val="24"/>
+                <w:szCs w:val="20"/>
+              </w:rPr>
+            </w:pPr>
+            <w:r>
+              <w:rPr>
+                <w:sz w:val="24"/>
+                <w:szCs w:val="20"/>
+              </w:rPr>
+              <w:t>Размер CSV</w:t>
+            </w:r>
+          </w:p>
+        </w:tc>
+        <w:tc>
+          <w:tcPr>
+            <w:tcW w:w="0" w:type="auto"/>
+            <w:tcBorders>
+              <w:top w:val="single" w:sz="6" w:space="0" w:color="CCCCCC"/>
+              <w:left w:val="single" w:sz="6" w:space="0" w:color="CCCCCC"/>
+              <w:bottom w:val="single" w:sz="6" w:space="0" w:color="CCCCCC"/>
+              <w:right w:val="single" w:sz="6" w:space="0" w:color="CCCCCC"/>
+            </w:tcBorders>
+            <w:shd w:val="clear" w:color="auto" w:fill="FFFFFF" w:themeFill="background1"/>
+            <w:tcMar>
+              <w:top w:w="90" w:type="dxa"/>
+              <w:left w:w="195" w:type="dxa"/>
+              <w:bottom w:w="90" w:type="dxa"/>
+              <w:right w:w="195" w:type="dxa"/>
+            </w:tcMar>
+            <w:vAlign w:val="center"/>
+            <w:hideMark/>
+          </w:tcPr>
+          <w:p>
+            <w:pPr>
+              <w:pStyle w:val="af3"/>
+              <w:ind w:firstLine="0"/>
+              <w:jc w:val="center"/>
+              <w:rPr>
+                <w:sz w:val="24"/>
+                <w:szCs w:val="20"/>
+              </w:rPr>
+            </w:pPr>
+            <w:r>
+              <w:rPr>
+                <w:sz w:val="24"/>
+                <w:szCs w:val="20"/>
+              </w:rPr>
+              <w:t>~80 МБ</w:t>
             </w:r>
           </w:p>
         </w:tc>
@@ -12001,7 +12260,7 @@
               <w:bottom w:val="single" w:sz="6" w:space="0" w:color="CCCCCC"/>
               <w:right w:val="single" w:sz="6" w:space="0" w:color="CCCCCC"/>
             </w:tcBorders>
-            <w:shd w:val="clear" w:color="auto" w:fill="FFFFFF"/>
+            <w:shd w:val="clear" w:color="auto" w:fill="FFFFFF" w:themeFill="background1"/>
             <w:tcMar>
               <w:top w:w="90" w:type="dxa"/>
               <w:left w:w="195" w:type="dxa"/>
@@ -12014,6 +12273,8 @@
           <w:p>
             <w:pPr>
               <w:pStyle w:val="af3"/>
+              <w:ind w:firstLine="0"/>
+              <w:jc w:val="left"/>
               <w:rPr>
                 <w:sz w:val="24"/>
                 <w:szCs w:val="20"/>
@@ -12024,7 +12285,7 @@
                 <w:sz w:val="24"/>
                 <w:szCs w:val="20"/>
               </w:rPr>
-              <w:t>Размер CSV</w:t>
+              <w:t>Пар обучения после агрегации</w:t>
             </w:r>
           </w:p>
         </w:tc>
@@ -12037,7 +12298,7 @@
               <w:bottom w:val="single" w:sz="6" w:space="0" w:color="CCCCCC"/>
               <w:right w:val="single" w:sz="6" w:space="0" w:color="CCCCCC"/>
             </w:tcBorders>
-            <w:shd w:val="clear" w:color="auto" w:fill="FFFFFF"/>
+            <w:shd w:val="clear" w:color="auto" w:fill="FFFFFF" w:themeFill="background1"/>
             <w:tcMar>
               <w:top w:w="90" w:type="dxa"/>
               <w:left w:w="195" w:type="dxa"/>
@@ -12050,83 +12311,8 @@
           <w:p>
             <w:pPr>
               <w:pStyle w:val="af3"/>
-              <w:rPr>
-                <w:sz w:val="24"/>
-                <w:szCs w:val="20"/>
-              </w:rPr>
-            </w:pPr>
-            <w:r>
-              <w:rPr>
-                <w:sz w:val="24"/>
-                <w:szCs w:val="20"/>
-              </w:rPr>
-              <w:t>~80 МБ</w:t>
-            </w:r>
-          </w:p>
-        </w:tc>
-      </w:tr>
-      <w:tr>
-        <w:trPr>
-          <w:jc w:val="center"/>
-        </w:trPr>
-        <w:tc>
-          <w:tcPr>
-            <w:tcW w:w="0" w:type="auto"/>
-            <w:tcBorders>
-              <w:top w:val="single" w:sz="6" w:space="0" w:color="CCCCCC"/>
-              <w:left w:val="single" w:sz="6" w:space="0" w:color="CCCCCC"/>
-              <w:bottom w:val="single" w:sz="6" w:space="0" w:color="CCCCCC"/>
-              <w:right w:val="single" w:sz="6" w:space="0" w:color="CCCCCC"/>
-            </w:tcBorders>
-            <w:shd w:val="clear" w:color="auto" w:fill="F8F8F8"/>
-            <w:tcMar>
-              <w:top w:w="90" w:type="dxa"/>
-              <w:left w:w="195" w:type="dxa"/>
-              <w:bottom w:w="90" w:type="dxa"/>
-              <w:right w:w="195" w:type="dxa"/>
-            </w:tcMar>
-            <w:vAlign w:val="center"/>
-            <w:hideMark/>
-          </w:tcPr>
-          <w:p>
-            <w:pPr>
-              <w:pStyle w:val="af3"/>
-              <w:rPr>
-                <w:sz w:val="24"/>
-                <w:szCs w:val="20"/>
-              </w:rPr>
-            </w:pPr>
-            <w:r>
-              <w:rPr>
-                <w:sz w:val="24"/>
-                <w:szCs w:val="20"/>
-              </w:rPr>
-              <w:t>Пар обучения после агрегации</w:t>
-            </w:r>
-          </w:p>
-        </w:tc>
-        <w:tc>
-          <w:tcPr>
-            <w:tcW w:w="0" w:type="auto"/>
-            <w:tcBorders>
-              <w:top w:val="single" w:sz="6" w:space="0" w:color="CCCCCC"/>
-              <w:left w:val="single" w:sz="6" w:space="0" w:color="CCCCCC"/>
-              <w:bottom w:val="single" w:sz="6" w:space="0" w:color="CCCCCC"/>
-              <w:right w:val="single" w:sz="6" w:space="0" w:color="CCCCCC"/>
-            </w:tcBorders>
-            <w:shd w:val="clear" w:color="auto" w:fill="F8F8F8"/>
-            <w:tcMar>
-              <w:top w:w="90" w:type="dxa"/>
-              <w:left w:w="195" w:type="dxa"/>
-              <w:bottom w:w="90" w:type="dxa"/>
-              <w:right w:w="195" w:type="dxa"/>
-            </w:tcMar>
-            <w:vAlign w:val="center"/>
-            <w:hideMark/>
-          </w:tcPr>
-          <w:p>
-            <w:pPr>
-              <w:pStyle w:val="af3"/>
+              <w:ind w:firstLine="0"/>
+              <w:jc w:val="center"/>
               <w:rPr>
                 <w:sz w:val="24"/>
                 <w:szCs w:val="20"/>
@@ -12154,20 +12340,38 @@
         <w:rPr>
           <w:lang w:val="ru-RU"/>
         </w:rPr>
-        <w:t>Валидация реалистичности прироста 1ПМ проведена в разрезе стажа:</w:t>
-      </w:r>
-    </w:p>
-    <w:p>
-      <w:pPr>
-        <w:rPr>
-          <w:lang w:val="ru-RU"/>
-        </w:rPr>
-      </w:pPr>
-      <w:r>
-        <w:rPr>
-          <w:lang w:val="ru-RU"/>
-        </w:rPr>
-        <w:t>Таблица 4.2 — Прирост 1ПМ за 26 недель по группам стажа (</w:t>
+        <w:t>Валидация реалистичности прироста 1ПМ проведена в разрезе стажа</w:t>
+      </w:r>
+      <w:r>
+        <w:rPr>
+          <w:lang w:val="ru-RU"/>
+        </w:rPr>
+        <w:t>. Результаты приведены в таблице 4.</w:t>
+      </w:r>
+    </w:p>
+    <w:p>
+      <w:pPr>
+        <w:rPr>
+          <w:lang w:val="ru-RU"/>
+        </w:rPr>
+      </w:pPr>
+      <w:r>
+        <w:rPr>
+          <w:lang w:val="ru-RU"/>
+        </w:rPr>
+        <w:t xml:space="preserve">Таблица </w:t>
+      </w:r>
+      <w:r>
+        <w:rPr>
+          <w:lang w:val="ru-RU"/>
+        </w:rPr>
+        <w:t>4</w:t>
+      </w:r>
+      <w:r>
+        <w:rPr>
+          <w:lang w:val="ru-RU"/>
+        </w:rPr>
+        <w:t xml:space="preserve"> — Прирост 1ПМ за 26 недель по группам стажа (</w:t>
       </w:r>
       <w:r>
         <w:t>compound</w:t>
@@ -12191,8 +12395,8 @@
         <w:tblLook w:val="04A0" w:firstRow="1" w:lastRow="0" w:firstColumn="1" w:lastColumn="0" w:noHBand="0" w:noVBand="1"/>
       </w:tblPr>
       <w:tblGrid>
-        <w:gridCol w:w="2877"/>
-        <w:gridCol w:w="3754"/>
+        <w:gridCol w:w="2168"/>
+        <w:gridCol w:w="3045"/>
       </w:tblGrid>
       <w:tr>
         <w:trPr>
@@ -12221,6 +12425,8 @@
           <w:p>
             <w:pPr>
               <w:pStyle w:val="af3"/>
+              <w:ind w:firstLine="0"/>
+              <w:jc w:val="center"/>
               <w:rPr>
                 <w:b/>
                 <w:bCs/>
@@ -12263,6 +12469,8 @@
           <w:p>
             <w:pPr>
               <w:pStyle w:val="af3"/>
+              <w:ind w:firstLine="0"/>
+              <w:jc w:val="center"/>
               <w:rPr>
                 <w:b/>
                 <w:bCs/>
@@ -12297,7 +12505,7 @@
               <w:bottom w:val="single" w:sz="6" w:space="0" w:color="CCCCCC"/>
               <w:right w:val="single" w:sz="6" w:space="0" w:color="CCCCCC"/>
             </w:tcBorders>
-            <w:shd w:val="clear" w:color="auto" w:fill="FFFFFF"/>
+            <w:shd w:val="clear" w:color="auto" w:fill="FFFFFF" w:themeFill="background1"/>
             <w:tcMar>
               <w:top w:w="90" w:type="dxa"/>
               <w:left w:w="195" w:type="dxa"/>
@@ -12310,6 +12518,7 @@
           <w:p>
             <w:pPr>
               <w:pStyle w:val="af3"/>
+              <w:ind w:firstLine="0"/>
               <w:rPr>
                 <w:sz w:val="24"/>
                 <w:szCs w:val="20"/>
@@ -12335,7 +12544,7 @@
               <w:bottom w:val="single" w:sz="6" w:space="0" w:color="CCCCCC"/>
               <w:right w:val="single" w:sz="6" w:space="0" w:color="CCCCCC"/>
             </w:tcBorders>
-            <w:shd w:val="clear" w:color="auto" w:fill="FFFFFF"/>
+            <w:shd w:val="clear" w:color="auto" w:fill="FFFFFF" w:themeFill="background1"/>
             <w:tcMar>
               <w:top w:w="90" w:type="dxa"/>
               <w:left w:w="195" w:type="dxa"/>
@@ -12348,6 +12557,8 @@
           <w:p>
             <w:pPr>
               <w:pStyle w:val="af3"/>
+              <w:ind w:firstLine="0"/>
+              <w:jc w:val="center"/>
               <w:rPr>
                 <w:sz w:val="24"/>
                 <w:szCs w:val="20"/>
@@ -12378,7 +12589,7 @@
               <w:bottom w:val="single" w:sz="6" w:space="0" w:color="CCCCCC"/>
               <w:right w:val="single" w:sz="6" w:space="0" w:color="CCCCCC"/>
             </w:tcBorders>
-            <w:shd w:val="clear" w:color="auto" w:fill="F8F8F8"/>
+            <w:shd w:val="clear" w:color="auto" w:fill="FFFFFF" w:themeFill="background1"/>
             <w:tcMar>
               <w:top w:w="90" w:type="dxa"/>
               <w:left w:w="195" w:type="dxa"/>
@@ -12391,6 +12602,7 @@
           <w:p>
             <w:pPr>
               <w:pStyle w:val="af3"/>
+              <w:ind w:firstLine="0"/>
               <w:rPr>
                 <w:sz w:val="24"/>
                 <w:szCs w:val="20"/>
@@ -12416,7 +12628,7 @@
               <w:bottom w:val="single" w:sz="6" w:space="0" w:color="CCCCCC"/>
               <w:right w:val="single" w:sz="6" w:space="0" w:color="CCCCCC"/>
             </w:tcBorders>
-            <w:shd w:val="clear" w:color="auto" w:fill="F8F8F8"/>
+            <w:shd w:val="clear" w:color="auto" w:fill="FFFFFF" w:themeFill="background1"/>
             <w:tcMar>
               <w:top w:w="90" w:type="dxa"/>
               <w:left w:w="195" w:type="dxa"/>
@@ -12429,6 +12641,8 @@
           <w:p>
             <w:pPr>
               <w:pStyle w:val="af3"/>
+              <w:ind w:firstLine="0"/>
+              <w:jc w:val="center"/>
               <w:rPr>
                 <w:sz w:val="24"/>
                 <w:szCs w:val="20"/>
@@ -12459,7 +12673,7 @@
               <w:bottom w:val="single" w:sz="6" w:space="0" w:color="CCCCCC"/>
               <w:right w:val="single" w:sz="6" w:space="0" w:color="CCCCCC"/>
             </w:tcBorders>
-            <w:shd w:val="clear" w:color="auto" w:fill="FFFFFF"/>
+            <w:shd w:val="clear" w:color="auto" w:fill="FFFFFF" w:themeFill="background1"/>
             <w:tcMar>
               <w:top w:w="90" w:type="dxa"/>
               <w:left w:w="195" w:type="dxa"/>
@@ -12472,6 +12686,7 @@
           <w:p>
             <w:pPr>
               <w:pStyle w:val="af3"/>
+              <w:ind w:firstLine="0"/>
               <w:rPr>
                 <w:sz w:val="24"/>
                 <w:szCs w:val="20"/>
@@ -12497,7 +12712,7 @@
               <w:bottom w:val="single" w:sz="6" w:space="0" w:color="CCCCCC"/>
               <w:right w:val="single" w:sz="6" w:space="0" w:color="CCCCCC"/>
             </w:tcBorders>
-            <w:shd w:val="clear" w:color="auto" w:fill="FFFFFF"/>
+            <w:shd w:val="clear" w:color="auto" w:fill="FFFFFF" w:themeFill="background1"/>
             <w:tcMar>
               <w:top w:w="90" w:type="dxa"/>
               <w:left w:w="195" w:type="dxa"/>
@@ -12510,6 +12725,8 @@
           <w:p>
             <w:pPr>
               <w:pStyle w:val="af3"/>
+              <w:ind w:firstLine="0"/>
+              <w:jc w:val="center"/>
               <w:rPr>
                 <w:sz w:val="24"/>
                 <w:szCs w:val="20"/>
@@ -12541,7 +12758,7 @@
               <w:bottom w:val="single" w:sz="6" w:space="0" w:color="CCCCCC"/>
               <w:right w:val="single" w:sz="6" w:space="0" w:color="CCCCCC"/>
             </w:tcBorders>
-            <w:shd w:val="clear" w:color="auto" w:fill="F8F8F8"/>
+            <w:shd w:val="clear" w:color="auto" w:fill="FFFFFF" w:themeFill="background1"/>
             <w:tcMar>
               <w:top w:w="90" w:type="dxa"/>
               <w:left w:w="195" w:type="dxa"/>
@@ -12554,6 +12771,7 @@
           <w:p>
             <w:pPr>
               <w:pStyle w:val="af3"/>
+              <w:ind w:firstLine="0"/>
               <w:rPr>
                 <w:sz w:val="24"/>
                 <w:szCs w:val="20"/>
@@ -12579,7 +12797,7 @@
               <w:bottom w:val="single" w:sz="6" w:space="0" w:color="CCCCCC"/>
               <w:right w:val="single" w:sz="6" w:space="0" w:color="CCCCCC"/>
             </w:tcBorders>
-            <w:shd w:val="clear" w:color="auto" w:fill="F8F8F8"/>
+            <w:shd w:val="clear" w:color="auto" w:fill="FFFFFF" w:themeFill="background1"/>
             <w:tcMar>
               <w:top w:w="90" w:type="dxa"/>
               <w:left w:w="195" w:type="dxa"/>
@@ -12592,6 +12810,8 @@
           <w:p>
             <w:pPr>
               <w:pStyle w:val="af3"/>
+              <w:ind w:firstLine="0"/>
+              <w:jc w:val="center"/>
               <w:rPr>
                 <w:sz w:val="24"/>
                 <w:szCs w:val="20"/>
@@ -12628,7 +12848,7 @@
       <w:pPr>
         <w:pStyle w:val="a2"/>
       </w:pPr>
-      <w:bookmarkStart w:id="22" w:name="_Toc230547281"/>
+      <w:bookmarkStart w:id="22" w:name="_Toc230746073"/>
       <w:r>
         <w:lastRenderedPageBreak/>
         <w:t>Базовые модели прогнозирования</w:t>
@@ -13078,7 +13298,7 @@
       <w:pPr>
         <w:pStyle w:val="a2"/>
       </w:pPr>
-      <w:bookmarkStart w:id="23" w:name="_Toc230547282"/>
+      <w:bookmarkStart w:id="23" w:name="_Toc230746074"/>
       <w:r>
         <w:lastRenderedPageBreak/>
         <w:t>Модель LightGBM</w:t>
@@ -13089,7 +13309,7 @@
       <w:pPr>
         <w:pStyle w:val="a3"/>
       </w:pPr>
-      <w:bookmarkStart w:id="24" w:name="_Toc230547283"/>
+      <w:bookmarkStart w:id="24" w:name="_Toc230746075"/>
       <w:r>
         <w:t>Инженерия признаков</w:t>
       </w:r>
@@ -13478,7 +13698,7 @@
       <w:pPr>
         <w:pStyle w:val="a3"/>
       </w:pPr>
-      <w:bookmarkStart w:id="25" w:name="_Toc230547284"/>
+      <w:bookmarkStart w:id="25" w:name="_Toc230746076"/>
       <w:r>
         <w:t>Обучение и результаты</w:t>
       </w:r>
@@ -13700,7 +13920,7 @@
       <w:pPr>
         <w:pStyle w:val="a2"/>
       </w:pPr>
-      <w:bookmarkStart w:id="26" w:name="_Toc230547285"/>
+      <w:bookmarkStart w:id="26" w:name="_Toc230746077"/>
       <w:r>
         <w:t>Интеграция модели через ONNX</w:t>
       </w:r>
@@ -13710,7 +13930,7 @@
       <w:pPr>
         <w:pStyle w:val="a3"/>
       </w:pPr>
-      <w:bookmarkStart w:id="27" w:name="_Toc230547286"/>
+      <w:bookmarkStart w:id="27" w:name="_Toc230746078"/>
       <w:r>
         <w:t>Конвертация и контроль качества</w:t>
       </w:r>
@@ -14128,7 +14348,7 @@
       <w:pPr>
         <w:pStyle w:val="a3"/>
       </w:pPr>
-      <w:bookmarkStart w:id="28" w:name="_Toc230547287"/>
+      <w:bookmarkStart w:id="28" w:name="_Toc230746079"/>
       <w:r>
         <w:lastRenderedPageBreak/>
         <w:t>Архитектура inference-слоя</w:t>
@@ -14178,7 +14398,7 @@
       <w:pPr>
         <w:pStyle w:val="a2"/>
       </w:pPr>
-      <w:bookmarkStart w:id="29" w:name="_Toc230547288"/>
+      <w:bookmarkStart w:id="29" w:name="_Toc230746080"/>
       <w:r>
         <w:t>Модуль планирования следующей тренировки</w:t>
       </w:r>
@@ -14188,7 +14408,7 @@
       <w:pPr>
         <w:pStyle w:val="a3"/>
       </w:pPr>
-      <w:bookmarkStart w:id="30" w:name="_Toc230547289"/>
+      <w:bookmarkStart w:id="30" w:name="_Toc230746081"/>
       <w:r>
         <w:t>Постановка задачи</w:t>
       </w:r>
@@ -14211,7 +14431,7 @@
       <w:pPr>
         <w:pStyle w:val="a3"/>
       </w:pPr>
-      <w:bookmarkStart w:id="31" w:name="_Toc230547290"/>
+      <w:bookmarkStart w:id="31" w:name="_Toc230746082"/>
       <w:r>
         <w:t>Алгоритм</w:t>
       </w:r>
@@ -15487,16 +15707,13 @@
     </w:p>
     <w:p>
       <w:pPr>
-        <w:rPr>
-          <w:lang w:val="ru-RU"/>
-        </w:rPr>
-      </w:pPr>
-      <w:r>
-        <w:rPr>
-          <w:lang w:val="ru-RU"/>
-        </w:rPr>
-        <w:t>4.6.3 Ошибка первой версии</w:t>
-      </w:r>
+        <w:pStyle w:val="a3"/>
+      </w:pPr>
+      <w:bookmarkStart w:id="32" w:name="_Toc230746083"/>
+      <w:r>
+        <w:t>Ошибка первой версии</w:t>
+      </w:r>
+      <w:bookmarkEnd w:id="32"/>
     </w:p>
     <w:p>
       <w:pPr>
@@ -15720,12 +15937,15 @@
       <w:pPr>
         <w:pStyle w:val="a3"/>
       </w:pPr>
-      <w:bookmarkStart w:id="32" w:name="_Toc230547291"/>
+      <w:bookmarkStart w:id="33" w:name="_Toc230746084"/>
       <w:r>
         <w:lastRenderedPageBreak/>
-        <w:t>Валидация на синтетических данных</w:t>
-      </w:r>
-      <w:bookmarkEnd w:id="32"/>
+        <w:t>Валидация</w:t>
+      </w:r>
+      <w:r>
+        <w:t xml:space="preserve"> на синтетических данных</w:t>
+      </w:r>
+      <w:bookmarkEnd w:id="33"/>
     </w:p>
     <w:p>
       <w:pPr>
@@ -16383,7 +16603,7 @@
           <w:lang w:val="ru-RU"/>
         </w:rPr>
       </w:pPr>
-      <w:bookmarkStart w:id="33" w:name="_Toc230547292"/>
+      <w:bookmarkStart w:id="34" w:name="_Toc230746085"/>
       <w:r>
         <w:rPr>
           <w:lang w:val="ru-RU"/>
@@ -16391,17 +16611,17 @@
         <w:lastRenderedPageBreak/>
         <w:t>РАЗРАБОТКА ОБЛАЧНОЙ СИНХРОНИЗАЦИИ</w:t>
       </w:r>
-      <w:bookmarkEnd w:id="33"/>
+      <w:bookmarkEnd w:id="34"/>
     </w:p>
     <w:p>
       <w:pPr>
         <w:pStyle w:val="a2"/>
       </w:pPr>
-      <w:bookmarkStart w:id="34" w:name="_Toc230547293"/>
+      <w:bookmarkStart w:id="35" w:name="_Toc230746086"/>
       <w:r>
         <w:t>Постановка задачи и обоснование offline-first</w:t>
       </w:r>
-      <w:bookmarkEnd w:id="34"/>
+      <w:bookmarkEnd w:id="35"/>
     </w:p>
     <w:p>
       <w:pPr>
@@ -16433,11 +16653,11 @@
       <w:pPr>
         <w:pStyle w:val="a2"/>
       </w:pPr>
-      <w:bookmarkStart w:id="35" w:name="_Toc230547294"/>
+      <w:bookmarkStart w:id="36" w:name="_Toc230746087"/>
       <w:r>
         <w:t>Архитектура серверной части</w:t>
       </w:r>
-      <w:bookmarkEnd w:id="35"/>
+      <w:bookmarkEnd w:id="36"/>
     </w:p>
     <w:p>
       <w:pPr>
@@ -16509,21 +16729,21 @@
       <w:pPr>
         <w:pStyle w:val="a2"/>
       </w:pPr>
-      <w:bookmarkStart w:id="36" w:name="_Toc230547295"/>
+      <w:bookmarkStart w:id="37" w:name="_Toc230746088"/>
       <w:r>
         <w:t>Протокол синхронизации</w:t>
       </w:r>
-      <w:bookmarkEnd w:id="36"/>
+      <w:bookmarkEnd w:id="37"/>
     </w:p>
     <w:p>
       <w:pPr>
         <w:pStyle w:val="a3"/>
       </w:pPr>
-      <w:bookmarkStart w:id="37" w:name="_Toc230547296"/>
+      <w:bookmarkStart w:id="38" w:name="_Toc230746089"/>
       <w:r>
         <w:t>Глобальные идентификаторы</w:t>
       </w:r>
-      <w:bookmarkEnd w:id="37"/>
+      <w:bookmarkEnd w:id="38"/>
     </w:p>
     <w:p>
       <w:pPr>
@@ -16555,11 +16775,11 @@
       <w:pPr>
         <w:pStyle w:val="a3"/>
       </w:pPr>
-      <w:bookmarkStart w:id="38" w:name="_Toc230547297"/>
+      <w:bookmarkStart w:id="39" w:name="_Toc230746090"/>
       <w:r>
         <w:t>Стратегия Last-Write-Wins</w:t>
       </w:r>
-      <w:bookmarkEnd w:id="38"/>
+      <w:bookmarkEnd w:id="39"/>
     </w:p>
     <w:p>
       <w:pPr>
@@ -16626,11 +16846,11 @@
       <w:pPr>
         <w:pStyle w:val="a3"/>
       </w:pPr>
-      <w:bookmarkStart w:id="39" w:name="_Toc230547298"/>
+      <w:bookmarkStart w:id="40" w:name="_Toc230746091"/>
       <w:r>
         <w:t>Цикл синхронизации</w:t>
       </w:r>
-      <w:bookmarkEnd w:id="39"/>
+      <w:bookmarkEnd w:id="40"/>
     </w:p>
     <w:p>
       <w:pPr>
@@ -16662,11 +16882,11 @@
       <w:pPr>
         <w:pStyle w:val="a3"/>
       </w:pPr>
-      <w:bookmarkStart w:id="40" w:name="_Toc230547299"/>
+      <w:bookmarkStart w:id="41" w:name="_Toc230746092"/>
       <w:r>
         <w:t>Хранение токена</w:t>
       </w:r>
-      <w:bookmarkEnd w:id="40"/>
+      <w:bookmarkEnd w:id="41"/>
     </w:p>
     <w:p>
       <w:pPr>
@@ -16685,24 +16905,24 @@
       <w:pPr>
         <w:pStyle w:val="a2"/>
       </w:pPr>
-      <w:bookmarkStart w:id="41" w:name="_Toc230547300"/>
+      <w:bookmarkStart w:id="42" w:name="_Toc230746093"/>
       <w:r>
         <w:rPr>
           <w:rStyle w:val="30"/>
         </w:rPr>
         <w:t>Развёртывание</w:t>
       </w:r>
-      <w:bookmarkEnd w:id="41"/>
+      <w:bookmarkEnd w:id="42"/>
     </w:p>
     <w:p>
       <w:pPr>
         <w:pStyle w:val="a3"/>
       </w:pPr>
-      <w:bookmarkStart w:id="42" w:name="_Toc230547301"/>
+      <w:bookmarkStart w:id="43" w:name="_Toc230746094"/>
       <w:r>
         <w:t>База данных: переход на PostgreSQL</w:t>
       </w:r>
-      <w:bookmarkEnd w:id="42"/>
+      <w:bookmarkEnd w:id="43"/>
     </w:p>
     <w:p>
       <w:pPr>
@@ -16796,11 +17016,11 @@
       <w:pPr>
         <w:pStyle w:val="a3"/>
       </w:pPr>
-      <w:bookmarkStart w:id="43" w:name="_Toc230547302"/>
+      <w:bookmarkStart w:id="44" w:name="_Toc230746095"/>
       <w:r>
         <w:t>Хостинг</w:t>
       </w:r>
-      <w:bookmarkEnd w:id="43"/>
+      <w:bookmarkEnd w:id="44"/>
     </w:p>
     <w:p>
       <w:pPr>
@@ -16832,11 +17052,11 @@
       <w:pPr>
         <w:pStyle w:val="a2"/>
       </w:pPr>
-      <w:bookmarkStart w:id="44" w:name="_Toc230547303"/>
+      <w:bookmarkStart w:id="45" w:name="_Toc230746096"/>
       <w:r>
         <w:t>Проблема clock skew и решения</w:t>
       </w:r>
-      <w:bookmarkEnd w:id="44"/>
+      <w:bookmarkEnd w:id="45"/>
     </w:p>
     <w:p>
       <w:pPr>
@@ -17011,7 +17231,7 @@
           <w:lang w:val="ru-RU"/>
         </w:rPr>
       </w:pPr>
-      <w:bookmarkStart w:id="45" w:name="_Toc230547304"/>
+      <w:bookmarkStart w:id="46" w:name="_Toc230746097"/>
       <w:r>
         <w:lastRenderedPageBreak/>
         <w:t>ТЕСТИРОВАНИЕ</w:t>
@@ -17022,17 +17242,17 @@
         </w:rPr>
         <w:t xml:space="preserve"> И АНАЛИЗ РЕЗУЛЬТАТОВ</w:t>
       </w:r>
-      <w:bookmarkEnd w:id="45"/>
+      <w:bookmarkEnd w:id="46"/>
     </w:p>
     <w:p>
       <w:pPr>
         <w:pStyle w:val="a2"/>
       </w:pPr>
-      <w:bookmarkStart w:id="46" w:name="_Toc230547305"/>
+      <w:bookmarkStart w:id="47" w:name="_Toc230746098"/>
       <w:r>
         <w:t>Методология тестирования</w:t>
       </w:r>
-      <w:bookmarkEnd w:id="46"/>
+      <w:bookmarkEnd w:id="47"/>
     </w:p>
     <w:p>
       <w:pPr>
@@ -17054,11 +17274,11 @@
       <w:pPr>
         <w:pStyle w:val="a2"/>
       </w:pPr>
-      <w:bookmarkStart w:id="47" w:name="_Toc230547306"/>
+      <w:bookmarkStart w:id="48" w:name="_Toc230746099"/>
       <w:r>
         <w:t>Функциональное тестирование</w:t>
       </w:r>
-      <w:bookmarkEnd w:id="47"/>
+      <w:bookmarkEnd w:id="48"/>
     </w:p>
     <w:p>
       <w:pPr>
@@ -17922,11 +18142,11 @@
       <w:pPr>
         <w:pStyle w:val="a2"/>
       </w:pPr>
-      <w:bookmarkStart w:id="48" w:name="_Toc230547307"/>
+      <w:bookmarkStart w:id="49" w:name="_Toc230746100"/>
       <w:r>
         <w:t>Тестирование ML-модуля</w:t>
       </w:r>
-      <w:bookmarkEnd w:id="48"/>
+      <w:bookmarkEnd w:id="49"/>
     </w:p>
     <w:p>
       <w:pPr>
@@ -18521,11 +18741,11 @@
       <w:pPr>
         <w:pStyle w:val="a2"/>
       </w:pPr>
-      <w:bookmarkStart w:id="49" w:name="_Toc230547308"/>
+      <w:bookmarkStart w:id="50" w:name="_Toc230746101"/>
       <w:r>
         <w:t>Тестирование облачной синхронизации</w:t>
       </w:r>
-      <w:bookmarkEnd w:id="49"/>
+      <w:bookmarkEnd w:id="50"/>
     </w:p>
     <w:p>
       <w:pPr>
@@ -19212,12 +19432,12 @@
       <w:pPr>
         <w:pStyle w:val="a2"/>
       </w:pPr>
-      <w:bookmarkStart w:id="50" w:name="_Toc230547309"/>
+      <w:bookmarkStart w:id="51" w:name="_Toc230746102"/>
       <w:r>
         <w:lastRenderedPageBreak/>
         <w:t>Анализ производительности и оценка UX</w:t>
       </w:r>
-      <w:bookmarkEnd w:id="50"/>
+      <w:bookmarkEnd w:id="51"/>
     </w:p>
     <w:p>
       <w:pPr>
@@ -19256,7 +19476,7 @@
           <w:lang w:val="ru-RU"/>
         </w:rPr>
       </w:pPr>
-      <w:bookmarkStart w:id="51" w:name="_Toc230547310"/>
+      <w:bookmarkStart w:id="52" w:name="_Toc230746103"/>
       <w:r>
         <w:rPr>
           <w:lang w:val="ru-RU"/>
@@ -19264,7 +19484,7 @@
         <w:lastRenderedPageBreak/>
         <w:t>ЗАКЛЮЧЕНИЕ</w:t>
       </w:r>
-      <w:bookmarkEnd w:id="51"/>
+      <w:bookmarkEnd w:id="52"/>
     </w:p>
     <w:p>
       <w:pPr>
@@ -19415,7 +19635,7 @@
           <w:lang w:val="ru-RU"/>
         </w:rPr>
       </w:pPr>
-      <w:bookmarkStart w:id="52" w:name="_Toc230547311"/>
+      <w:bookmarkStart w:id="53" w:name="_Toc230746104"/>
       <w:r>
         <w:rPr>
           <w:lang w:val="ru-RU"/>
@@ -19423,7 +19643,7 @@
         <w:lastRenderedPageBreak/>
         <w:t>СПИСОК ИСПОЛЬЗОВАННЫХ ИСТОЧНИКОВ</w:t>
       </w:r>
-      <w:bookmarkEnd w:id="52"/>
+      <w:bookmarkEnd w:id="53"/>
     </w:p>
     <w:p>
       <w:pPr>
@@ -20478,6 +20698,7 @@
           <w:lang w:val="ru-RU"/>
         </w:rPr>
       </w:pPr>
+      <w:bookmarkStart w:id="54" w:name="_Toc230746105"/>
       <w:r>
         <w:rPr>
           <w:lang w:val="ru-RU"/>
@@ -20485,6 +20706,7 @@
         <w:lastRenderedPageBreak/>
         <w:t>ПРИЛОЖЕНИЯ</w:t>
       </w:r>
+      <w:bookmarkEnd w:id="54"/>
     </w:p>
     <w:p>
       <w:pPr>
@@ -22465,7 +22687,7 @@
   <w:abstractNum w:abstractNumId="3" w15:restartNumberingAfterBreak="0">
     <w:nsid w:val="36D370F2"/>
     <w:multiLevelType w:val="multilevel"/>
-    <w:tmpl w:val="276CC454"/>
+    <w:tmpl w:val="9CD2C8B4"/>
     <w:lvl w:ilvl="0">
       <w:start w:val="1"/>
       <w:numFmt w:val="decimal"/>
@@ -24432,7 +24654,7 @@
     <w:next w:val="af3"/>
     <w:autoRedefine/>
     <w:qFormat/>
-    <w:rsid w:val="00AC167F"/>
+    <w:rsid w:val="009C5597"/>
     <w:pPr>
       <w:numPr>
         <w:numId w:val="4"/>

--- a/Димплом_2.docx
+++ b/Димплом_2.docx
@@ -4852,6 +4852,9 @@
     <w:p>
       <w:pPr>
         <w:ind w:firstLine="0"/>
+        <w:rPr>
+          <w:lang w:val="ru-RU"/>
+        </w:rPr>
       </w:pPr>
     </w:p>
     <w:p>
@@ -8346,7 +8349,19 @@
         <w:rPr>
           <w:lang w:val="ru-RU"/>
         </w:rPr>
-        <w:t>Клиентское приложение построено по архитектурному паттерну MVVM (Model-View-ViewModel). Паттерн обеспечивает разделение ответственности между уровнями: Model отвечает за данные и бизнес-логику, View — за отображение, ViewModel — за связь между ними посредством привязок данных (data binding) [22].</w:t>
+        <w:t>Клиентское приложение построено по архитектурному паттерну MVVM (Model-View-ViewModel). Паттерн обеспечивает разделение ответственности между уровнями: Model отвечает за данные и бизнес-логику, View — за отображение, ViewModel — за связь между ними посредством привязок данных (data binding) [2</w:t>
+      </w:r>
+      <w:r>
+        <w:rPr>
+          <w:lang w:val="ru-RU"/>
+        </w:rPr>
+        <w:t>3</w:t>
+      </w:r>
+      <w:r>
+        <w:rPr>
+          <w:lang w:val="ru-RU"/>
+        </w:rPr>
+        <w:t>].</w:t>
       </w:r>
     </w:p>
     <w:p>
@@ -13469,13 +13484,8 @@
               <w:ind w:firstLine="0"/>
               <w:jc w:val="center"/>
             </w:pPr>
-            <w:proofErr w:type="gramStart"/>
-            <w:r>
-              <w:t>lag</w:t>
-            </w:r>
-            <w:proofErr w:type="gramEnd"/>
-            <w:r>
-              <w:t>_1rm_1..3, mean_1rm_3/5, diff_1rm_1, slope_1rm_3/5, n_history, days_since_last, days_since_first</w:t>
+            <w:r>
+              <w:t>lag_1rm_1..3, mean_1rm_3/5, diff_1rm_1, slope_1rm_3/5, n_history, days_since_last, days_since_first</w:t>
             </w:r>
           </w:p>
         </w:tc>
@@ -16832,92 +16842,95 @@
         <w:rPr>
           <w:lang w:val="ru-RU"/>
         </w:rPr>
-        <w:t xml:space="preserve">Данная конструкция поддерживается PostgreSQL начиная с версии 9.5 без изменений [21]. Удаление реализовано как мягкое (флаг IsDeleted) — это </w:t>
-      </w:r>
-      <w:r>
-        <w:rPr>
-          <w:lang w:val="ru-RU"/>
-        </w:rPr>
+        <w:t>Данная конструкция поддерживается PostgreSQL[2</w:t>
+      </w:r>
+      <w:r>
+        <w:t>2</w:t>
+      </w:r>
+      <w:r>
+        <w:rPr>
+          <w:lang w:val="ru-RU"/>
+        </w:rPr>
+        <w:t>]. Удаление реализовано как мягкое (флаг IsDeleted) — это обеспечивает корректное распространение факта удаления между устройствами.</w:t>
+      </w:r>
+    </w:p>
+    <w:p>
+      <w:pPr>
+        <w:pStyle w:val="a3"/>
+      </w:pPr>
+      <w:bookmarkStart w:id="40" w:name="_Toc230746091"/>
+      <w:r>
         <w:lastRenderedPageBreak/>
-        <w:t>обеспечивает корректное распространение факта удаления между устройствами.</w:t>
+        <w:t>Цикл синхронизации</w:t>
+      </w:r>
+      <w:bookmarkEnd w:id="40"/>
+    </w:p>
+    <w:p>
+      <w:pPr>
+        <w:rPr>
+          <w:lang w:val="ru-RU"/>
+        </w:rPr>
+      </w:pPr>
+      <w:r>
+        <w:rPr>
+          <w:lang w:val="ru-RU"/>
+        </w:rPr>
+        <w:t>Одна итерация SyncService.RunOnceAsync выполняется в четыре шага, которые описаны на рисунке 5.1.</w:t>
+      </w:r>
+    </w:p>
+    <w:p>
+      <w:pPr>
+        <w:rPr>
+          <w:lang w:val="ru-RU"/>
+        </w:rPr>
+      </w:pPr>
+      <w:r>
+        <w:rPr>
+          <w:lang w:val="ru-RU"/>
+        </w:rPr>
+        <w:t>{{Рисунок 5.1 — Диаграмма последовательности одного цикла синхронизации. Участники: Клиент A (MAUI), Сервер (ASP.NET Core), PostgreSQL. Шаги: 1) Клиент строит push-батч (UpdatedAt &gt;= LastSyncUtc); 2) POST /sync с JWT и батчем; 3) Сервер применяет батч в транзакции, выбирает свои изменения &gt; LastSyncUtc; 4) Возвращает ответный пакет + ServerTimeUtc; 5) Клиент применяет ответ (upsert по SyncId), сохраняет новый LastSyncUtc}}</w:t>
       </w:r>
     </w:p>
     <w:p>
       <w:pPr>
         <w:pStyle w:val="a3"/>
       </w:pPr>
-      <w:bookmarkStart w:id="40" w:name="_Toc230746091"/>
-      <w:r>
-        <w:t>Цикл синхронизации</w:t>
-      </w:r>
-      <w:bookmarkEnd w:id="40"/>
-    </w:p>
-    <w:p>
-      <w:pPr>
-        <w:rPr>
-          <w:lang w:val="ru-RU"/>
-        </w:rPr>
-      </w:pPr>
-      <w:r>
-        <w:rPr>
-          <w:lang w:val="ru-RU"/>
-        </w:rPr>
-        <w:t>Одна итерация SyncService.RunOnceAsync выполняется в четыре шага, которые описаны на рисунке 5.1.</w:t>
-      </w:r>
-    </w:p>
-    <w:p>
-      <w:pPr>
-        <w:rPr>
-          <w:lang w:val="ru-RU"/>
-        </w:rPr>
-      </w:pPr>
-      <w:r>
-        <w:rPr>
-          <w:lang w:val="ru-RU"/>
-        </w:rPr>
-        <w:t>{{Рисунок 5.1 — Диаграмма последовательности одного цикла синхронизации. Участники: Клиент A (MAUI), Сервер (ASP.NET Core), PostgreSQL. Шаги: 1) Клиент строит push-батч (UpdatedAt &gt;= LastSyncUtc); 2) POST /sync с JWT и батчем; 3) Сервер применяет батч в транзакции, выбирает свои изменения &gt; LastSyncUtc; 4) Возвращает ответный пакет + ServerTimeUtc; 5) Клиент применяет ответ (upsert по SyncId), сохраняет новый LastSyncUtc}}</w:t>
-      </w:r>
+      <w:bookmarkStart w:id="41" w:name="_Toc230746092"/>
+      <w:r>
+        <w:t>Хранение токена</w:t>
+      </w:r>
+      <w:bookmarkEnd w:id="41"/>
+    </w:p>
+    <w:p>
+      <w:pPr>
+        <w:rPr>
+          <w:lang w:val="ru-RU"/>
+        </w:rPr>
+      </w:pPr>
+      <w:r>
+        <w:rPr>
+          <w:lang w:val="ru-RU"/>
+        </w:rPr>
+        <w:t>JWT хранится через Microsoft.Maui.Storage.SecureStorage. На Android используется EncryptedSharedPreferences, на Windows — DPAPI. Это обеспечивает платформенный уровень защиты учётных данных.</w:t>
+      </w:r>
+    </w:p>
+    <w:p>
+      <w:pPr>
+        <w:pStyle w:val="a2"/>
+      </w:pPr>
+      <w:bookmarkStart w:id="42" w:name="_Toc230746093"/>
+      <w:r>
+        <w:rPr>
+          <w:rStyle w:val="30"/>
+        </w:rPr>
+        <w:t>Развёртывание</w:t>
+      </w:r>
+      <w:bookmarkEnd w:id="42"/>
     </w:p>
     <w:p>
       <w:pPr>
         <w:pStyle w:val="a3"/>
       </w:pPr>
-      <w:bookmarkStart w:id="41" w:name="_Toc230746092"/>
-      <w:r>
-        <w:t>Хранение токена</w:t>
-      </w:r>
-      <w:bookmarkEnd w:id="41"/>
-    </w:p>
-    <w:p>
-      <w:pPr>
-        <w:rPr>
-          <w:lang w:val="ru-RU"/>
-        </w:rPr>
-      </w:pPr>
-      <w:r>
-        <w:rPr>
-          <w:lang w:val="ru-RU"/>
-        </w:rPr>
-        <w:t>JWT хранится через Microsoft.Maui.Storage.SecureStorage. На Android используется EncryptedSharedPreferences, на Windows — DPAPI. Это обеспечивает платформенный уровень защиты учётных данных.</w:t>
-      </w:r>
-    </w:p>
-    <w:p>
-      <w:pPr>
-        <w:pStyle w:val="a2"/>
-      </w:pPr>
-      <w:bookmarkStart w:id="42" w:name="_Toc230746093"/>
-      <w:r>
-        <w:rPr>
-          <w:rStyle w:val="30"/>
-        </w:rPr>
-        <w:t>Развёртывание</w:t>
-      </w:r>
-      <w:bookmarkEnd w:id="42"/>
-    </w:p>
-    <w:p>
-      <w:pPr>
-        <w:pStyle w:val="a3"/>
-      </w:pPr>
       <w:bookmarkStart w:id="43" w:name="_Toc230746094"/>
       <w:r>
         <w:t>База данных: переход на PostgreSQL</w:t>
@@ -16954,7 +16967,14 @@
         <w:rPr>
           <w:lang w:val="ru-RU"/>
         </w:rPr>
-        <w:t>Для устранения проблемы хранилище заменено на PostgreSQL, предоставляемый платформой Neon (serverless PostgreSQL, бесплатный тариф — 512 МБ постоянного хранилища). Данные сохраняются независимо от жизненного цикла контейнера.</w:t>
+        <w:t xml:space="preserve">Для устранения проблемы хранилище заменено на PostgreSQL, предоставляемый платформой Neon (serverless PostgreSQL, бесплатный тариф </w:t>
+      </w:r>
+      <w:r>
+        <w:rPr>
+          <w:lang w:val="ru-RU"/>
+        </w:rPr>
+        <w:lastRenderedPageBreak/>
+        <w:t>— 512 МБ постоянного хранилища). Данные сохраняются независимо от жизненного цикла контейнера.</w:t>
       </w:r>
     </w:p>
     <w:p>
@@ -17081,14 +17101,14 @@
         <w:rPr>
           <w:lang w:val="ru-RU"/>
         </w:rPr>
-        <w:t xml:space="preserve">Проблема. Курсор LastSyncUtc первоначально сохранялся как ServerTimeUtc — серверное время момента обработки запроса. Метки UpdatedAt у локальных записей проставляются клиентом через DateTime.UtcNow. При расхождении системных часов клиента и сервера (в </w:t>
+        <w:t xml:space="preserve">Проблема. Курсор LastSyncUtc первоначально сохранялся как ServerTimeUtc — серверное время момента обработки запроса. Метки UpdatedAt у локальных записей проставляются клиентом через DateTime.UtcNow. При расхождении системных часов клиента и сервера (в частности, при неверно настроенном часовом поясе Windows, когда локальное время подаётся как UTC) возникает ситуация ServerTimeUtc &gt; client.UtcNow. </w:t>
       </w:r>
       <w:r>
         <w:rPr>
           <w:lang w:val="ru-RU"/>
         </w:rPr>
         <w:lastRenderedPageBreak/>
-        <w:t>частности, при неверно настроенном часовом поясе Windows, когда локальное время подаётся как UTC) возникает ситуация ServerTimeUtc &gt; client.UtcNow. Следствие: условие UpdatedAt &gt;= LastSyncUtc ложно для всех локальных записей — push-батч всегда пуст, тренировки не синхронизируются.</w:t>
+        <w:t>Следствие: условие UpdatedAt &gt;= LastSyncUtc ложно для всех локальных записей — push-батч всегда пуст, тренировки не синхронизируются.</w:t>
       </w:r>
     </w:p>
     <w:p>
@@ -20783,15 +20803,7 @@
               <w:ind w:firstLine="0"/>
             </w:pPr>
             <w:r>
-              <w:t xml:space="preserve">    </w:t>
-            </w:r>
-            <w:proofErr w:type="gramStart"/>
-            <w:r>
-              <w:t>var history =</w:t>
-            </w:r>
-            <w:proofErr w:type="gramEnd"/>
-            <w:r>
-              <w:t xml:space="preserve"> await _db.GetExerciseWorkoutHistoryAsync(user.Id, exerciseId, limit: 30);</w:t>
+              <w:t xml:space="preserve">    var history = await _db.GetExerciseWorkoutHistoryAsync(user.Id, exerciseId, limit: 30);</w:t>
             </w:r>
           </w:p>
           <w:p>

--- a/Димплом_2.docx
+++ b/Димплом_2.docx
@@ -4048,197 +4048,41 @@
     <w:p>
       <w:pPr>
         <w:pStyle w:val="af3"/>
-        <w:rPr>
-          <w:lang w:eastAsia="ru-RU"/>
-        </w:rPr>
-      </w:pPr>
-      <w:r>
-        <w:rPr>
-          <w:b/>
-          <w:bCs/>
-          <w:lang w:eastAsia="ru-RU"/>
-        </w:rPr>
-        <w:t>Состав работы:</w:t>
-      </w:r>
-      <w:r>
-        <w:rPr>
-          <w:lang w:eastAsia="ru-RU"/>
-        </w:rPr>
-        <w:t> пояснительная записка содержит 6 разделов, {{N}} страниц, {{N}} рисунков, {{N}} таблиц, {{N}} приложений, 2</w:t>
-      </w:r>
-      <w:r>
-        <w:rPr>
-          <w:lang w:eastAsia="ru-RU"/>
-        </w:rPr>
-        <w:t>8</w:t>
-      </w:r>
-      <w:r>
-        <w:rPr>
-          <w:lang w:eastAsia="ru-RU"/>
-        </w:rPr>
-        <w:t xml:space="preserve"> источников.</w:t>
+      </w:pPr>
+      <w:r>
+        <w:t>Состав работы: пояснительная записка содержит 6 разделов, {{N}} страниц, {{N}} рисунков, {{N}} таблиц, {{N}} приложений, 28 источников.</w:t>
       </w:r>
     </w:p>
     <w:p>
       <w:pPr>
         <w:pStyle w:val="af3"/>
-        <w:rPr>
-          <w:lang w:eastAsia="ru-RU"/>
-        </w:rPr>
-      </w:pPr>
-      <w:r>
-        <w:rPr>
-          <w:lang w:eastAsia="ru-RU"/>
-        </w:rPr>
-        <w:t>Настоящая выпускная квалификационная работа посвящена проектированию и разработке информационной системы для учёта и планирования силовых спортивных тренировок. Разработанная система — приложение FitApp — реализована в виде кроссплатформенного мобильного и десктопного клиента на платформе .NET MAUI 9, с серверной частью на ASP.NET Core 9 и облачной базой данных PostgreSQL.</w:t>
+      </w:pPr>
+      <w:r>
+        <w:t>Выпускная квалификационная работа посвящена проектированию и разработке информационной системы для учёта и планирования силовых тренировок — приложения FitApp. Система реализована как кроссплатформенный клиент на платформе .NET MAUI 9 (Android, Windows) с серверной частью на ASP.NET Core 9 и облачной базой данных PostgreSQL; она сохраняет полную функциональность в автономном режиме.</w:t>
       </w:r>
     </w:p>
     <w:p>
       <w:pPr>
         <w:pStyle w:val="af3"/>
-        <w:rPr>
-          <w:lang w:eastAsia="ru-RU"/>
-        </w:rPr>
-      </w:pPr>
-      <w:r>
-        <w:rPr>
-          <w:b/>
-          <w:bCs/>
-          <w:lang w:eastAsia="ru-RU"/>
-        </w:rPr>
-        <w:t>Объект исследования</w:t>
-      </w:r>
-      <w:r>
-        <w:rPr>
-          <w:lang w:eastAsia="ru-RU"/>
-        </w:rPr>
-        <w:t> — процессы учёта, анализа и планирования силовых тренировок в условиях неограниченного доступа к персональному мобильному устройству.</w:t>
+      </w:pPr>
+      <w:r>
+        <w:t>В работе обоснован выбор технологического стека и спроектирована архитектура клиента, серверной части и базы данных. Центральным элементом системы является модуль прогнозирования одноповторного максимума на горизонте 28 дней: на синтетическом наборе данных обучена модель градиентного бустинга LightGBM, преобразованная в формат ONNX для локального выполнения вывода на устройстве. На основе прогноза реализован алгоритм планирования нагрузки на следующую тренировку. Двунаправленная облачная синхронизация данных между устройствами выполнена по стратегии «последняя запись побеждает».</w:t>
       </w:r>
     </w:p>
     <w:p>
       <w:pPr>
         <w:pStyle w:val="af3"/>
-        <w:rPr>
-          <w:lang w:eastAsia="ru-RU"/>
-        </w:rPr>
-      </w:pPr>
-      <w:r>
-        <w:rPr>
-          <w:b/>
-          <w:bCs/>
-          <w:lang w:eastAsia="ru-RU"/>
-        </w:rPr>
-        <w:t>Предмет исследования</w:t>
-      </w:r>
-      <w:r>
-        <w:rPr>
-          <w:lang w:eastAsia="ru-RU"/>
-        </w:rPr>
-        <w:t> — методы и инструментальные средства построения кроссплатформенной информационной системы с модулем машинного обучения для прогнозирования силовых показателей и генерации тренировочных рекомендаций.</w:t>
+      </w:pPr>
+      <w:r>
+        <w:t>Практическая значимость работы состоит в создании готового к использованию приложения, объединяющего дневник тренировок, статистику прогресса, интеллектуальное планирование нагрузки и облачную синхронизацию. Приложение протестировано на платформах Android и Windows.</w:t>
       </w:r>
     </w:p>
     <w:p>
       <w:pPr>
         <w:pStyle w:val="af3"/>
-        <w:rPr>
-          <w:lang w:eastAsia="ru-RU"/>
-        </w:rPr>
-      </w:pPr>
-      <w:r>
-        <w:rPr>
-          <w:b/>
-          <w:bCs/>
-          <w:lang w:eastAsia="ru-RU"/>
-        </w:rPr>
-        <w:t>Цель работы</w:t>
-      </w:r>
-      <w:r>
-        <w:rPr>
-          <w:lang w:eastAsia="ru-RU"/>
-        </w:rPr>
-        <w:t> — разработка функционально полной информационной системы для учёта и планирования силовых тренировок, включающей модуль прогнозирования одноповторного максимума на основе градиентного бустинга и облачную синхронизацию данных между устройствами.</w:t>
-      </w:r>
-    </w:p>
-    <w:p>
-      <w:pPr>
-        <w:pStyle w:val="af3"/>
-        <w:rPr>
-          <w:lang w:eastAsia="ru-RU"/>
-        </w:rPr>
-      </w:pPr>
-      <w:r>
-        <w:rPr>
-          <w:b/>
-          <w:bCs/>
-          <w:lang w:eastAsia="ru-RU"/>
-        </w:rPr>
-        <w:t>Методы исследования:</w:t>
-      </w:r>
-      <w:r>
-        <w:rPr>
-          <w:lang w:eastAsia="ru-RU"/>
-        </w:rPr>
-        <w:t> сравнительный анализ аналогов, объектно-ориентированное проектирование, методы машинного обучения (градиентный бустинг, линейная регрессия), параметрическое моделирование, бэктестирование на синтетических данных, интеграционное тестирование распределённой системы.</w:t>
-      </w:r>
-    </w:p>
-    <w:p>
-      <w:pPr>
-        <w:pStyle w:val="af3"/>
-        <w:rPr>
-          <w:lang w:eastAsia="ru-RU"/>
-        </w:rPr>
-      </w:pPr>
-      <w:r>
-        <w:rPr>
-          <w:b/>
-          <w:bCs/>
-          <w:lang w:eastAsia="ru-RU"/>
-        </w:rPr>
-        <w:t>Краткое содержание работы.</w:t>
-      </w:r>
-      <w:r>
-        <w:rPr>
-          <w:lang w:eastAsia="ru-RU"/>
-        </w:rPr>
-        <w:t xml:space="preserve"> В ходе выполнения работы проведён анализ существующих приложений для учёта тренировок и обоснована необходимость разработки собственного решения с интегрированным модулем прогнозирования. Спроектирована и реализована </w:t>
-      </w:r>
-      <w:r>
-        <w:rPr>
-          <w:lang w:eastAsia="ru-RU"/>
-        </w:rPr>
-        <w:lastRenderedPageBreak/>
-        <w:t xml:space="preserve">кроссплатформенная архитектура на базе .NET MAUI 9 с паттерном MVVM, локальной базой данных SQLite и офлайн-первым подходом. Разработан синтетический датасет из 763 322 подходов 500 виртуальных атлетов за 26 недель, на котором обучена модель LightGBM для прогнозирования одноповторного максимума (1ПМ) на горизонте 28 дней. Модель достигает средней абсолютной ошибки 1,437 кг, что на 39% ниже наивного предиктора. Для локального </w:t>
-      </w:r>
-      <w:r>
-        <w:t>выполнения</w:t>
-      </w:r>
-      <w:r>
-        <w:rPr>
-          <w:lang w:eastAsia="ru-RU"/>
-        </w:rPr>
-        <w:t xml:space="preserve"> вывода модель конвертирована в формат ONNX и встроена в приложение без зависимости от внешних серверов. Разработан алгоритм планирования следующей тренировки, прошедший валидацию на 12 631 рекомендации. Реализован сервер с двунаправленной синхронизацией данных по стратегии Last-Write-Wins с постоянным хранилищем PostgreSQL.</w:t>
-      </w:r>
-    </w:p>
-    <w:p>
-      <w:pPr>
-        <w:pStyle w:val="af3"/>
-      </w:pPr>
-      <w:r>
-        <w:t>Практическая значимость состоит в создании работоспособного кроссплатформенного приложения, объединяющего дневник тренировок, статистику прогресса, интеллектуальное планирование нагрузки и облачную синхронизацию. Приложение протестировано на платформах Android и Windows.</w:t>
-      </w:r>
-    </w:p>
-    <w:p>
-      <w:pPr>
-        <w:pStyle w:val="af3"/>
-        <w:rPr>
-          <w:lang w:eastAsia="ru-RU"/>
-        </w:rPr>
-      </w:pPr>
-      <w:r>
-        <w:t>Ключевые слова: информационная система, мобильное приложение, .NET MAUI, силовые тренировки, машинное обучение, LightGBM, ONNX, прогнозирование одноповторного максимума, облачная синхронизация, Last-Write-Wins.</w:t>
-      </w:r>
-      <w:r>
-        <w:t xml:space="preserve">  </w:t>
+      </w:pPr>
+      <w:r>
+        <w:t>Ключевые слова: информационная система, кроссплатформенное приложение, .NET MAUI, силовые тренировки, машинное обучение, LightGBM, ONNX, прогнозирование одноповторного максимума, облачная синхронизация.</w:t>
       </w:r>
       <w:r>
         <w:br/>
@@ -4285,8 +4129,8 @@
         <w:tblLook w:val="04A0" w:firstRow="1" w:lastRow="0" w:firstColumn="1" w:lastColumn="0" w:noHBand="0" w:noVBand="1"/>
       </w:tblPr>
       <w:tblGrid>
-        <w:gridCol w:w="1997"/>
-        <w:gridCol w:w="7342"/>
+        <w:gridCol w:w="1768"/>
+        <w:gridCol w:w="7571"/>
       </w:tblGrid>
       <w:tr>
         <w:trPr>
@@ -4317,6 +4161,8 @@
               <w:rPr>
                 <w:b/>
                 <w:bCs/>
+                <w:sz w:val="24"/>
+                <w:szCs w:val="20"/>
                 <w:lang w:val="ru-RU"/>
               </w:rPr>
             </w:pPr>
@@ -4324,6 +4170,8 @@
               <w:rPr>
                 <w:b/>
                 <w:bCs/>
+                <w:sz w:val="24"/>
+                <w:szCs w:val="20"/>
                 <w:lang w:val="ru-RU"/>
               </w:rPr>
               <w:t>Сокращение</w:t>
@@ -4355,6 +4203,8 @@
               <w:rPr>
                 <w:b/>
                 <w:bCs/>
+                <w:sz w:val="24"/>
+                <w:szCs w:val="20"/>
                 <w:lang w:val="ru-RU"/>
               </w:rPr>
             </w:pPr>
@@ -4362,6 +4212,8 @@
               <w:rPr>
                 <w:b/>
                 <w:bCs/>
+                <w:sz w:val="24"/>
+                <w:szCs w:val="20"/>
                 <w:lang w:val="ru-RU"/>
               </w:rPr>
               <w:t>Расшифровка</w:t>
@@ -4393,11 +4245,15 @@
             <w:pPr>
               <w:ind w:firstLine="0"/>
               <w:rPr>
-                <w:lang w:val="ru-RU"/>
-              </w:rPr>
-            </w:pPr>
-            <w:r>
-              <w:rPr>
+                <w:sz w:val="24"/>
+                <w:szCs w:val="20"/>
+                <w:lang w:val="ru-RU"/>
+              </w:rPr>
+            </w:pPr>
+            <w:r>
+              <w:rPr>
+                <w:sz w:val="24"/>
+                <w:szCs w:val="20"/>
                 <w:lang w:val="ru-RU"/>
               </w:rPr>
               <w:t>1ПМ</w:t>
@@ -4427,11 +4283,15 @@
             <w:pPr>
               <w:ind w:firstLine="0"/>
               <w:rPr>
-                <w:lang w:val="ru-RU"/>
-              </w:rPr>
-            </w:pPr>
-            <w:r>
-              <w:rPr>
+                <w:sz w:val="24"/>
+                <w:szCs w:val="20"/>
+                <w:lang w:val="ru-RU"/>
+              </w:rPr>
+            </w:pPr>
+            <w:r>
+              <w:rPr>
+                <w:sz w:val="24"/>
+                <w:szCs w:val="20"/>
                 <w:lang w:val="ru-RU"/>
               </w:rPr>
               <w:t>Одноповторный максимум (one-rep max, 1RM)</w:t>
@@ -4463,11 +4323,15 @@
             <w:pPr>
               <w:ind w:firstLine="0"/>
               <w:rPr>
-                <w:lang w:val="ru-RU"/>
-              </w:rPr>
-            </w:pPr>
-            <w:r>
-              <w:rPr>
+                <w:sz w:val="24"/>
+                <w:szCs w:val="20"/>
+                <w:lang w:val="ru-RU"/>
+              </w:rPr>
+            </w:pPr>
+            <w:r>
+              <w:rPr>
+                <w:sz w:val="24"/>
+                <w:szCs w:val="20"/>
                 <w:lang w:val="ru-RU"/>
               </w:rPr>
               <w:t>API</w:t>
@@ -4496,30 +4360,52 @@
           <w:p>
             <w:pPr>
               <w:ind w:firstLine="0"/>
-            </w:pPr>
-            <w:r>
+              <w:rPr>
+                <w:sz w:val="24"/>
+                <w:szCs w:val="20"/>
+              </w:rPr>
+            </w:pPr>
+            <w:r>
+              <w:rPr>
+                <w:sz w:val="24"/>
+                <w:szCs w:val="20"/>
+              </w:rPr>
               <w:t xml:space="preserve">Application Programming Interface — </w:t>
             </w:r>
             <w:r>
               <w:rPr>
+                <w:sz w:val="24"/>
+                <w:szCs w:val="20"/>
                 <w:lang w:val="ru-RU"/>
               </w:rPr>
               <w:t>интерфейс</w:t>
             </w:r>
             <w:r>
+              <w:rPr>
+                <w:sz w:val="24"/>
+                <w:szCs w:val="20"/>
+              </w:rPr>
               <w:t xml:space="preserve"> </w:t>
             </w:r>
             <w:r>
               <w:rPr>
+                <w:sz w:val="24"/>
+                <w:szCs w:val="20"/>
                 <w:lang w:val="ru-RU"/>
               </w:rPr>
               <w:t>программного</w:t>
             </w:r>
             <w:r>
+              <w:rPr>
+                <w:sz w:val="24"/>
+                <w:szCs w:val="20"/>
+              </w:rPr>
               <w:t xml:space="preserve"> </w:t>
             </w:r>
             <w:r>
               <w:rPr>
+                <w:sz w:val="24"/>
+                <w:szCs w:val="20"/>
                 <w:lang w:val="ru-RU"/>
               </w:rPr>
               <w:t>взаимодействия</w:t>
@@ -4551,11 +4437,15 @@
             <w:pPr>
               <w:ind w:firstLine="0"/>
               <w:rPr>
-                <w:lang w:val="ru-RU"/>
-              </w:rPr>
-            </w:pPr>
-            <w:r>
-              <w:rPr>
+                <w:sz w:val="24"/>
+                <w:szCs w:val="20"/>
+                <w:lang w:val="ru-RU"/>
+              </w:rPr>
+            </w:pPr>
+            <w:r>
+              <w:rPr>
+                <w:sz w:val="24"/>
+                <w:szCs w:val="20"/>
                 <w:lang w:val="ru-RU"/>
               </w:rPr>
               <w:t>БД</w:t>
@@ -4585,11 +4475,15 @@
             <w:pPr>
               <w:ind w:firstLine="0"/>
               <w:rPr>
-                <w:lang w:val="ru-RU"/>
-              </w:rPr>
-            </w:pPr>
-            <w:r>
-              <w:rPr>
+                <w:sz w:val="24"/>
+                <w:szCs w:val="20"/>
+                <w:lang w:val="ru-RU"/>
+              </w:rPr>
+            </w:pPr>
+            <w:r>
+              <w:rPr>
+                <w:sz w:val="24"/>
+                <w:szCs w:val="20"/>
                 <w:lang w:val="ru-RU"/>
               </w:rPr>
               <w:t>База данных</w:t>
@@ -4621,11 +4515,15 @@
             <w:pPr>
               <w:ind w:firstLine="0"/>
               <w:rPr>
-                <w:lang w:val="ru-RU"/>
-              </w:rPr>
-            </w:pPr>
-            <w:r>
-              <w:rPr>
+                <w:sz w:val="24"/>
+                <w:szCs w:val="20"/>
+                <w:lang w:val="ru-RU"/>
+              </w:rPr>
+            </w:pPr>
+            <w:r>
+              <w:rPr>
+                <w:sz w:val="24"/>
+                <w:szCs w:val="20"/>
                 <w:lang w:val="ru-RU"/>
               </w:rPr>
               <w:t>DI</w:t>
@@ -4655,11 +4553,15 @@
             <w:pPr>
               <w:ind w:firstLine="0"/>
               <w:rPr>
-                <w:lang w:val="ru-RU"/>
-              </w:rPr>
-            </w:pPr>
-            <w:r>
-              <w:rPr>
+                <w:sz w:val="24"/>
+                <w:szCs w:val="20"/>
+                <w:lang w:val="ru-RU"/>
+              </w:rPr>
+            </w:pPr>
+            <w:r>
+              <w:rPr>
+                <w:sz w:val="24"/>
+                <w:szCs w:val="20"/>
                 <w:lang w:val="ru-RU"/>
               </w:rPr>
               <w:t>Dependency Injection — внедрение зависимостей</w:t>
@@ -4691,11 +4593,15 @@
             <w:pPr>
               <w:ind w:firstLine="0"/>
               <w:rPr>
-                <w:lang w:val="ru-RU"/>
-              </w:rPr>
-            </w:pPr>
-            <w:r>
-              <w:rPr>
+                <w:sz w:val="24"/>
+                <w:szCs w:val="20"/>
+                <w:lang w:val="ru-RU"/>
+              </w:rPr>
+            </w:pPr>
+            <w:r>
+              <w:rPr>
+                <w:sz w:val="24"/>
+                <w:szCs w:val="20"/>
                 <w:lang w:val="ru-RU"/>
               </w:rPr>
               <w:t>GUID</w:t>
@@ -4725,11 +4631,15 @@
             <w:pPr>
               <w:ind w:firstLine="0"/>
               <w:rPr>
-                <w:lang w:val="ru-RU"/>
-              </w:rPr>
-            </w:pPr>
-            <w:r>
-              <w:rPr>
+                <w:sz w:val="24"/>
+                <w:szCs w:val="20"/>
+                <w:lang w:val="ru-RU"/>
+              </w:rPr>
+            </w:pPr>
+            <w:r>
+              <w:rPr>
+                <w:sz w:val="24"/>
+                <w:szCs w:val="20"/>
                 <w:lang w:val="ru-RU"/>
               </w:rPr>
               <w:t>Globally Unique Identifier — глобально уникальный идентификатор</w:t>
@@ -4761,11 +4671,15 @@
             <w:pPr>
               <w:ind w:firstLine="0"/>
               <w:rPr>
-                <w:lang w:val="ru-RU"/>
-              </w:rPr>
-            </w:pPr>
-            <w:r>
-              <w:rPr>
+                <w:sz w:val="24"/>
+                <w:szCs w:val="20"/>
+                <w:lang w:val="ru-RU"/>
+              </w:rPr>
+            </w:pPr>
+            <w:r>
+              <w:rPr>
+                <w:sz w:val="24"/>
+                <w:szCs w:val="20"/>
                 <w:lang w:val="ru-RU"/>
               </w:rPr>
               <w:t>JSON</w:t>
@@ -4794,30 +4708,52 @@
           <w:p>
             <w:pPr>
               <w:ind w:firstLine="0"/>
-            </w:pPr>
-            <w:r>
+              <w:rPr>
+                <w:sz w:val="24"/>
+                <w:szCs w:val="20"/>
+              </w:rPr>
+            </w:pPr>
+            <w:r>
+              <w:rPr>
+                <w:sz w:val="24"/>
+                <w:szCs w:val="20"/>
+              </w:rPr>
               <w:t xml:space="preserve">JavaScript Object Notation — </w:t>
             </w:r>
             <w:r>
               <w:rPr>
+                <w:sz w:val="24"/>
+                <w:szCs w:val="20"/>
                 <w:lang w:val="ru-RU"/>
               </w:rPr>
               <w:t>формат</w:t>
             </w:r>
             <w:r>
+              <w:rPr>
+                <w:sz w:val="24"/>
+                <w:szCs w:val="20"/>
+              </w:rPr>
               <w:t xml:space="preserve"> </w:t>
             </w:r>
             <w:r>
               <w:rPr>
+                <w:sz w:val="24"/>
+                <w:szCs w:val="20"/>
                 <w:lang w:val="ru-RU"/>
               </w:rPr>
               <w:t>обмена</w:t>
             </w:r>
             <w:r>
+              <w:rPr>
+                <w:sz w:val="24"/>
+                <w:szCs w:val="20"/>
+              </w:rPr>
               <w:t xml:space="preserve"> </w:t>
             </w:r>
             <w:r>
               <w:rPr>
+                <w:sz w:val="24"/>
+                <w:szCs w:val="20"/>
                 <w:lang w:val="ru-RU"/>
               </w:rPr>
               <w:t>данными</w:t>
@@ -4849,11 +4785,15 @@
             <w:pPr>
               <w:ind w:firstLine="0"/>
               <w:rPr>
-                <w:lang w:val="ru-RU"/>
-              </w:rPr>
-            </w:pPr>
-            <w:r>
-              <w:rPr>
+                <w:sz w:val="24"/>
+                <w:szCs w:val="20"/>
+                <w:lang w:val="ru-RU"/>
+              </w:rPr>
+            </w:pPr>
+            <w:r>
+              <w:rPr>
+                <w:sz w:val="24"/>
+                <w:szCs w:val="20"/>
                 <w:lang w:val="ru-RU"/>
               </w:rPr>
               <w:t>JWT</w:t>
@@ -4883,11 +4823,15 @@
             <w:pPr>
               <w:ind w:firstLine="0"/>
               <w:rPr>
-                <w:lang w:val="ru-RU"/>
-              </w:rPr>
-            </w:pPr>
-            <w:r>
-              <w:rPr>
+                <w:sz w:val="24"/>
+                <w:szCs w:val="20"/>
+                <w:lang w:val="ru-RU"/>
+              </w:rPr>
+            </w:pPr>
+            <w:r>
+              <w:rPr>
+                <w:sz w:val="24"/>
+                <w:szCs w:val="20"/>
                 <w:lang w:val="ru-RU"/>
               </w:rPr>
               <w:t>JSON Web Token — токен аутентификации</w:t>
@@ -4919,11 +4863,15 @@
             <w:pPr>
               <w:ind w:firstLine="0"/>
               <w:rPr>
-                <w:lang w:val="ru-RU"/>
-              </w:rPr>
-            </w:pPr>
-            <w:r>
-              <w:rPr>
+                <w:sz w:val="24"/>
+                <w:szCs w:val="20"/>
+                <w:lang w:val="ru-RU"/>
+              </w:rPr>
+            </w:pPr>
+            <w:r>
+              <w:rPr>
+                <w:sz w:val="24"/>
+                <w:szCs w:val="20"/>
                 <w:lang w:val="ru-RU"/>
               </w:rPr>
               <w:t>LWW</w:t>
@@ -4953,11 +4901,15 @@
             <w:pPr>
               <w:ind w:firstLine="0"/>
               <w:rPr>
-                <w:lang w:val="ru-RU"/>
-              </w:rPr>
-            </w:pPr>
-            <w:r>
-              <w:rPr>
+                <w:sz w:val="24"/>
+                <w:szCs w:val="20"/>
+                <w:lang w:val="ru-RU"/>
+              </w:rPr>
+            </w:pPr>
+            <w:r>
+              <w:rPr>
+                <w:sz w:val="24"/>
+                <w:szCs w:val="20"/>
                 <w:lang w:val="ru-RU"/>
               </w:rPr>
               <w:t>Last-Write-Wins — стратегия разрешения конфликтов «последняя запись побеждает»</w:t>
@@ -4989,11 +4941,15 @@
             <w:pPr>
               <w:ind w:firstLine="0"/>
               <w:rPr>
-                <w:lang w:val="ru-RU"/>
-              </w:rPr>
-            </w:pPr>
-            <w:r>
-              <w:rPr>
+                <w:sz w:val="24"/>
+                <w:szCs w:val="20"/>
+                <w:lang w:val="ru-RU"/>
+              </w:rPr>
+            </w:pPr>
+            <w:r>
+              <w:rPr>
+                <w:sz w:val="24"/>
+                <w:szCs w:val="20"/>
                 <w:lang w:val="ru-RU"/>
               </w:rPr>
               <w:t>MAUI</w:t>
@@ -5023,11 +4979,15 @@
             <w:pPr>
               <w:ind w:firstLine="0"/>
               <w:rPr>
-                <w:lang w:val="ru-RU"/>
-              </w:rPr>
-            </w:pPr>
-            <w:r>
-              <w:rPr>
+                <w:sz w:val="24"/>
+                <w:szCs w:val="20"/>
+                <w:lang w:val="ru-RU"/>
+              </w:rPr>
+            </w:pPr>
+            <w:r>
+              <w:rPr>
+                <w:sz w:val="24"/>
+                <w:szCs w:val="20"/>
                 <w:lang w:val="ru-RU"/>
               </w:rPr>
               <w:t>.NET Multi-platform App UI — кроссплатформенный UI-фреймворк Microsoft</w:t>
@@ -5059,11 +5019,15 @@
             <w:pPr>
               <w:ind w:firstLine="0"/>
               <w:rPr>
-                <w:lang w:val="ru-RU"/>
-              </w:rPr>
-            </w:pPr>
-            <w:r>
-              <w:rPr>
+                <w:sz w:val="24"/>
+                <w:szCs w:val="20"/>
+                <w:lang w:val="ru-RU"/>
+              </w:rPr>
+            </w:pPr>
+            <w:r>
+              <w:rPr>
+                <w:sz w:val="24"/>
+                <w:szCs w:val="20"/>
                 <w:lang w:val="ru-RU"/>
               </w:rPr>
               <w:t>ML</w:t>
@@ -5093,11 +5057,15 @@
             <w:pPr>
               <w:ind w:firstLine="0"/>
               <w:rPr>
-                <w:lang w:val="ru-RU"/>
-              </w:rPr>
-            </w:pPr>
-            <w:r>
-              <w:rPr>
+                <w:sz w:val="24"/>
+                <w:szCs w:val="20"/>
+                <w:lang w:val="ru-RU"/>
+              </w:rPr>
+            </w:pPr>
+            <w:r>
+              <w:rPr>
+                <w:sz w:val="24"/>
+                <w:szCs w:val="20"/>
                 <w:lang w:val="ru-RU"/>
               </w:rPr>
               <w:t>Machine Learning — машинное обучение</w:t>
@@ -5129,11 +5097,15 @@
             <w:pPr>
               <w:ind w:firstLine="0"/>
               <w:rPr>
-                <w:lang w:val="ru-RU"/>
-              </w:rPr>
-            </w:pPr>
-            <w:r>
-              <w:rPr>
+                <w:sz w:val="24"/>
+                <w:szCs w:val="20"/>
+                <w:lang w:val="ru-RU"/>
+              </w:rPr>
+            </w:pPr>
+            <w:r>
+              <w:rPr>
+                <w:sz w:val="24"/>
+                <w:szCs w:val="20"/>
                 <w:lang w:val="ru-RU"/>
               </w:rPr>
               <w:t>MVVM</w:t>
@@ -5163,11 +5135,15 @@
             <w:pPr>
               <w:ind w:firstLine="0"/>
               <w:rPr>
-                <w:lang w:val="ru-RU"/>
-              </w:rPr>
-            </w:pPr>
-            <w:r>
-              <w:rPr>
+                <w:sz w:val="24"/>
+                <w:szCs w:val="20"/>
+                <w:lang w:val="ru-RU"/>
+              </w:rPr>
+            </w:pPr>
+            <w:r>
+              <w:rPr>
+                <w:sz w:val="24"/>
+                <w:szCs w:val="20"/>
                 <w:lang w:val="ru-RU"/>
               </w:rPr>
               <w:t>Model-View-ViewModel — архитектурный паттерн</w:t>
@@ -5199,11 +5175,15 @@
             <w:pPr>
               <w:ind w:firstLine="0"/>
               <w:rPr>
-                <w:lang w:val="ru-RU"/>
-              </w:rPr>
-            </w:pPr>
-            <w:r>
-              <w:rPr>
+                <w:sz w:val="24"/>
+                <w:szCs w:val="20"/>
+                <w:lang w:val="ru-RU"/>
+              </w:rPr>
+            </w:pPr>
+            <w:r>
+              <w:rPr>
+                <w:sz w:val="24"/>
+                <w:szCs w:val="20"/>
                 <w:lang w:val="ru-RU"/>
               </w:rPr>
               <w:t>ONNX</w:t>
@@ -5233,11 +5213,15 @@
             <w:pPr>
               <w:ind w:firstLine="0"/>
               <w:rPr>
-                <w:lang w:val="ru-RU"/>
-              </w:rPr>
-            </w:pPr>
-            <w:r>
-              <w:rPr>
+                <w:sz w:val="24"/>
+                <w:szCs w:val="20"/>
+                <w:lang w:val="ru-RU"/>
+              </w:rPr>
+            </w:pPr>
+            <w:r>
+              <w:rPr>
+                <w:sz w:val="24"/>
+                <w:szCs w:val="20"/>
                 <w:lang w:val="ru-RU"/>
               </w:rPr>
               <w:t>Open Neural Network Exchange — открытый формат моделей МО</w:t>
@@ -5269,11 +5253,15 @@
             <w:pPr>
               <w:ind w:firstLine="0"/>
               <w:rPr>
-                <w:lang w:val="ru-RU"/>
-              </w:rPr>
-            </w:pPr>
-            <w:r>
-              <w:rPr>
+                <w:sz w:val="24"/>
+                <w:szCs w:val="20"/>
+                <w:lang w:val="ru-RU"/>
+              </w:rPr>
+            </w:pPr>
+            <w:r>
+              <w:rPr>
+                <w:sz w:val="24"/>
+                <w:szCs w:val="20"/>
                 <w:lang w:val="ru-RU"/>
               </w:rPr>
               <w:t>RPE</w:t>
@@ -5303,11 +5291,15 @@
             <w:pPr>
               <w:ind w:firstLine="0"/>
               <w:rPr>
-                <w:lang w:val="ru-RU"/>
-              </w:rPr>
-            </w:pPr>
-            <w:r>
-              <w:rPr>
+                <w:sz w:val="24"/>
+                <w:szCs w:val="20"/>
+                <w:lang w:val="ru-RU"/>
+              </w:rPr>
+            </w:pPr>
+            <w:r>
+              <w:rPr>
+                <w:sz w:val="24"/>
+                <w:szCs w:val="20"/>
                 <w:lang w:val="ru-RU"/>
               </w:rPr>
               <w:t>Rate of Perceived Exertion — субъективная оценка интенсивности нагрузки</w:t>
@@ -5339,11 +5331,15 @@
             <w:pPr>
               <w:ind w:firstLine="0"/>
               <w:rPr>
-                <w:lang w:val="ru-RU"/>
-              </w:rPr>
-            </w:pPr>
-            <w:r>
-              <w:rPr>
+                <w:sz w:val="24"/>
+                <w:szCs w:val="20"/>
+                <w:lang w:val="ru-RU"/>
+              </w:rPr>
+            </w:pPr>
+            <w:r>
+              <w:rPr>
+                <w:sz w:val="24"/>
+                <w:szCs w:val="20"/>
                 <w:lang w:val="ru-RU"/>
               </w:rPr>
               <w:t>SQL</w:t>
@@ -5373,11 +5369,15 @@
             <w:pPr>
               <w:ind w:firstLine="0"/>
               <w:rPr>
-                <w:lang w:val="ru-RU"/>
-              </w:rPr>
-            </w:pPr>
-            <w:r>
-              <w:rPr>
+                <w:sz w:val="24"/>
+                <w:szCs w:val="20"/>
+                <w:lang w:val="ru-RU"/>
+              </w:rPr>
+            </w:pPr>
+            <w:r>
+              <w:rPr>
+                <w:sz w:val="24"/>
+                <w:szCs w:val="20"/>
                 <w:lang w:val="ru-RU"/>
               </w:rPr>
               <w:t>Structured Query Language — язык структурированных запросов</w:t>
@@ -5409,14 +5409,17 @@
             <w:pPr>
               <w:ind w:firstLine="0"/>
               <w:rPr>
-                <w:lang w:val="ru-RU"/>
-              </w:rPr>
-            </w:pPr>
-            <w:r>
-              <w:rPr>
-                <w:lang w:val="ru-RU"/>
-              </w:rPr>
-              <w:lastRenderedPageBreak/>
+                <w:sz w:val="24"/>
+                <w:szCs w:val="20"/>
+                <w:lang w:val="ru-RU"/>
+              </w:rPr>
+            </w:pPr>
+            <w:r>
+              <w:rPr>
+                <w:sz w:val="24"/>
+                <w:szCs w:val="20"/>
+                <w:lang w:val="ru-RU"/>
+              </w:rPr>
               <w:t>UI</w:t>
             </w:r>
           </w:p>
@@ -5444,11 +5447,15 @@
             <w:pPr>
               <w:ind w:firstLine="0"/>
               <w:rPr>
-                <w:lang w:val="ru-RU"/>
-              </w:rPr>
-            </w:pPr>
-            <w:r>
-              <w:rPr>
+                <w:sz w:val="24"/>
+                <w:szCs w:val="20"/>
+                <w:lang w:val="ru-RU"/>
+              </w:rPr>
+            </w:pPr>
+            <w:r>
+              <w:rPr>
+                <w:sz w:val="24"/>
+                <w:szCs w:val="20"/>
                 <w:lang w:val="ru-RU"/>
               </w:rPr>
               <w:t>User Interface — пользовательский интерфейс</w:t>
@@ -5847,93 +5854,72 @@
     </w:p>
     <w:p>
       <w:pPr>
-        <w:rPr>
-          <w:lang w:val="ru-RU"/>
-        </w:rPr>
-      </w:pPr>
-      <w:r>
-        <w:rPr>
-          <w:lang w:val="ru-RU"/>
-        </w:rPr>
-        <w:t>Силовой тренинг представляет собой вид физической активности, направленный на развитие мышечной силы, гипертрофии и общей физической подготовленности посредством выполнения упражнений с сопротивлением — штангой, гантелями, тренажёрами или собственным весом тела. Систематический силовой тренинг является научно обоснованным средством улучшения состояния опорно-двигательного аппарата, метаболических показателей и качества жизни [4].</w:t>
-      </w:r>
-    </w:p>
-    <w:p>
-      <w:pPr>
-        <w:rPr>
-          <w:lang w:val="ru-RU"/>
-        </w:rPr>
-      </w:pPr>
-      <w:r>
-        <w:rPr>
-          <w:lang w:val="ru-RU"/>
-        </w:rPr>
-        <w:t xml:space="preserve">Структура тренировочного процесса. </w:t>
-      </w:r>
-      <w:r>
-        <w:rPr>
-          <w:lang w:val="ru-RU"/>
-        </w:rPr>
-        <w:t>Тренировка состоит из набора упражнений, каждое из которых включает один или несколько подходов.</w:t>
-      </w:r>
-      <w:r>
-        <w:rPr>
-          <w:lang w:val="ru-RU"/>
-        </w:rPr>
+        <w:pStyle w:val="af3"/>
+      </w:pPr>
+      <w:r>
+        <w:t>Силовой тренинг представляет собой вид физической активности, при котором мышцы преодолевают внешнее сопротивление: вес штанги, гантелей, тренажёров или собственного тела. Его целью служит увеличение мышечной силы и массы (гипертрофия), а также повышение общей физической подготовленности. Систематические занятия силовыми упражнениями научно признаны действенным средством укрепления опорно-двигательного аппарата, нормализации обмена веществ и повышения качества жизни [4].</w:t>
+      </w:r>
+    </w:p>
+    <w:p>
+      <w:pPr>
+        <w:pStyle w:val="af3"/>
+      </w:pPr>
+      <w:r>
+        <w:t>Тренировочный процесс имеет иерархическую структуру: отдельная тренировка складывается из упражнений, а каждое упражнение — из одного или нескольких подходов. Подход описывается тремя основными параметрами: рабочим весом (кг), числом повторений и субъективной оценкой воспринимаемой нагрузки RPE (Rate of Perceived Exertion) по шкале Борга [5]. Эта шкала принимает значения от 1 до 10: оценка 10 отвечает мышечному отказу, а диапазон 7–8 — умеренно тяжёлой нагрузке, рекомендуемой для большинства рабочих подходов.</w:t>
+      </w:r>
+      <w:r>
         <w:t xml:space="preserve"> </w:t>
       </w:r>
       <w:r>
         <w:rPr>
-          <w:lang w:val="ru-RU"/>
-        </w:rPr>
-        <w:t xml:space="preserve">Подход характеризуется тремя основными параметрами: рабочим весом (кг), числом </w:t>
-      </w:r>
-      <w:r>
-        <w:rPr>
-          <w:highlight w:val="green"/>
-          <w:lang w:val="ru-RU"/>
-        </w:rPr>
-        <w:t>повторений</w:t>
-      </w:r>
-      <w:r>
-        <w:rPr>
-          <w:lang w:val="ru-RU"/>
-        </w:rPr>
-        <w:t xml:space="preserve"> и субъективной оценкой воспринимаемой нагрузки — RPE (Rate of Perceived Exertion) по шкале Борга [5]. Шкала RPE варьируется от 1 до 10, где значение 10 соответствует отказу, а значение 7–8 — умеренно тяжёлой нагрузке, рекомендуемой для большинства рабочих подходов.</w:t>
-      </w:r>
-    </w:p>
-    <w:p>
-      <w:pPr>
-        <w:rPr>
-          <w:lang w:val="ru-RU"/>
-        </w:rPr>
-      </w:pPr>
-      <w:r>
-        <w:rPr>
-          <w:lang w:val="ru-RU"/>
-        </w:rPr>
-        <w:t xml:space="preserve">Одноповторный максимум (1ПМ, one-rep max, 1RM) — стандартная единица оценки силовой подготовленности в пауэрлифтинге и бодибилдинге. Прямое измерение 1ПМ сопряжено с риском травмы, поэтому на практике широко применяются косвенные формулы оценки. Наиболее распространённой является </w:t>
-      </w:r>
-      <w:r>
-        <w:rPr>
-          <w:highlight w:val="green"/>
-          <w:lang w:val="ru-RU"/>
-        </w:rPr>
-        <w:t>формула Эпли</w:t>
-      </w:r>
-      <w:r>
-        <w:rPr>
-          <w:highlight w:val="green"/>
-          <w:lang w:val="ru-RU"/>
-        </w:rPr>
-        <w:t xml:space="preserve">(1.1) </w:t>
-      </w:r>
-      <w:r>
-        <w:rPr>
-          <w:highlight w:val="green"/>
-          <w:lang w:val="ru-RU"/>
-        </w:rPr>
-        <w:t>[6]:</w:t>
+          <w:rStyle w:val="af4"/>
+        </w:rPr>
+        <w:t>Более низкие значения RPE (6 и менее) соответствуют легкой или разминочной нагрузке, а также подходам, выполняемым в рамках скоростно-силовой работы или фазы разгрузки (делоада), когда сознательно сохраняется значительный запас повторений до отказа для минимизации утомления ЦНС</w:t>
+      </w:r>
+    </w:p>
+    <w:p>
+      <w:pPr>
+        <w:pStyle w:val="af3"/>
+      </w:pPr>
+      <w:r>
+        <w:t>Одноповторный максимум</w:t>
+      </w:r>
+      <w:r>
+        <w:t xml:space="preserve"> </w:t>
+      </w:r>
+      <w:r>
+        <w:t>— предельный вес, который атлет способен поднять в одном повторении</w:t>
+      </w:r>
+      <w:r>
+        <w:t>. О</w:t>
+      </w:r>
+      <w:r>
+        <w:t xml:space="preserve">н служит основной мерой силовой подготовленности в пауэрлифтинге и бодибилдинге. Поскольку прямое измерение </w:t>
+      </w:r>
+      <w:r>
+        <w:t>одноповторного максимума</w:t>
+      </w:r>
+      <w:r>
+        <w:t xml:space="preserve"> сопряжено с риском травмы, на практике его оценивают косвенно — по результату подхода с субмаксимальным весом.</w:t>
+      </w:r>
+      <w:r>
+        <w:t xml:space="preserve"> </w:t>
+      </w:r>
+      <w:r>
+        <w:t xml:space="preserve">В качестве расчетного инструмента применяется </w:t>
+      </w:r>
+      <w:r>
+        <w:lastRenderedPageBreak/>
+        <w:t>аппроксимирующее уравнение, разработанное ученым Б. Эпли</w:t>
+      </w:r>
+      <w:r>
+        <w:t>[6]</w:t>
+      </w:r>
+      <w:r>
+        <w:t>, расчет по которому производится по формуле</w:t>
+      </w:r>
+      <w:r>
+        <w:t>(1.1).</w:t>
       </w:r>
     </w:p>
     <w:tbl>
@@ -6109,27 +6095,23 @@
     <w:p>
       <w:pPr>
         <w:rPr>
-          <w:highlight w:val="green"/>
-          <w:lang w:val="ru-RU"/>
-        </w:rPr>
-      </w:pPr>
-      <w:r>
-        <w:rPr>
-          <w:highlight w:val="green"/>
+          <w:lang w:val="ru-RU"/>
+        </w:rPr>
+      </w:pPr>
+      <w:r>
+        <w:rPr>
           <w:lang w:val="ru-RU"/>
         </w:rPr>
         <w:t>г</w:t>
       </w:r>
       <w:r>
         <w:rPr>
-          <w:highlight w:val="green"/>
           <w:lang w:val="ru-RU"/>
         </w:rPr>
         <w:t>де</w:t>
       </w:r>
       <w:r>
         <w:rPr>
-          <w:highlight w:val="green"/>
           <w:lang w:val="ru-RU"/>
         </w:rPr>
         <w:t>:</w:t>
@@ -6143,7 +6125,6 @@
           <w:numId w:val="17"/>
         </w:numPr>
         <w:rPr>
-          <w:highlight w:val="green"/>
           <w:lang w:val="ru-RU"/>
         </w:rPr>
       </w:pPr>
@@ -6151,7 +6132,6 @@
         <m:r>
           <w:rPr>
             <w:rFonts w:ascii="Cambria Math" w:hAnsi="Cambria Math"/>
-            <w:highlight w:val="green"/>
             <w:lang w:val="ru-RU"/>
           </w:rPr>
           <m:t>W</m:t>
@@ -6159,14 +6139,12 @@
       </m:oMath>
       <w:r>
         <w:rPr>
-          <w:highlight w:val="green"/>
           <w:lang w:val="ru-RU"/>
         </w:rPr>
         <w:t xml:space="preserve"> — рабочий вес подхода (кг)</w:t>
       </w:r>
       <w:r>
         <w:rPr>
-          <w:highlight w:val="green"/>
           <w:lang w:val="ru-RU"/>
         </w:rPr>
         <w:t>;</w:t>
@@ -6180,7 +6158,6 @@
           <w:numId w:val="17"/>
         </w:numPr>
         <w:rPr>
-          <w:highlight w:val="green"/>
           <w:lang w:val="ru-RU"/>
         </w:rPr>
       </w:pPr>
@@ -6188,7 +6165,6 @@
         <m:r>
           <w:rPr>
             <w:rFonts w:ascii="Cambria Math" w:hAnsi="Cambria Math"/>
-            <w:highlight w:val="green"/>
             <w:lang w:val="ru-RU"/>
           </w:rPr>
           <m:t>N</m:t>
@@ -6196,7 +6172,6 @@
       </m:oMath>
       <w:r>
         <w:rPr>
-          <w:highlight w:val="green"/>
           <w:lang w:val="ru-RU"/>
         </w:rPr>
         <w:t xml:space="preserve"> — число выполненных повторений.</w:t>
@@ -6204,79 +6179,53 @@
     </w:p>
     <w:p>
       <w:pPr>
-        <w:rPr>
-          <w:lang w:val="ru-RU"/>
-        </w:rPr>
-      </w:pPr>
-      <w:r>
-        <w:rPr>
-          <w:lang w:val="ru-RU"/>
-        </w:rPr>
-        <w:t xml:space="preserve"> Формула применяется к самому тяжёлому рабочему подходу тренировки и даёт оценку 1ПМ с погрешностью около 5% [7]. Аналогичные </w:t>
-      </w:r>
-      <w:r>
-        <w:rPr>
-          <w:lang w:val="ru-RU"/>
-        </w:rPr>
-        <w:lastRenderedPageBreak/>
-        <w:t>формулы предложены Бжицким [8] и Лэндером [9]; формула Эпли выбрана в настоящей работе ввиду наибольшей распространённости и простоты реализации.</w:t>
-      </w:r>
-    </w:p>
-    <w:p>
-      <w:pPr>
-        <w:rPr>
-          <w:lang w:val="ru-RU"/>
-        </w:rPr>
-      </w:pPr>
-      <w:r>
-        <w:rPr>
-          <w:lang w:val="ru-RU"/>
-        </w:rPr>
-        <w:t>Прогрессивная нагрузка</w:t>
-      </w:r>
-      <w:r>
-        <w:rPr>
-          <w:lang w:val="ru-RU"/>
-        </w:rPr>
+        <w:pStyle w:val="af3"/>
+      </w:pPr>
+      <w:r>
+        <w:t>Эту о</w:t>
+      </w:r>
+      <w:r>
+        <w:t>ценку получают по наиболее тяжёлому рабочему подходу тренировки; по данным сопоставительных исследований, её погрешность не превышает примерно 5 % [7]. Близкие по назначению зависимости предложены Бжицким [8] и Лэндером [9]. В настоящей работе принята формула Эпли как наиболее распространённая и простая в реализации.</w:t>
+      </w:r>
+    </w:p>
+    <w:p>
+      <w:pPr>
+        <w:pStyle w:val="af3"/>
+      </w:pPr>
+      <w:r>
+        <w:t xml:space="preserve">Принцип прогрессивной нагрузки лежит в основе силового тренинга и состоит в систематическом повышении тренировочного воздействия, побуждающего организм к адаптации [10]. На практике нагрузку наращивают, увеличивая рабочий вес, число повторений либо число подходов. Темп прироста нелинеен и убывает со стажем: у начинающих атлетов </w:t>
+      </w:r>
+      <w:r>
+        <w:t>одноповторный максимум</w:t>
+      </w:r>
+      <w:r>
+        <w:t xml:space="preserve"> за 26 недель возрастает на 17–22 %, тогда как у опытных </w:t>
+      </w:r>
+      <w:r>
+        <w:t xml:space="preserve">спортсменов со </w:t>
+      </w:r>
+      <w:r>
+        <w:t>стаж</w:t>
+      </w:r>
+      <w:r>
+        <w:t>ем</w:t>
+      </w:r>
+      <w:r>
+        <w:t xml:space="preserve"> свыше трёх лет — лишь на 3–6 % [11].</w:t>
+      </w:r>
+    </w:p>
+    <w:p>
+      <w:pPr>
+        <w:pStyle w:val="af3"/>
+      </w:pPr>
+      <w:r>
+        <w:t>Программа тренировок задаёт распределение нагрузки по мышечным группам в пределах недельного цикла. Разрабатываемая система поддерживает типовые схемы: проработку всего тела за одно занятие (Full Body, 2–3 занятия в неделю), раздельное чередование жимовых, тяговых движений и упражнений на ноги (Push-Pull-Legs, 3–5 занятий), а также разделение</w:t>
+      </w:r>
+      <w:r>
         <w:t xml:space="preserve"> </w:t>
       </w:r>
       <w:r>
-        <w:rPr>
-          <w:lang w:val="ru-RU"/>
-        </w:rPr>
-        <w:t xml:space="preserve">— основной принцип силового тренинга, заключающийся в систематическом увеличении тренировочного стресса для стимуляции адаптации организма [10]. Практически прогрессия реализуется через увеличение рабочего веса, числа повторений или числа подходов. Скорость прогресса нелинейна: у начинающих атлетов прирост 1ПМ за 26 недель может составить 17–22%, тогда как у опытных </w:t>
-      </w:r>
-      <w:r>
-        <w:rPr>
-          <w:lang w:val="ru-RU"/>
-        </w:rPr>
-        <w:t xml:space="preserve">со </w:t>
-      </w:r>
-      <w:r>
-        <w:rPr>
-          <w:lang w:val="ru-RU"/>
-        </w:rPr>
-        <w:t>стаж</w:t>
-      </w:r>
-      <w:r>
-        <w:rPr>
-          <w:lang w:val="ru-RU"/>
-        </w:rPr>
-        <w:t xml:space="preserve">ем </w:t>
-      </w:r>
-      <w:r>
-        <w:rPr>
-          <w:lang w:val="ru-RU"/>
-        </w:rPr>
-        <w:t>более 3 лет — лишь 3–6% [11].</w:t>
-      </w:r>
-    </w:p>
-    <w:p>
-      <w:pPr>
-        <w:pStyle w:val="af3"/>
-      </w:pPr>
-      <w:r>
-        <w:t>Программа тренировок определяет распределение нагрузки на мышечные группы по дням недели. В разрабатываемой системе поддерживаются следующие типовые схемы: проработка всего тела (Full Body, 2–3 дня/нед.), чередование тяговых, жимовых движений и упражнений на ноги (Push-Pull-Legs, 3–5 дней/нед.), а также раздельные тренировки верхней и нижней частей тела (Upper-Lower, 4 дня/нед.).</w:t>
+        <w:t>нагрузки на верхнюю и нижнюю части тела (Upper-Lower, 4 занятия).</w:t>
       </w:r>
     </w:p>
     <w:p>
@@ -6295,13 +6244,21 @@
           <w:rStyle w:val="af1"/>
           <w:b w:val="0"/>
           <w:bCs w:val="0"/>
-        </w:rPr>
-      </w:pPr>
-      <w:r>
-        <w:rPr>
-          <w:lang w:val="ru-RU"/>
-        </w:rPr>
-        <w:t>На рынке мобильных приложений для учёта силовых тренировок представлено несколько решений. Проведён сравнительный анализ четырёх наиболее популярных приложений по ключевым критериям, значимым для целевой аудитории</w:t>
+          <w:lang w:val="ru-RU"/>
+        </w:rPr>
+      </w:pPr>
+      <w:r>
+        <w:rPr>
+          <w:lang w:val="ru-RU"/>
+        </w:rPr>
+        <w:t xml:space="preserve">На рынке мобильных приложений для учёта силовых тренировок представлено несколько решений. Проведён сравнительный анализ четырёх </w:t>
+      </w:r>
+      <w:r>
+        <w:rPr>
+          <w:lang w:val="ru-RU"/>
+        </w:rPr>
+        <w:lastRenderedPageBreak/>
+        <w:t>наиболее популярных приложений по ключевым критериям, значимым для целевой аудитории</w:t>
       </w:r>
       <w:r>
         <w:rPr>
@@ -6899,43 +6856,6 @@
           </w:p>
         </w:tc>
       </w:tr>
-    </w:tbl>
-    <w:p>
-      <w:r>
-        <w:br w:type="page"/>
-      </w:r>
-    </w:p>
-    <w:p>
-      <w:pPr>
-        <w:ind w:firstLine="0"/>
-        <w:rPr>
-          <w:lang w:val="ru-RU"/>
-        </w:rPr>
-      </w:pPr>
-      <w:r>
-        <w:rPr>
-          <w:lang w:val="ru-RU"/>
-        </w:rPr>
-        <w:lastRenderedPageBreak/>
-        <w:t>Продолжение таблицы 1</w:t>
-      </w:r>
-    </w:p>
-    <w:tbl>
-      <w:tblPr>
-        <w:tblStyle w:val="aa"/>
-        <w:tblW w:w="9209" w:type="dxa"/>
-        <w:jc w:val="center"/>
-        <w:tblLayout w:type="fixed"/>
-        <w:tblLook w:val="04A0" w:firstRow="1" w:lastRow="0" w:firstColumn="1" w:lastColumn="0" w:noHBand="0" w:noVBand="1"/>
-      </w:tblPr>
-      <w:tblGrid>
-        <w:gridCol w:w="1765"/>
-        <w:gridCol w:w="1473"/>
-        <w:gridCol w:w="1435"/>
-        <w:gridCol w:w="1615"/>
-        <w:gridCol w:w="1220"/>
-        <w:gridCol w:w="1701"/>
-      </w:tblGrid>
       <w:tr>
         <w:trPr>
           <w:trHeight w:val="29"/>
@@ -8410,6 +8330,7 @@
         <w:rPr>
           <w:lang w:val="ru-RU"/>
         </w:rPr>
+        <w:lastRenderedPageBreak/>
         <w:t>FitNotes — простое Android-приложение с открытым исходным кодом, специализированное на учёте силовых тренировок. Поддерживает графики прогресса и экспорт CSV. Отсутствует облачная синхронизация, ML-функции и поддержка iOS/Windows.</w:t>
       </w:r>
     </w:p>
@@ -8470,7 +8391,6 @@
           <w:highlight w:val="yellow"/>
           <w:lang w:val="ru-RU"/>
         </w:rPr>
-        <w:lastRenderedPageBreak/>
         <w:t>персонализированное ML-прогнозирование 1ПМ, работающее локально на устройстве без подписк</w:t>
       </w:r>
       <w:r>
@@ -8633,14 +8553,7 @@
           <w:highlight w:val="green"/>
           <w:lang w:val="ru-RU"/>
         </w:rPr>
-        <w:t>одноповторный максимум</w:t>
-      </w:r>
-      <w:r>
-        <w:rPr>
-          <w:highlight w:val="green"/>
-          <w:lang w:val="ru-RU"/>
-        </w:rPr>
-        <w:t>;</w:t>
+        <w:t>одноповторный максимум;</w:t>
       </w:r>
     </w:p>
     <w:p>
@@ -8689,6 +8602,7 @@
         <w:rPr>
           <w:lang w:val="ru-RU"/>
         </w:rPr>
+        <w:lastRenderedPageBreak/>
         <w:t>автоматическая генерация рекомендации по нагрузке на следующую тренировку;</w:t>
       </w:r>
     </w:p>
@@ -8756,7 +8670,6 @@
         <w:rPr>
           <w:lang w:val="ru-RU"/>
         </w:rPr>
-        <w:lastRenderedPageBreak/>
         <w:t>кроссплатформенность: Android (API 30+) и W</w:t>
       </w:r>
       <w:r>
@@ -9025,7 +8938,14 @@
         <w:rPr>
           <w:lang w:val="ru-RU"/>
         </w:rPr>
-        <w:t xml:space="preserve">Методы градиентного бустинга демонстрируют высокую точность при решении задач регрессии на структурированных данных с большим числом признаков [3]. </w:t>
+        <w:t xml:space="preserve">Методы градиентного бустинга демонстрируют высокую точность при решении задач регрессии на структурированных данных с большим числом </w:t>
+      </w:r>
+      <w:r>
+        <w:rPr>
+          <w:lang w:val="ru-RU"/>
+        </w:rPr>
+        <w:lastRenderedPageBreak/>
+        <w:t xml:space="preserve">признаков [3]. </w:t>
       </w:r>
       <w:r>
         <w:rPr>
@@ -9079,7 +8999,6 @@
         <w:rPr>
           <w:lang w:val="ru-RU"/>
         </w:rPr>
-        <w:lastRenderedPageBreak/>
         <w:t>Нейросетевые методы (LSTM, трансформеры) теоретически могут моделировать долгосрочные зависимости в тренировочных сериях, однако требуют значительно большего объёма данных и вычислительных ресурсов для обучения, что затрудняет их применение в условиях ограниченных размеченных датасетов [1</w:t>
       </w:r>
       <w:r>
@@ -9929,6 +9848,11 @@
       <w:bookmarkEnd w:id="11"/>
     </w:p>
     <w:p>
+      <w:pPr>
+        <w:rPr>
+          <w:lang w:val="ru-RU"/>
+        </w:rPr>
+      </w:pPr>
       <w:r>
         <w:rPr>
           <w:lang w:val="ru-RU"/>
@@ -9945,6 +9869,9 @@
     <w:p>
       <w:pPr>
         <w:ind w:firstLine="0"/>
+        <w:rPr>
+          <w:lang w:val="ru-RU"/>
+        </w:rPr>
       </w:pPr>
       <w:r>
         <w:rPr>
@@ -9953,6 +9880,9 @@
         <w:t>Таблица</w:t>
       </w:r>
       <w:r>
+        <w:rPr>
+          <w:lang w:val="ru-RU"/>
+        </w:rPr>
         <w:t xml:space="preserve"> 2 — </w:t>
       </w:r>
       <w:r>
@@ -9962,7 +9892,19 @@
         <w:t>Эндпоинты</w:t>
       </w:r>
       <w:r>
-        <w:t xml:space="preserve"> API </w:t>
+        <w:rPr>
+          <w:lang w:val="ru-RU"/>
+        </w:rPr>
+        <w:t xml:space="preserve"> </w:t>
+      </w:r>
+      <w:r>
+        <w:t>API</w:t>
+      </w:r>
+      <w:r>
+        <w:rPr>
+          <w:lang w:val="ru-RU"/>
+        </w:rPr>
+        <w:t xml:space="preserve"> </w:t>
       </w:r>
       <w:r>
         <w:rPr>
@@ -9971,7 +9913,19 @@
         <w:t>сервера</w:t>
       </w:r>
       <w:r>
-        <w:t xml:space="preserve"> FitApp.</w:t>
+        <w:rPr>
+          <w:lang w:val="ru-RU"/>
+        </w:rPr>
+        <w:t xml:space="preserve"> </w:t>
+      </w:r>
+      <w:r>
+        <w:t>FitApp</w:t>
+      </w:r>
+      <w:r>
+        <w:rPr>
+          <w:lang w:val="ru-RU"/>
+        </w:rPr>
+        <w:t>.</w:t>
       </w:r>
     </w:p>
     <w:tbl>
@@ -10017,7 +9971,7 @@
             <w:pPr>
               <w:spacing w:line="240" w:lineRule="auto"/>
               <w:ind w:firstLine="0"/>
-              <w:jc w:val="center"/>
+              <w:jc w:val="left"/>
               <w:rPr>
                 <w:rFonts w:eastAsia="Times New Roman" w:cs="Times New Roman"/>
                 <w:b/>
@@ -10203,7 +10157,7 @@
             <w:pPr>
               <w:spacing w:line="240" w:lineRule="auto"/>
               <w:ind w:firstLine="0"/>
-              <w:jc w:val="center"/>
+              <w:jc w:val="left"/>
               <w:rPr>
                 <w:rFonts w:eastAsia="Times New Roman" w:cs="Times New Roman"/>
                 <w:sz w:val="24"/>
@@ -10375,7 +10329,7 @@
             <w:pPr>
               <w:spacing w:line="240" w:lineRule="auto"/>
               <w:ind w:firstLine="0"/>
-              <w:jc w:val="center"/>
+              <w:jc w:val="left"/>
               <w:rPr>
                 <w:rFonts w:eastAsia="Times New Roman" w:cs="Times New Roman"/>
                 <w:sz w:val="24"/>
@@ -10550,7 +10504,7 @@
             <w:pPr>
               <w:spacing w:line="240" w:lineRule="auto"/>
               <w:ind w:firstLine="0"/>
-              <w:jc w:val="center"/>
+              <w:jc w:val="left"/>
               <w:rPr>
                 <w:rFonts w:eastAsia="Times New Roman" w:cs="Times New Roman"/>
                 <w:sz w:val="24"/>
@@ -12272,6 +12226,11 @@
       </w:r>
     </w:p>
     <w:p>
+      <w:pPr>
+        <w:rPr>
+          <w:lang w:val="ru-RU"/>
+        </w:rPr>
+      </w:pPr>
       <w:r>
         <w:rPr>
           <w:lang w:val="ru-RU"/>
@@ -12409,7 +12368,13 @@
         </w:tc>
       </w:tr>
     </w:tbl>
-    <w:p/>
+    <w:p>
+      <w:pPr>
+        <w:rPr>
+          <w:lang w:val="ru-RU"/>
+        </w:rPr>
+      </w:pPr>
+    </w:p>
     <w:p>
       <m:oMathPara>
         <m:oMath>
@@ -21292,14 +21257,14 @@
           <w:numId w:val="11"/>
         </w:numPr>
         <w:rPr>
-          <w:lang w:val="en-US" w:eastAsia="ru-RU"/>
-        </w:rPr>
-      </w:pPr>
-      <w:r>
-        <w:rPr>
-          <w:lang w:val="en-US" w:eastAsia="ru-RU"/>
-        </w:rPr>
-        <w:t>Westcott W. L. Resistance training is medicine: effects of strength training on health // Current Sports Medicine Reports. — 2012. — Vol. 11, No. 4. — P. 209–216.</w:t>
+          <w:lang w:eastAsia="ru-RU"/>
+        </w:rPr>
+      </w:pPr>
+      <w:r>
+        <w:rPr>
+          <w:lang w:eastAsia="ru-RU"/>
+        </w:rPr>
+        <w:t>Евсеев Ю. И. Физическая культура : учебное пособие. — 9-е изд. — Ростов н/Д : Феникс, 2014. — 444 с.</w:t>
       </w:r>
     </w:p>
     <w:p>
@@ -24847,7 +24812,7 @@
   <w:abstractNum w:abstractNumId="7" w15:restartNumberingAfterBreak="0">
     <w:nsid w:val="3AA9220A"/>
     <w:multiLevelType w:val="hybridMultilevel"/>
-    <w:tmpl w:val="DEDE7814"/>
+    <w:tmpl w:val="1FC29532"/>
     <w:lvl w:ilvl="0" w:tplc="0419000F">
       <w:start w:val="1"/>
       <w:numFmt w:val="decimal"/>
